--- a/Minister Submission/Oreida_Proposal_Minister_of_ICT.docx
+++ b/Minister Submission/Oreida_Proposal_Minister_of_ICT.docx
@@ -11,13 +11,13 @@
         <w:t xml:space="preserve">PROPOSAL FOR A PILOT POLICY-SIMULATION CAPABILITY</w:t>
       </w:r>
     </w:p>
-    <w:bookmarkStart w:id="9" w:name="X87f47e32495654ac30320d96c61af7be8b3c34f"/>
+    <w:bookmarkStart w:id="9" w:name="Xcca17ad94b06e8db3523e1bc76e10cec5c10370"/>
     <w:p>
       <w:pPr>
         <w:pStyle w:val="Heading2"/>
       </w:pPr>
       <w:r>
-        <w:t xml:space="preserve">Retained by the Ministry of Information Communication Technology, Postal and Courier Services</w:t>
+        <w:t xml:space="preserve">Retained by the Ministry of Information Communication Technology, Postal and Courier Services, in partnership with ZEPARI</w:t>
       </w:r>
     </w:p>
     <w:p>
@@ -31,182 +31,53 @@
         </w:rPr>
         <w:t xml:space="preserve">Submitted to:</w:t>
       </w:r>
-      <w:r>
-        <w:t xml:space="preserve"> </w:t>
-      </w:r>
-      <w:r>
-        <w:t xml:space="preserve">Hon. Tatenda Mavetera, MP — Minister of Information Communication Technology, Postal and Courier Services</w:t>
-      </w:r>
-    </w:p>
-    <w:p>
-      <w:pPr>
-        <w:pStyle w:val="BodyText"/>
-      </w:pPr>
-      <w:r>
-        <w:rPr>
-          <w:b/>
-          <w:bCs/>
-        </w:rPr>
-        <w:t xml:space="preserve">Submitted by:</w:t>
-      </w:r>
-      <w:r>
-        <w:t xml:space="preserve"> </w:t>
-      </w:r>
-      <w:r>
-        <w:t xml:space="preserve">Oreida Pvt Ltd, represented by Mr Edmore Zviitwah and Mr Tadii Tendayi</w:t>
-      </w:r>
-    </w:p>
-    <w:p>
-      <w:pPr>
-        <w:pStyle w:val="BodyText"/>
-      </w:pPr>
-      <w:r>
-        <w:rPr>
-          <w:b/>
-          <w:bCs/>
-        </w:rPr>
-        <w:t xml:space="preserve">Date:</w:t>
-      </w:r>
-      <w:r>
-        <w:t xml:space="preserve"> </w:t>
-      </w:r>
-      <w:r>
-        <w:t xml:space="preserve">2 October 2026</w:t>
-      </w:r>
-    </w:p>
-    <w:p>
-      <w:pPr>
-        <w:pStyle w:val="BodyText"/>
-      </w:pPr>
-      <w:r>
-        <w:rPr>
-          <w:b/>
-          <w:bCs/>
-        </w:rPr>
-        <w:t xml:space="preserve">Status:</w:t>
-      </w:r>
-      <w:r>
-        <w:t xml:space="preserve"> </w:t>
-      </w:r>
-      <w:r>
-        <w:t xml:space="preserve">For Decision</w:t>
-      </w:r>
-    </w:p>
-    <w:p>
-      <w:r>
-        <w:pict>
-          <v:rect style="width:0;height:1.5pt" o:hralign="center" o:hrstd="t" o:hr="t"/>
-        </w:pict>
-      </w:r>
-    </w:p>
-    <w:bookmarkEnd w:id="9"/>
-    <w:bookmarkStart w:id="10" w:name="X6005bef71425db1c89b1b6ad897616225c5ce83"/>
-    <w:p>
-      <w:pPr>
-        <w:pStyle w:val="Heading2"/>
-      </w:pPr>
-      <w:r>
-        <w:t xml:space="preserve">Part A — Covering letter to the Honourable Minister</w:t>
-      </w:r>
-    </w:p>
-    <w:p>
-      <w:pPr>
-        <w:pStyle w:val="FirstParagraph"/>
-      </w:pPr>
-      <w:r>
-        <w:t xml:space="preserve">Dear Honourable Minister,</w:t>
-      </w:r>
-    </w:p>
-    <w:p>
-      <w:pPr>
+    </w:p>
+    <w:p>
+      <w:pPr>
+        <w:pStyle w:val="Compact"/>
         <w:numPr>
           <w:ilvl w:val="0"/>
           <w:numId w:val="1001"/>
         </w:numPr>
       </w:pPr>
       <w:r>
-        <w:t xml:space="preserve">Oreida Pvt Ltd respectfully submits this proposal for a pilot policy-simulation capability to be retained by the Ministry of Information Communication Technology, Postal and Courier Services, and put to work as a pilot for the</w:t>
-      </w:r>
-      <w:r>
-        <w:t xml:space="preserve"> </w:t>
-      </w:r>
-      <w:r>
-        <w:rPr>
-          <w:b/>
-          <w:bCs/>
-        </w:rPr>
-        <w:t xml:space="preserve">Digitalize Zimbabwe</w:t>
-      </w:r>
-      <w:r>
-        <w:t xml:space="preserve"> </w:t>
-      </w:r>
-      <w:r>
-        <w:t xml:space="preserve">initiative.</w:t>
-      </w:r>
-    </w:p>
-    <w:p>
-      <w:pPr>
+        <w:t xml:space="preserve">Hon. Tatenda Mavetera, MP — Minister of Information Communication Technology, Postal and Courier Services</w:t>
+      </w:r>
+    </w:p>
+    <w:p>
+      <w:pPr>
+        <w:pStyle w:val="Compact"/>
         <w:numPr>
           <w:ilvl w:val="0"/>
           <w:numId w:val="1001"/>
         </w:numPr>
       </w:pPr>
       <w:r>
-        <w:t xml:space="preserve">The capability already exists and works. It is a browser-based platform, built and deployed, that lets a government department test a draft policy against a simulated population before the policy is implemented, and that produces structured findings for human review. It is not a concept, a mock-up or a promise: it runs today in an ordinary web browser and makes no network request at all.</w:t>
-      </w:r>
-    </w:p>
-    <w:p>
-      <w:pPr>
+        <w:t xml:space="preserve">Dr. Gibson Chigumira — Executive Director, ZEPARI (the Zimbabwe Economic Policy Analysis and Research Institute)</w:t>
+      </w:r>
+    </w:p>
+    <w:p>
+      <w:pPr>
+        <w:pStyle w:val="Compact"/>
         <w:numPr>
           <w:ilvl w:val="0"/>
           <w:numId w:val="1001"/>
         </w:numPr>
       </w:pPr>
       <w:r>
-        <w:t xml:space="preserve">What we are asking for is small and specific. We ask the Ministry to (a) endorse the platform as a pilot for the</w:t>
-      </w:r>
-      <w:r>
-        <w:t xml:space="preserve"> </w:t>
-      </w:r>
-      <w:r>
-        <w:rPr>
-          <w:b/>
-          <w:bCs/>
-        </w:rPr>
-        <w:t xml:space="preserve">Digitalize Zimbabwe</w:t>
-      </w:r>
-      <w:r>
-        <w:t xml:space="preserve"> </w:t>
-      </w:r>
-      <w:r>
-        <w:t xml:space="preserve">initiative, (b) fund the three named build steps that harden the demonstration for Government use, and (c) host the pilot inside the Ministry. The detail is set out in Part B, and the decision requested is repeated in a single page at Part C.</w:t>
-      </w:r>
-    </w:p>
-    <w:p>
-      <w:pPr>
+        <w:t xml:space="preserve">Dr. Jesimen Chipika — Deputy Governor, Reserve Bank of Zimbabwe; Chairperson, ZEPARI Board of Trustees</w:t>
+      </w:r>
+    </w:p>
+    <w:p>
+      <w:pPr>
+        <w:pStyle w:val="Compact"/>
         <w:numPr>
           <w:ilvl w:val="0"/>
           <w:numId w:val="1001"/>
         </w:numPr>
       </w:pPr>
       <w:r>
-        <w:t xml:space="preserve">We hold</w:t>
-      </w:r>
-      <w:r>
-        <w:t xml:space="preserve"> </w:t>
-      </w:r>
-      <w:r>
-        <w:rPr>
-          <w:b/>
-          <w:bCs/>
-        </w:rPr>
-        <w:t xml:space="preserve">no</w:t>
-      </w:r>
-      <w:r>
-        <w:t xml:space="preserve"> </w:t>
-      </w:r>
-      <w:r>
-        <w:t xml:space="preserve">endorsement from the Ministry or from any national programme for this platform. Obtaining that endorsement is precisely part of what is being requested.</w:t>
+        <w:t xml:space="preserve">The ZEPARI Board of Trustees, including the seats held by the Chamber of Mines of Zimbabwe and the Confederation of Zimbabwe Industries (CZI)</w:t>
       </w:r>
     </w:p>
     <w:p>
@@ -214,7 +85,17 @@
         <w:pStyle w:val="FirstParagraph"/>
       </w:pPr>
       <w:r>
-        <w:t xml:space="preserve">We remain at the Honourable Minister’s disposal for a live demonstration at any time.</w:t>
+        <w:rPr>
+          <w:b/>
+          <w:bCs/>
+        </w:rPr>
+        <w:t xml:space="preserve">Submitted by:</w:t>
+      </w:r>
+      <w:r>
+        <w:t xml:space="preserve"> </w:t>
+      </w:r>
+      <w:r>
+        <w:t xml:space="preserve">Oreida Pvt Ltd, represented by Mr Edmore Zviitwah and Mr Tadii Tendayi</w:t>
       </w:r>
     </w:p>
     <w:p>
@@ -222,7 +103,17 @@
         <w:pStyle w:val="BodyText"/>
       </w:pPr>
       <w:r>
-        <w:t xml:space="preserve">Yours faithfully,</w:t>
+        <w:rPr>
+          <w:b/>
+          <w:bCs/>
+        </w:rPr>
+        <w:t xml:space="preserve">Date:</w:t>
+      </w:r>
+      <w:r>
+        <w:t xml:space="preserve"> </w:t>
+      </w:r>
+      <w:r>
+        <w:t xml:space="preserve">2 October 2026</w:t>
       </w:r>
     </w:p>
     <w:p>
@@ -234,23 +125,13 @@
           <w:b/>
           <w:bCs/>
         </w:rPr>
-        <w:t xml:space="preserve">Oreida Pvt Ltd</w:t>
-      </w:r>
-    </w:p>
-    <w:p>
-      <w:pPr>
-        <w:pStyle w:val="BodyText"/>
-      </w:pPr>
-      <w:r>
-        <w:t xml:space="preserve">Mr Edmore Zviitwah — Representative</w:t>
-      </w:r>
-    </w:p>
-    <w:p>
-      <w:pPr>
-        <w:pStyle w:val="BodyText"/>
-      </w:pPr>
-      <w:r>
-        <w:t xml:space="preserve">Mr Tadii Tendayi — Representative</w:t>
+        <w:t xml:space="preserve">Status:</w:t>
+      </w:r>
+      <w:r>
+        <w:t xml:space="preserve"> </w:t>
+      </w:r>
+      <w:r>
+        <w:t xml:space="preserve">For Decision</w:t>
       </w:r>
     </w:p>
     <w:p>
@@ -260,6 +141,183 @@
         </w:pict>
       </w:r>
     </w:p>
+    <w:bookmarkEnd w:id="9"/>
+    <w:bookmarkStart w:id="10" w:name="X6005bef71425db1c89b1b6ad897616225c5ce83"/>
+    <w:p>
+      <w:pPr>
+        <w:pStyle w:val="Heading2"/>
+      </w:pPr>
+      <w:r>
+        <w:t xml:space="preserve">Part A — Covering letter to the Honourable Minister</w:t>
+      </w:r>
+    </w:p>
+    <w:p>
+      <w:pPr>
+        <w:pStyle w:val="FirstParagraph"/>
+      </w:pPr>
+      <w:r>
+        <w:t xml:space="preserve">Dear Honourable Minister, Members of the ZEPARI Board and Executive,</w:t>
+      </w:r>
+    </w:p>
+    <w:p>
+      <w:pPr>
+        <w:numPr>
+          <w:ilvl w:val="0"/>
+          <w:numId w:val="1002"/>
+        </w:numPr>
+      </w:pPr>
+      <w:r>
+        <w:t xml:space="preserve">Oreida Pvt Ltd respectfully submits this proposal for a pilot policy-simulation capability to be retained by the Ministry of Information Communication Technology, Postal and Courier Services, in partnership with ZEPARI, and put to work as a pilot for the</w:t>
+      </w:r>
+      <w:r>
+        <w:t xml:space="preserve"> </w:t>
+      </w:r>
+      <w:r>
+        <w:rPr>
+          <w:b/>
+          <w:bCs/>
+        </w:rPr>
+        <w:t xml:space="preserve">Digitalize Zimbabwe</w:t>
+      </w:r>
+      <w:r>
+        <w:t xml:space="preserve"> </w:t>
+      </w:r>
+      <w:r>
+        <w:t xml:space="preserve">initiative.</w:t>
+      </w:r>
+    </w:p>
+    <w:p>
+      <w:pPr>
+        <w:numPr>
+          <w:ilvl w:val="0"/>
+          <w:numId w:val="1002"/>
+        </w:numPr>
+      </w:pPr>
+      <w:r>
+        <w:t xml:space="preserve">The capability already exists and works. It is a browser-based platform, built and deployed, that lets a government department test a draft policy against a simulated population before the policy is implemented, and that produces structured findings for human review. It is not a concept, a mock-up or a promise: it runs today in an ordinary web browser and makes no network request at all.</w:t>
+      </w:r>
+    </w:p>
+    <w:p>
+      <w:pPr>
+        <w:numPr>
+          <w:ilvl w:val="0"/>
+          <w:numId w:val="1002"/>
+        </w:numPr>
+      </w:pPr>
+      <w:r>
+        <w:t xml:space="preserve">What we are asking for is small and specific. We ask the Ministry to (a) endorse the platform as a pilot for the</w:t>
+      </w:r>
+      <w:r>
+        <w:t xml:space="preserve"> </w:t>
+      </w:r>
+      <w:r>
+        <w:rPr>
+          <w:b/>
+          <w:bCs/>
+        </w:rPr>
+        <w:t xml:space="preserve">Digitalize Zimbabwe</w:t>
+      </w:r>
+      <w:r>
+        <w:t xml:space="preserve"> </w:t>
+      </w:r>
+      <w:r>
+        <w:t xml:space="preserve">initiative, (b) fund the three named build steps that harden the demonstration for Government use, and (c) host the pilot inside the Ministry. We ask</w:t>
+      </w:r>
+      <w:r>
+        <w:t xml:space="preserve"> </w:t>
+      </w:r>
+      <w:r>
+        <w:rPr>
+          <w:b/>
+          <w:bCs/>
+        </w:rPr>
+        <w:t xml:space="preserve">ZEPARI</w:t>
+      </w:r>
+      <w:r>
+        <w:t xml:space="preserve"> </w:t>
+      </w:r>
+      <w:r>
+        <w:t xml:space="preserve">to (d) partner on the evidence base and the methods, and (e) endorse the platform as a pilot for ZEPARI’s evidence-based policy work. Oreida Pvt Ltd seeks to partner with ZEPARI and the Ministry of ICT, and the two endorsements are sought together. The detail is set out in Part B, and the decision requested is repeated in a single page at Part C.</w:t>
+      </w:r>
+    </w:p>
+    <w:p>
+      <w:pPr>
+        <w:numPr>
+          <w:ilvl w:val="0"/>
+          <w:numId w:val="1002"/>
+        </w:numPr>
+      </w:pPr>
+      <w:r>
+        <w:t xml:space="preserve">We hold</w:t>
+      </w:r>
+      <w:r>
+        <w:t xml:space="preserve"> </w:t>
+      </w:r>
+      <w:r>
+        <w:rPr>
+          <w:b/>
+          <w:bCs/>
+        </w:rPr>
+        <w:t xml:space="preserve">no</w:t>
+      </w:r>
+      <w:r>
+        <w:t xml:space="preserve"> </w:t>
+      </w:r>
+      <w:r>
+        <w:t xml:space="preserve">endorsement from the Ministry, from ZEPARI or from any national programme for this platform. Obtaining those endorsements is precisely part of what is being requested.</w:t>
+      </w:r>
+    </w:p>
+    <w:p>
+      <w:pPr>
+        <w:pStyle w:val="FirstParagraph"/>
+      </w:pPr>
+      <w:r>
+        <w:t xml:space="preserve">We remain at the Honourable Minister’s disposal for a live demonstration at any time.</w:t>
+      </w:r>
+    </w:p>
+    <w:p>
+      <w:pPr>
+        <w:pStyle w:val="BodyText"/>
+      </w:pPr>
+      <w:r>
+        <w:t xml:space="preserve">Yours faithfully,</w:t>
+      </w:r>
+    </w:p>
+    <w:p>
+      <w:pPr>
+        <w:pStyle w:val="BodyText"/>
+      </w:pPr>
+      <w:r>
+        <w:rPr>
+          <w:b/>
+          <w:bCs/>
+        </w:rPr>
+        <w:t xml:space="preserve">Oreida Pvt Ltd</w:t>
+      </w:r>
+    </w:p>
+    <w:p>
+      <w:pPr>
+        <w:pStyle w:val="BodyText"/>
+      </w:pPr>
+      <w:r>
+        <w:t xml:space="preserve">Mr Edmore Zviitwah — Representative</w:t>
+      </w:r>
+    </w:p>
+    <w:p>
+      <w:pPr>
+        <w:pStyle w:val="BodyText"/>
+      </w:pPr>
+      <w:r>
+        <w:t xml:space="preserve">Mr Tadii Tendayi — Representative</w:t>
+      </w:r>
+    </w:p>
+    <w:p>
+      <w:r>
+        <w:pict>
+          <v:rect style="width:0;height:1.5pt" o:hralign="center" o:hrstd="t" o:hr="t"/>
+        </w:pict>
+      </w:r>
+    </w:p>
     <w:bookmarkEnd w:id="10"/>
     <w:bookmarkStart w:id="25" w:name="part-b-memorandum-for-decision"/>
     <w:p>
@@ -316,7 +374,20 @@
         <w:t xml:space="preserve"> </w:t>
       </w:r>
       <w:r>
-        <w:t xml:space="preserve">initiative, hosted inside the Ministry, and funded for the three named build steps below.</w:t>
+        <w:t xml:space="preserve">initiative, hosted inside the Ministry, and funded for the three named build steps below,</w:t>
+      </w:r>
+      <w:r>
+        <w:t xml:space="preserve"> </w:t>
+      </w:r>
+      <w:r>
+        <w:rPr>
+          <w:b/>
+          <w:bCs/>
+        </w:rPr>
+        <w:t xml:space="preserve">in partnership with ZEPARI</w:t>
+      </w:r>
+      <w:r>
+        <w:t xml:space="preserve">, whose endorsement of the platform as a pilot for ZEPARI’s evidence-based policy work is sought at the same time.</w:t>
       </w:r>
     </w:p>
     <w:p>
@@ -395,7 +466,23 @@
         <w:t xml:space="preserve"> </w:t>
       </w:r>
       <w:r>
-        <w:t xml:space="preserve">platform.</w:t>
+        <w:t xml:space="preserve">platform. It is offered jointly: Oreida Pvt Ltd seeks to partner with</w:t>
+      </w:r>
+      <w:r>
+        <w:t xml:space="preserve"> </w:t>
+      </w:r>
+      <w:r>
+        <w:rPr>
+          <w:b/>
+          <w:bCs/>
+        </w:rPr>
+        <w:t xml:space="preserve">ZEPARI</w:t>
+      </w:r>
+      <w:r>
+        <w:t xml:space="preserve"> </w:t>
+      </w:r>
+      <w:r>
+        <w:t xml:space="preserve">and with the Ministry of Information Communication Technology, Postal and Courier Services — the Ministry to host the pilot inside Government, and ZEPARI to partner on the evidence base and the methods.</w:t>
       </w:r>
     </w:p>
     <w:p>
@@ -550,7 +637,7 @@
           <w:b/>
           <w:bCs/>
         </w:rPr>
-        <w:t xml:space="preserve">72 modelled stakeholder groups</w:t>
+        <w:t xml:space="preserve">150 modelled stakeholder groups</w:t>
       </w:r>
       <w:r>
         <w:t xml:space="preserve">, including civil servants, urban and rural households, informal traders, manufacturers, mining operators, smallholder farmers, the diaspora, youth, women, pensioners, the financial sector, exporters, local authorities, development partners, health workers, educators, traditional leaders, faith-based organisations, trade unions, employer federations, cooperatives, the media, tourism and transport operators, energy and water utilities, and persons with disabilities.</w:t>
@@ -563,7 +650,7 @@
           <w:b/>
           <w:bCs/>
         </w:rPr>
-        <w:t xml:space="preserve">20 of the 72 stand on a published national share</w:t>
+        <w:t xml:space="preserve">20 of the 150 stand on a published national share</w:t>
       </w:r>
       <w:r>
         <w:t xml:space="preserve">, each naming the figure it stands for and the publication it came from; the remaining</w:t>
@@ -576,7 +663,7 @@
           <w:b/>
           <w:bCs/>
         </w:rPr>
-        <w:t xml:space="preserve">52 are explicitly labelled</w:t>
+        <w:t xml:space="preserve">130 are explicitly labelled</w:t>
       </w:r>
       <w:r>
         <w:rPr>
@@ -604,13 +691,13 @@
           <w:b/>
           <w:bCs/>
         </w:rPr>
-        <w:t xml:space="preserve">24 groups</w:t>
-      </w:r>
-      <w:r>
-        <w:t xml:space="preserve"> </w:t>
-      </w:r>
-      <w:r>
-        <w:t xml:space="preserve">its own mandate covers, drawn from these 72.</w:t>
+        <w:t xml:space="preserve">40 groups</w:t>
+      </w:r>
+      <w:r>
+        <w:t xml:space="preserve"> </w:t>
+      </w:r>
+      <w:r>
+        <w:t xml:space="preserve">its own mandate covers, drawn from these 150.</w:t>
       </w:r>
     </w:p>
     <w:p>
@@ -628,7 +715,7 @@
           <w:b/>
           <w:bCs/>
         </w:rPr>
-        <w:t xml:space="preserve">160 reference indicators</w:t>
+        <w:t xml:space="preserve">510 reference indicators</w:t>
       </w:r>
       <w:r>
         <w:t xml:space="preserve"> </w:t>
@@ -644,7 +731,7 @@
           <w:b/>
           <w:bCs/>
         </w:rPr>
-        <w:t xml:space="preserve">24 are published figures</w:t>
+        <w:t xml:space="preserve">275 are published figures</w:t>
       </w:r>
       <w:r>
         <w:t xml:space="preserve">, each naming its publisher, its publication and its period, and</w:t>
@@ -657,7 +744,7 @@
           <w:b/>
           <w:bCs/>
         </w:rPr>
-        <w:t xml:space="preserve">136 are explicitly labelled</w:t>
+        <w:t xml:space="preserve">235 are explicitly labelled</w:t>
       </w:r>
       <w:r>
         <w:rPr>
@@ -884,13 +971,13 @@
       </w:r>
     </w:p>
     <w:bookmarkEnd w:id="14"/>
-    <w:bookmarkStart w:id="15" w:name="the-pilot-case-digitalize-zimbabwe"/>
+    <w:bookmarkStart w:id="15" w:name="Xf4e694884b38fb095f87b2db45800fe9c5b4e5a"/>
     <w:p>
       <w:pPr>
         <w:pStyle w:val="Heading3"/>
       </w:pPr>
       <w:r>
-        <w:t xml:space="preserve">5. The pilot case — Digitalize Zimbabwe</w:t>
+        <w:t xml:space="preserve">5. The pilot case — Digitalize Zimbabwe, with ZEPARI as research partner</w:t>
       </w:r>
     </w:p>
     <w:p>
@@ -1208,6 +1295,69 @@
       </w:r>
       <w:r>
         <w:t xml:space="preserve">endorsement of this platform, and obtaining one is part of the ask.</w:t>
+      </w:r>
+    </w:p>
+    <w:p>
+      <w:pPr>
+        <w:pStyle w:val="BodyText"/>
+      </w:pPr>
+      <w:r>
+        <w:t xml:space="preserve">5.8</w:t>
+      </w:r>
+      <w:r>
+        <w:t xml:space="preserve"> </w:t>
+      </w:r>
+      <w:r>
+        <w:rPr>
+          <w:b/>
+          <w:bCs/>
+        </w:rPr>
+        <w:t xml:space="preserve">ZEPARI — the research partner.</w:t>
+      </w:r>
+      <w:r>
+        <w:t xml:space="preserve"> </w:t>
+      </w:r>
+      <w:r>
+        <w:rPr>
+          <w:b/>
+          <w:bCs/>
+        </w:rPr>
+        <w:t xml:space="preserve">ZEPARI</w:t>
+      </w:r>
+      <w:r>
+        <w:t xml:space="preserve"> </w:t>
+      </w:r>
+      <w:r>
+        <w:t xml:space="preserve">is the</w:t>
+      </w:r>
+      <w:r>
+        <w:t xml:space="preserve"> </w:t>
+      </w:r>
+      <w:r>
+        <w:rPr>
+          <w:b/>
+          <w:bCs/>
+        </w:rPr>
+        <w:t xml:space="preserve">Zimbabwe Economic Policy Analysis and Research Institute</w:t>
+      </w:r>
+      <w:r>
+        <w:t xml:space="preserve">, an autonomous economic policy analysis and research think-tank established in 2003 by a Deed of Trust. Its stated mission is to conduct applied economic policy analysis, research and capacity building to promote a culture of evidence-based policy making in Zimbabwe. That is precisely the evidence base this platform consumes, which is why Oreida Pvt Ltd seeks to partner with ZEPARI: the Ministry hosts the capability, and ZEPARI owns the evidence and the methods independently. ZEPARI is asked to partner, and to endorse the platform as a pilot for its evidence-based policy work. ZEPARI holds</w:t>
+      </w:r>
+      <w:r>
+        <w:t xml:space="preserve"> </w:t>
+      </w:r>
+      <w:r>
+        <w:rPr>
+          <w:b/>
+          <w:bCs/>
+        </w:rPr>
+        <w:t xml:space="preserve">no</w:t>
+      </w:r>
+      <w:r>
+        <w:t xml:space="preserve"> </w:t>
+      </w:r>
+      <w:r>
+        <w:t xml:space="preserve">endorsement of this platform today, and obtaining one is part of the ask.</w:t>
       </w:r>
     </w:p>
     <w:bookmarkEnd w:id="15"/>
@@ -1322,7 +1472,7 @@
         <w:pStyle w:val="FirstParagraph"/>
       </w:pPr>
       <w:r>
-        <w:t xml:space="preserve">8.1 The table below separates one-off costs from recurring costs. Every figure is an</w:t>
+        <w:t xml:space="preserve">8.1 The tables below separate one-off costs from recurring costs. Every figure is an</w:t>
       </w:r>
       <w:r>
         <w:t xml:space="preserve"> </w:t>
@@ -1338,6 +1488,388 @@
       </w:r>
       <w:r>
         <w:t xml:space="preserve">and none is presented as approved. A full Treasury business case is not part of this proposal and would be produced after an approval in principle, if required.</w:t>
+      </w:r>
+    </w:p>
+    <w:p>
+      <w:pPr>
+        <w:pStyle w:val="BodyText"/>
+      </w:pPr>
+      <w:r>
+        <w:t xml:space="preserve">8.2</w:t>
+      </w:r>
+      <w:r>
+        <w:t xml:space="preserve"> </w:t>
+      </w:r>
+      <w:r>
+        <w:rPr>
+          <w:b/>
+          <w:bCs/>
+        </w:rPr>
+        <w:t xml:space="preserve">The proposed funding route.</w:t>
+      </w:r>
+      <w:r>
+        <w:t xml:space="preserve"> </w:t>
+      </w:r>
+      <w:r>
+        <w:t xml:space="preserve">No single budget should carry the whole cost, so the proposal spreads it across four named, matched routes. Each is a</w:t>
+      </w:r>
+      <w:r>
+        <w:t xml:space="preserve"> </w:t>
+      </w:r>
+      <w:r>
+        <w:rPr>
+          <w:b/>
+          <w:bCs/>
+        </w:rPr>
+        <w:t xml:space="preserve">proposed</w:t>
+      </w:r>
+      <w:r>
+        <w:t xml:space="preserve"> </w:t>
+      </w:r>
+      <w:r>
+        <w:t xml:space="preserve">route — the route is what is being recommended, not an agreement already in place — and each remains a</w:t>
+      </w:r>
+      <w:r>
+        <w:t xml:space="preserve"> </w:t>
+      </w:r>
+      <w:r>
+        <w:rPr>
+          <w:rStyle w:val="VerbatimChar"/>
+        </w:rPr>
+        <w:t xml:space="preserve">[QUESTION — needs a decision]</w:t>
+      </w:r>
+      <w:r>
+        <w:t xml:space="preserve"> </w:t>
+      </w:r>
+      <w:r>
+        <w:t xml:space="preserve">until the office named confirms it.</w:t>
+      </w:r>
+    </w:p>
+    <w:tbl>
+      <w:tblPr>
+        <w:tblStyle w:val="Table"/>
+        <w:tblW w:type="pct" w:w="5000"/>
+        <w:tblLayout w:type="fixed"/>
+        <w:tblLook w:firstRow="1" w:lastRow="0" w:firstColumn="0" w:lastColumn="0" w:noHBand="0" w:noVBand="0" w:val="0020"/>
+      </w:tblPr>
+      <w:tblGrid>
+        <w:gridCol w:w="2640"/>
+        <w:gridCol w:w="2640"/>
+        <w:gridCol w:w="2640"/>
+      </w:tblGrid>
+      <w:tr>
+        <w:trPr>
+          <w:tblHeader w:val="on"/>
+        </w:trPr>
+        <w:tc>
+          <w:tcPr/>
+          <w:p>
+            <w:pPr>
+              <w:pStyle w:val="Compact"/>
+            </w:pPr>
+            <w:r>
+              <w:t xml:space="preserve">#</w:t>
+            </w:r>
+          </w:p>
+        </w:tc>
+        <w:tc>
+          <w:tcPr/>
+          <w:p>
+            <w:pPr>
+              <w:pStyle w:val="Compact"/>
+            </w:pPr>
+            <w:r>
+              <w:t xml:space="preserve">What it pays for</w:t>
+            </w:r>
+          </w:p>
+        </w:tc>
+        <w:tc>
+          <w:tcPr/>
+          <w:p>
+            <w:pPr>
+              <w:pStyle w:val="Compact"/>
+            </w:pPr>
+            <w:r>
+              <w:t xml:space="preserve">Proposed route</w:t>
+            </w:r>
+          </w:p>
+        </w:tc>
+      </w:tr>
+      <w:tr>
+        <w:tc>
+          <w:tcPr/>
+          <w:p>
+            <w:pPr>
+              <w:pStyle w:val="Compact"/>
+            </w:pPr>
+            <w:r>
+              <w:t xml:space="preserve">8.3</w:t>
+            </w:r>
+          </w:p>
+        </w:tc>
+        <w:tc>
+          <w:tcPr/>
+          <w:p>
+            <w:pPr>
+              <w:pStyle w:val="Compact"/>
+            </w:pPr>
+            <w:r>
+              <w:t xml:space="preserve">The build — the three named build steps</w:t>
+            </w:r>
+          </w:p>
+        </w:tc>
+        <w:tc>
+          <w:tcPr/>
+          <w:p>
+            <w:pPr>
+              <w:pStyle w:val="Compact"/>
+            </w:pPr>
+            <w:r>
+              <w:t xml:space="preserve">The Ministry of ICT, through</w:t>
+            </w:r>
+            <w:r>
+              <w:t xml:space="preserve"> </w:t>
+            </w:r>
+            <w:r>
+              <w:rPr>
+                <w:b/>
+                <w:bCs/>
+              </w:rPr>
+              <w:t xml:space="preserve">Treasury</w:t>
+            </w:r>
+            <w:r>
+              <w:t xml:space="preserve">, or the</w:t>
+            </w:r>
+            <w:r>
+              <w:t xml:space="preserve"> </w:t>
+            </w:r>
+            <w:r>
+              <w:rPr>
+                <w:b/>
+                <w:bCs/>
+              </w:rPr>
+              <w:t xml:space="preserve">POTRAZ Universal Service Fund</w:t>
+            </w:r>
+          </w:p>
+        </w:tc>
+      </w:tr>
+      <w:tr>
+        <w:tc>
+          <w:tcPr/>
+          <w:p>
+            <w:pPr>
+              <w:pStyle w:val="Compact"/>
+            </w:pPr>
+            <w:r>
+              <w:t xml:space="preserve">8.4</w:t>
+            </w:r>
+          </w:p>
+        </w:tc>
+        <w:tc>
+          <w:tcPr/>
+          <w:p>
+            <w:pPr>
+              <w:pStyle w:val="Compact"/>
+            </w:pPr>
+            <w:r>
+              <w:t xml:space="preserve">Capacity — training officers and transferring know-how</w:t>
+            </w:r>
+          </w:p>
+        </w:tc>
+        <w:tc>
+          <w:tcPr/>
+          <w:p>
+            <w:pPr>
+              <w:pStyle w:val="Compact"/>
+            </w:pPr>
+            <w:r>
+              <w:rPr>
+                <w:b/>
+                <w:bCs/>
+              </w:rPr>
+              <w:t xml:space="preserve">ZEPARI</w:t>
+            </w:r>
+            <w:r>
+              <w:t xml:space="preserve">, with</w:t>
+            </w:r>
+            <w:r>
+              <w:t xml:space="preserve"> </w:t>
+            </w:r>
+            <w:r>
+              <w:rPr>
+                <w:b/>
+                <w:bCs/>
+              </w:rPr>
+              <w:t xml:space="preserve">ACBF</w:t>
+            </w:r>
+            <w:r>
+              <w:t xml:space="preserve"> </w:t>
+            </w:r>
+            <w:r>
+              <w:t xml:space="preserve">(the African Capacity Building Foundation)</w:t>
+            </w:r>
+          </w:p>
+        </w:tc>
+      </w:tr>
+      <w:tr>
+        <w:tc>
+          <w:tcPr/>
+          <w:p>
+            <w:pPr>
+              <w:pStyle w:val="Compact"/>
+            </w:pPr>
+            <w:r>
+              <w:t xml:space="preserve">8.5</w:t>
+            </w:r>
+          </w:p>
+        </w:tc>
+        <w:tc>
+          <w:tcPr/>
+          <w:p>
+            <w:pPr>
+              <w:pStyle w:val="Compact"/>
+            </w:pPr>
+            <w:r>
+              <w:t xml:space="preserve">The pilot study — one institution, one policy question, one run</w:t>
+            </w:r>
+          </w:p>
+        </w:tc>
+        <w:tc>
+          <w:tcPr/>
+          <w:p>
+            <w:pPr>
+              <w:pStyle w:val="Compact"/>
+            </w:pPr>
+            <w:r>
+              <w:t xml:space="preserve">A</w:t>
+            </w:r>
+            <w:r>
+              <w:t xml:space="preserve"> </w:t>
+            </w:r>
+            <w:r>
+              <w:rPr>
+                <w:b/>
+                <w:bCs/>
+              </w:rPr>
+              <w:t xml:space="preserve">development partner ZEPARI already works with</w:t>
+            </w:r>
+            <w:r>
+              <w:t xml:space="preserve"> </w:t>
+            </w:r>
+            <w:r>
+              <w:t xml:space="preserve">— UNDP, the African Development Bank, the World Bank or USAID</w:t>
+            </w:r>
+            <w:r>
+              <w:t xml:space="preserve"> </w:t>
+            </w:r>
+            <w:r>
+              <w:rPr>
+                <w:rStyle w:val="VerbatimChar"/>
+              </w:rPr>
+              <w:t xml:space="preserve">[QUESTION — needs a decision]</w:t>
+            </w:r>
+          </w:p>
+        </w:tc>
+      </w:tr>
+      <w:tr>
+        <w:tc>
+          <w:tcPr/>
+          <w:p>
+            <w:pPr>
+              <w:pStyle w:val="Compact"/>
+            </w:pPr>
+            <w:r>
+              <w:t xml:space="preserve">8.6</w:t>
+            </w:r>
+          </w:p>
+        </w:tc>
+        <w:tc>
+          <w:tcPr/>
+          <w:p>
+            <w:pPr>
+              <w:pStyle w:val="Compact"/>
+            </w:pPr>
+            <w:r>
+              <w:t xml:space="preserve">The first sector pilot — applying the tool to one industry</w:t>
+            </w:r>
+          </w:p>
+        </w:tc>
+        <w:tc>
+          <w:tcPr/>
+          <w:p>
+            <w:pPr>
+              <w:pStyle w:val="Compact"/>
+            </w:pPr>
+            <w:r>
+              <w:t xml:space="preserve">The</w:t>
+            </w:r>
+            <w:r>
+              <w:t xml:space="preserve"> </w:t>
+            </w:r>
+            <w:r>
+              <w:rPr>
+                <w:b/>
+                <w:bCs/>
+              </w:rPr>
+              <w:t xml:space="preserve">Chamber of Mines of Zimbabwe</w:t>
+            </w:r>
+            <w:r>
+              <w:t xml:space="preserve"> </w:t>
+            </w:r>
+            <w:r>
+              <w:t xml:space="preserve">or the</w:t>
+            </w:r>
+            <w:r>
+              <w:t xml:space="preserve"> </w:t>
+            </w:r>
+            <w:r>
+              <w:rPr>
+                <w:b/>
+                <w:bCs/>
+              </w:rPr>
+              <w:t xml:space="preserve">Confederation of Zimbabwe Industries (CZI)</w:t>
+            </w:r>
+          </w:p>
+        </w:tc>
+      </w:tr>
+    </w:tbl>
+    <w:p>
+      <w:pPr>
+        <w:pStyle w:val="BodyText"/>
+      </w:pPr>
+      <w:r>
+        <w:t xml:space="preserve">8.7</w:t>
+      </w:r>
+      <w:r>
+        <w:t xml:space="preserve"> </w:t>
+      </w:r>
+      <w:r>
+        <w:rPr>
+          <w:b/>
+          <w:bCs/>
+        </w:rPr>
+        <w:t xml:space="preserve">The cost table.</w:t>
+      </w:r>
+      <w:r>
+        <w:t xml:space="preserve"> </w:t>
+      </w:r>
+      <w:r>
+        <w:t xml:space="preserve">One-off costs are separated from recurring costs; every figure is an</w:t>
+      </w:r>
+      <w:r>
+        <w:t xml:space="preserve"> </w:t>
+      </w:r>
+      <w:r>
+        <w:rPr>
+          <w:rStyle w:val="VerbatimChar"/>
+        </w:rPr>
+        <w:t xml:space="preserve">[ASSUMPTION — to be confirmed]</w:t>
+      </w:r>
+      <w:r>
+        <w:t xml:space="preserve"> </w:t>
+      </w:r>
+      <w:r>
+        <w:t xml:space="preserve">and none is presented as approved.</w:t>
       </w:r>
     </w:p>
     <w:tbl>
@@ -1422,7 +1954,7 @@
               <w:pStyle w:val="Compact"/>
             </w:pPr>
             <w:r>
-              <w:t xml:space="preserve">8.2</w:t>
+              <w:t xml:space="preserve">8.8</w:t>
             </w:r>
           </w:p>
         </w:tc>
@@ -1479,7 +2011,7 @@
               <w:pStyle w:val="Compact"/>
             </w:pPr>
             <w:r>
-              <w:t xml:space="preserve">8.3</w:t>
+              <w:t xml:space="preserve">8.9</w:t>
             </w:r>
           </w:p>
         </w:tc>
@@ -1536,7 +2068,7 @@
               <w:pStyle w:val="Compact"/>
             </w:pPr>
             <w:r>
-              <w:t xml:space="preserve">8.4</w:t>
+              <w:t xml:space="preserve">8.10</w:t>
             </w:r>
           </w:p>
         </w:tc>
@@ -1593,7 +2125,7 @@
               <w:pStyle w:val="Compact"/>
             </w:pPr>
             <w:r>
-              <w:t xml:space="preserve">8.5</w:t>
+              <w:t xml:space="preserve">8.11</w:t>
             </w:r>
           </w:p>
         </w:tc>
@@ -1650,7 +2182,7 @@
               <w:pStyle w:val="Compact"/>
             </w:pPr>
             <w:r>
-              <w:t xml:space="preserve">8.6</w:t>
+              <w:t xml:space="preserve">8.12</w:t>
             </w:r>
           </w:p>
         </w:tc>
@@ -1707,7 +2239,7 @@
               <w:pStyle w:val="Compact"/>
             </w:pPr>
             <w:r>
-              <w:t xml:space="preserve">8.7</w:t>
+              <w:t xml:space="preserve">8.13</w:t>
             </w:r>
           </w:p>
         </w:tc>
@@ -1764,7 +2296,7 @@
               <w:pStyle w:val="Compact"/>
             </w:pPr>
             <w:r>
-              <w:t xml:space="preserve">8.8</w:t>
+              <w:t xml:space="preserve">8.14</w:t>
             </w:r>
           </w:p>
         </w:tc>
@@ -1950,7 +2482,7 @@
           <w:b/>
           <w:bCs/>
         </w:rPr>
-        <w:t xml:space="preserve">The specific risk of borrowing a national programme’s name.</w:t>
+        <w:t xml:space="preserve">The specific risk of borrowing a national programme’s or an institution’s name.</w:t>
       </w:r>
       <w:r>
         <w:t xml:space="preserve"> </w:t>
@@ -1985,10 +2517,20 @@
         <w:t xml:space="preserve">Digitalize Zimbabwe</w:t>
       </w:r>
       <w:r>
-        <w:t xml:space="preserve"> </w:t>
-      </w:r>
-      <w:r>
-        <w:t xml:space="preserve">or the Ministry. This proposal states that plainly, and obtaining the endorsement is part of the ask.</w:t>
+        <w:t xml:space="preserve">, the Ministry</w:t>
+      </w:r>
+      <w:r>
+        <w:t xml:space="preserve"> </w:t>
+      </w:r>
+      <w:r>
+        <w:rPr>
+          <w:b/>
+          <w:bCs/>
+        </w:rPr>
+        <w:t xml:space="preserve">or ZEPARI</w:t>
+      </w:r>
+      <w:r>
+        <w:t xml:space="preserve">. This proposal states that plainly, and obtaining those endorsements is part of the ask.</w:t>
       </w:r>
     </w:p>
     <w:p>
@@ -2145,7 +2687,7 @@
         <w:t xml:space="preserve"> </w:t>
       </w:r>
       <w:r>
-        <w:t xml:space="preserve">programme; and the public text, targets and contents of the National AI Strategy, the National Cybersecurity Strategy and the Smart Zimbabwe 2030 Strategy (their existence is confirmed; their contents are not).</w:t>
+        <w:t xml:space="preserve">programme; ZEPARI’s own approval route for endorsing a pilot and for entering a research partnership, and which of its development partners would fund the pilot study; and the public text, targets and contents of the National AI Strategy, the National Cybersecurity Strategy and the Smart Zimbabwe 2030 Strategy (their existence is confirmed; their contents are not).</w:t>
       </w:r>
     </w:p>
     <w:p>
@@ -2381,7 +2923,20 @@
         <w:t xml:space="preserve"> </w:t>
       </w:r>
       <w:r>
-        <w:t xml:space="preserve">initiative. The ask therefore includes the programme’s</w:t>
+        <w:t xml:space="preserve">initiative, in partnership with</w:t>
+      </w:r>
+      <w:r>
+        <w:t xml:space="preserve"> </w:t>
+      </w:r>
+      <w:r>
+        <w:rPr>
+          <w:b/>
+          <w:bCs/>
+        </w:rPr>
+        <w:t xml:space="preserve">ZEPARI</w:t>
+      </w:r>
+      <w:r>
+        <w:t xml:space="preserve">. The ask therefore includes the programme’s</w:t>
       </w:r>
       <w:r>
         <w:t xml:space="preserve"> </w:t>
@@ -2397,7 +2952,20 @@
         <w:t xml:space="preserve"> </w:t>
       </w:r>
       <w:r>
-        <w:t xml:space="preserve">alongside the funding and the hosting decision.</w:t>
+        <w:t xml:space="preserve">and ZEPARI’s</w:t>
+      </w:r>
+      <w:r>
+        <w:t xml:space="preserve"> </w:t>
+      </w:r>
+      <w:r>
+        <w:rPr>
+          <w:b/>
+          <w:bCs/>
+        </w:rPr>
+        <w:t xml:space="preserve">endorsement and research partnership</w:t>
+      </w:r>
+      <w:r>
+        <w:t xml:space="preserve">, alongside the funding and the hosting decision.</w:t>
       </w:r>
     </w:p>
     <w:p>
@@ -2409,7 +2977,25 @@
           <w:b/>
           <w:bCs/>
         </w:rPr>
-        <w:t xml:space="preserve">The decision requested of the Honourable Minister, Minister of Information Communication Technology, Postal and Courier Services:</w:t>
+        <w:t xml:space="preserve">The decision requested — addressed to all four addressees:</w:t>
+      </w:r>
+      <w:r>
+        <w:t xml:space="preserve"> </w:t>
+      </w:r>
+      <w:r>
+        <w:t xml:space="preserve">the Honourable Minister of Information Communication Technology, Postal and Courier Services; Dr. Gibson Chigumira, Executive Director of ZEPARI; Dr. Jesimen Chipika, Chairperson of the ZEPARI Board of Trustees and Deputy Governor of the Reserve Bank of Zimbabwe; and the ZEPARI Board of Trustees.</w:t>
+      </w:r>
+    </w:p>
+    <w:p>
+      <w:pPr>
+        <w:pStyle w:val="BodyText"/>
+      </w:pPr>
+      <w:r>
+        <w:rPr>
+          <w:b/>
+          <w:bCs/>
+        </w:rPr>
+        <w:t xml:space="preserve">Of the Ministry:</w:t>
       </w:r>
     </w:p>
     <w:p>
@@ -2417,7 +3003,7 @@
         <w:pStyle w:val="Compact"/>
         <w:numPr>
           <w:ilvl w:val="0"/>
-          <w:numId w:val="1002"/>
+          <w:numId w:val="1003"/>
         </w:numPr>
       </w:pPr>
       <w:r>
@@ -2455,7 +3041,7 @@
         <w:pStyle w:val="Compact"/>
         <w:numPr>
           <w:ilvl w:val="0"/>
-          <w:numId w:val="1002"/>
+          <w:numId w:val="1003"/>
         </w:numPr>
       </w:pPr>
       <w:r>
@@ -2477,7 +3063,7 @@
         <w:pStyle w:val="Compact"/>
         <w:numPr>
           <w:ilvl w:val="0"/>
-          <w:numId w:val="1002"/>
+          <w:numId w:val="1003"/>
         </w:numPr>
       </w:pPr>
       <w:r>
@@ -2499,7 +3085,7 @@
         <w:pStyle w:val="Compact"/>
         <w:numPr>
           <w:ilvl w:val="0"/>
-          <w:numId w:val="1002"/>
+          <w:numId w:val="1003"/>
         </w:numPr>
       </w:pPr>
       <w:r>
@@ -2516,6 +3102,360 @@
         <w:t xml:space="preserve">the first pilot institution and the first policy question to be tested.</w:t>
       </w:r>
     </w:p>
+    <w:p>
+      <w:pPr>
+        <w:pStyle w:val="FirstParagraph"/>
+      </w:pPr>
+      <w:r>
+        <w:rPr>
+          <w:b/>
+          <w:bCs/>
+        </w:rPr>
+        <w:t xml:space="preserve">Of ZEPARI:</w:t>
+      </w:r>
+    </w:p>
+    <w:p>
+      <w:pPr>
+        <w:pStyle w:val="Compact"/>
+        <w:numPr>
+          <w:ilvl w:val="0"/>
+          <w:numId w:val="1004"/>
+        </w:numPr>
+      </w:pPr>
+      <w:r>
+        <w:rPr>
+          <w:b/>
+          <w:bCs/>
+        </w:rPr>
+        <w:t xml:space="preserve">Partner</w:t>
+      </w:r>
+      <w:r>
+        <w:t xml:space="preserve"> </w:t>
+      </w:r>
+      <w:r>
+        <w:t xml:space="preserve">on the evidence base and the methods.</w:t>
+      </w:r>
+    </w:p>
+    <w:p>
+      <w:pPr>
+        <w:pStyle w:val="Compact"/>
+        <w:numPr>
+          <w:ilvl w:val="0"/>
+          <w:numId w:val="1004"/>
+        </w:numPr>
+      </w:pPr>
+      <w:r>
+        <w:rPr>
+          <w:b/>
+          <w:bCs/>
+        </w:rPr>
+        <w:t xml:space="preserve">Endorse</w:t>
+      </w:r>
+      <w:r>
+        <w:t xml:space="preserve"> </w:t>
+      </w:r>
+      <w:r>
+        <w:t xml:space="preserve">the platform as a pilot for ZEPARI’s evidence-based policy work.</w:t>
+      </w:r>
+    </w:p>
+    <w:p>
+      <w:pPr>
+        <w:pStyle w:val="FirstParagraph"/>
+      </w:pPr>
+      <w:r>
+        <w:rPr>
+          <w:b/>
+          <w:bCs/>
+        </w:rPr>
+        <w:t xml:space="preserve">The proposed funding route — four named buckets:</w:t>
+      </w:r>
+    </w:p>
+    <w:tbl>
+      <w:tblPr>
+        <w:tblStyle w:val="Table"/>
+        <w:tblW w:type="pct" w:w="5000"/>
+        <w:tblLayout w:type="fixed"/>
+        <w:tblLook w:firstRow="1" w:lastRow="0" w:firstColumn="0" w:lastColumn="0" w:noHBand="0" w:noVBand="0" w:val="0020"/>
+      </w:tblPr>
+      <w:tblGrid>
+        <w:gridCol w:w="2640"/>
+        <w:gridCol w:w="2640"/>
+        <w:gridCol w:w="2640"/>
+      </w:tblGrid>
+      <w:tr>
+        <w:trPr>
+          <w:tblHeader w:val="on"/>
+        </w:trPr>
+        <w:tc>
+          <w:tcPr/>
+          <w:p>
+            <w:pPr>
+              <w:pStyle w:val="Compact"/>
+            </w:pPr>
+            <w:r>
+              <w:t xml:space="preserve">#</w:t>
+            </w:r>
+          </w:p>
+        </w:tc>
+        <w:tc>
+          <w:tcPr/>
+          <w:p>
+            <w:pPr>
+              <w:pStyle w:val="Compact"/>
+            </w:pPr>
+            <w:r>
+              <w:t xml:space="preserve">What it pays for</w:t>
+            </w:r>
+          </w:p>
+        </w:tc>
+        <w:tc>
+          <w:tcPr/>
+          <w:p>
+            <w:pPr>
+              <w:pStyle w:val="Compact"/>
+            </w:pPr>
+            <w:r>
+              <w:t xml:space="preserve">Proposed route</w:t>
+            </w:r>
+          </w:p>
+        </w:tc>
+      </w:tr>
+      <w:tr>
+        <w:tc>
+          <w:tcPr/>
+          <w:p>
+            <w:pPr>
+              <w:pStyle w:val="Compact"/>
+            </w:pPr>
+            <w:r>
+              <w:t xml:space="preserve">A</w:t>
+            </w:r>
+          </w:p>
+        </w:tc>
+        <w:tc>
+          <w:tcPr/>
+          <w:p>
+            <w:pPr>
+              <w:pStyle w:val="Compact"/>
+            </w:pPr>
+            <w:r>
+              <w:t xml:space="preserve">The build</w:t>
+            </w:r>
+          </w:p>
+        </w:tc>
+        <w:tc>
+          <w:tcPr/>
+          <w:p>
+            <w:pPr>
+              <w:pStyle w:val="Compact"/>
+            </w:pPr>
+            <w:r>
+              <w:t xml:space="preserve">Ministry of ICT through</w:t>
+            </w:r>
+            <w:r>
+              <w:t xml:space="preserve"> </w:t>
+            </w:r>
+            <w:r>
+              <w:rPr>
+                <w:b/>
+                <w:bCs/>
+              </w:rPr>
+              <w:t xml:space="preserve">Treasury</w:t>
+            </w:r>
+            <w:r>
+              <w:t xml:space="preserve">, or the</w:t>
+            </w:r>
+            <w:r>
+              <w:t xml:space="preserve"> </w:t>
+            </w:r>
+            <w:r>
+              <w:rPr>
+                <w:b/>
+                <w:bCs/>
+              </w:rPr>
+              <w:t xml:space="preserve">POTRAZ Universal Service Fund</w:t>
+            </w:r>
+          </w:p>
+        </w:tc>
+      </w:tr>
+      <w:tr>
+        <w:tc>
+          <w:tcPr/>
+          <w:p>
+            <w:pPr>
+              <w:pStyle w:val="Compact"/>
+            </w:pPr>
+            <w:r>
+              <w:t xml:space="preserve">B</w:t>
+            </w:r>
+          </w:p>
+        </w:tc>
+        <w:tc>
+          <w:tcPr/>
+          <w:p>
+            <w:pPr>
+              <w:pStyle w:val="Compact"/>
+            </w:pPr>
+            <w:r>
+              <w:t xml:space="preserve">Capacity</w:t>
+            </w:r>
+          </w:p>
+        </w:tc>
+        <w:tc>
+          <w:tcPr/>
+          <w:p>
+            <w:pPr>
+              <w:pStyle w:val="Compact"/>
+            </w:pPr>
+            <w:r>
+              <w:rPr>
+                <w:b/>
+                <w:bCs/>
+              </w:rPr>
+              <w:t xml:space="preserve">ZEPARI</w:t>
+            </w:r>
+            <w:r>
+              <w:t xml:space="preserve"> </w:t>
+            </w:r>
+            <w:r>
+              <w:t xml:space="preserve">with</w:t>
+            </w:r>
+            <w:r>
+              <w:t xml:space="preserve"> </w:t>
+            </w:r>
+            <w:r>
+              <w:rPr>
+                <w:b/>
+                <w:bCs/>
+              </w:rPr>
+              <w:t xml:space="preserve">ACBF</w:t>
+            </w:r>
+          </w:p>
+        </w:tc>
+      </w:tr>
+      <w:tr>
+        <w:tc>
+          <w:tcPr/>
+          <w:p>
+            <w:pPr>
+              <w:pStyle w:val="Compact"/>
+            </w:pPr>
+            <w:r>
+              <w:t xml:space="preserve">C</w:t>
+            </w:r>
+          </w:p>
+        </w:tc>
+        <w:tc>
+          <w:tcPr/>
+          <w:p>
+            <w:pPr>
+              <w:pStyle w:val="Compact"/>
+            </w:pPr>
+            <w:r>
+              <w:t xml:space="preserve">The pilot study</w:t>
+            </w:r>
+          </w:p>
+        </w:tc>
+        <w:tc>
+          <w:tcPr/>
+          <w:p>
+            <w:pPr>
+              <w:pStyle w:val="Compact"/>
+            </w:pPr>
+            <w:r>
+              <w:t xml:space="preserve">A</w:t>
+            </w:r>
+            <w:r>
+              <w:t xml:space="preserve"> </w:t>
+            </w:r>
+            <w:r>
+              <w:rPr>
+                <w:b/>
+                <w:bCs/>
+              </w:rPr>
+              <w:t xml:space="preserve">ZEPARI development partner</w:t>
+            </w:r>
+            <w:r>
+              <w:t xml:space="preserve"> </w:t>
+            </w:r>
+            <w:r>
+              <w:t xml:space="preserve">(UNDP, AfDB, World Bank or USAID)</w:t>
+            </w:r>
+            <w:r>
+              <w:t xml:space="preserve"> </w:t>
+            </w:r>
+            <w:r>
+              <w:rPr>
+                <w:rStyle w:val="VerbatimChar"/>
+              </w:rPr>
+              <w:t xml:space="preserve">[QUESTION — needs a decision]</w:t>
+            </w:r>
+          </w:p>
+        </w:tc>
+      </w:tr>
+      <w:tr>
+        <w:tc>
+          <w:tcPr/>
+          <w:p>
+            <w:pPr>
+              <w:pStyle w:val="Compact"/>
+            </w:pPr>
+            <w:r>
+              <w:t xml:space="preserve">D</w:t>
+            </w:r>
+          </w:p>
+        </w:tc>
+        <w:tc>
+          <w:tcPr/>
+          <w:p>
+            <w:pPr>
+              <w:pStyle w:val="Compact"/>
+            </w:pPr>
+            <w:r>
+              <w:t xml:space="preserve">The first sector pilot</w:t>
+            </w:r>
+          </w:p>
+        </w:tc>
+        <w:tc>
+          <w:tcPr/>
+          <w:p>
+            <w:pPr>
+              <w:pStyle w:val="Compact"/>
+            </w:pPr>
+            <w:r>
+              <w:t xml:space="preserve">The</w:t>
+            </w:r>
+            <w:r>
+              <w:t xml:space="preserve"> </w:t>
+            </w:r>
+            <w:r>
+              <w:rPr>
+                <w:b/>
+                <w:bCs/>
+              </w:rPr>
+              <w:t xml:space="preserve">Chamber of Mines of Zimbabwe</w:t>
+            </w:r>
+            <w:r>
+              <w:t xml:space="preserve"> </w:t>
+            </w:r>
+            <w:r>
+              <w:t xml:space="preserve">or</w:t>
+            </w:r>
+            <w:r>
+              <w:t xml:space="preserve"> </w:t>
+            </w:r>
+            <w:r>
+              <w:rPr>
+                <w:b/>
+                <w:bCs/>
+              </w:rPr>
+              <w:t xml:space="preserve">CZI</w:t>
+            </w:r>
+          </w:p>
+        </w:tc>
+      </w:tr>
+    </w:tbl>
+    <w:p/>
     <w:tbl>
       <w:tblPr>
         <w:tblStyle w:val="Table"/>
@@ -2597,7 +3537,7 @@
               <w:pStyle w:val="Compact"/>
             </w:pPr>
             <w:r>
-              <w:t xml:space="preserve">Approval in principle and programme endorsement</w:t>
+              <w:t xml:space="preserve">Approval in principle, programme endorsement, and ZEPARI’s endorsement and partnership</w:t>
             </w:r>
           </w:p>
         </w:tc>
@@ -2841,7 +3781,7 @@
         <w:t xml:space="preserve"> </w:t>
       </w:r>
       <w:r>
-        <w:t xml:space="preserve">The Ministry’s budget envelope and cost-sharing, the approval deadline, the number of institutions to prioritise first, the exact approval route and format, and the owning office of the Digitalize Zimbabwe programme.</w:t>
+        <w:t xml:space="preserve">The Ministry’s budget envelope and cost-sharing, the approval deadline, the number of institutions to prioritise first, the exact approval route and format, the owning office of the Digitalize Zimbabwe programme, and ZEPARI’s own approval route for endorsing a pilot and the development partner that would fund the pilot study.</w:t>
       </w:r>
       <w:r>
         <w:t xml:space="preserve"> </w:t>
@@ -2857,7 +3797,7 @@
         <w:t xml:space="preserve"> </w:t>
       </w:r>
       <w:r>
-        <w:t xml:space="preserve">the Cabinet Office and the Ministry’s legal desk; the Ministry of ICT, Postal and Courier Services; and Treasury.</w:t>
+        <w:t xml:space="preserve">the Cabinet Office and the Ministry’s legal desk; the Ministry of ICT, Postal and Courier Services; ZEPARI; and Treasury.</w:t>
       </w:r>
     </w:p>
     <w:p>
@@ -2990,6 +3930,109 @@
       </w:pPr>
     </w:lvl>
   </w:abstractNum>
+  <w:abstractNum w:abstractNumId="991">
+    <w:nsid w:val="0000A991"/>
+    <w:multiLevelType w:val="multilevel"/>
+    <w:lvl w:ilvl="0">
+      <w:numFmt w:val="bullet"/>
+      <w:lvlText w:val=""/>
+      <w:lvlJc w:val="left"/>
+      <w:pPr>
+        <w:ind w:left="720" w:hanging="360"/>
+      </w:pPr>
+      <w:rPr>
+        <w:rFonts w:ascii="Symbol" w:hAnsi="Symbol" w:cs="Symbol" w:hint="default"/>
+      </w:rPr>
+    </w:lvl>
+    <w:lvl w:ilvl="1">
+      <w:numFmt w:val="bullet"/>
+      <w:lvlText w:val="o"/>
+      <w:lvlJc w:val="left"/>
+      <w:pPr>
+        <w:ind w:left="1440" w:hanging="360"/>
+      </w:pPr>
+      <w:rPr>
+        <w:rFonts w:ascii="Courier New" w:hAnsi="Courier New" w:cs="Courier New" w:hint="default"/>
+      </w:rPr>
+    </w:lvl>
+    <w:lvl w:ilvl="2">
+      <w:numFmt w:val="bullet"/>
+      <w:lvlText w:val=""/>
+      <w:lvlJc w:val="left"/>
+      <w:pPr>
+        <w:ind w:left="2160" w:hanging="360"/>
+      </w:pPr>
+      <w:rPr>
+        <w:rFonts w:ascii="Wingdings" w:hAnsi="Wingdings" w:cs="Wingdings" w:hint="default"/>
+      </w:rPr>
+    </w:lvl>
+    <w:lvl w:ilvl="3">
+      <w:numFmt w:val="bullet"/>
+      <w:lvlText w:val=""/>
+      <w:lvlJc w:val="left"/>
+      <w:pPr>
+        <w:ind w:left="2880" w:hanging="360"/>
+      </w:pPr>
+      <w:rPr>
+        <w:rFonts w:ascii="Symbol" w:hAnsi="Symbol" w:cs="Symbol" w:hint="default"/>
+      </w:rPr>
+    </w:lvl>
+    <w:lvl w:ilvl="4">
+      <w:numFmt w:val="bullet"/>
+      <w:lvlText w:val="o"/>
+      <w:lvlJc w:val="left"/>
+      <w:pPr>
+        <w:ind w:left="3600" w:hanging="360"/>
+      </w:pPr>
+      <w:rPr>
+        <w:rFonts w:ascii="Courier New" w:hAnsi="Courier New" w:cs="Courier New" w:hint="default"/>
+      </w:rPr>
+    </w:lvl>
+    <w:lvl w:ilvl="5">
+      <w:numFmt w:val="bullet"/>
+      <w:lvlText w:val=""/>
+      <w:lvlJc w:val="left"/>
+      <w:pPr>
+        <w:ind w:left="4320" w:hanging="360"/>
+      </w:pPr>
+      <w:rPr>
+        <w:rFonts w:ascii="Wingdings" w:hAnsi="Wingdings" w:cs="Wingdings" w:hint="default"/>
+      </w:rPr>
+    </w:lvl>
+    <w:lvl w:ilvl="6">
+      <w:numFmt w:val="bullet"/>
+      <w:lvlText w:val=""/>
+      <w:lvlJc w:val="left"/>
+      <w:pPr>
+        <w:ind w:left="5040" w:hanging="360"/>
+      </w:pPr>
+      <w:rPr>
+        <w:rFonts w:ascii="Symbol" w:hAnsi="Symbol" w:cs="Symbol" w:hint="default"/>
+      </w:rPr>
+    </w:lvl>
+    <w:lvl w:ilvl="7">
+      <w:numFmt w:val="bullet"/>
+      <w:lvlText w:val="o"/>
+      <w:lvlJc w:val="left"/>
+      <w:pPr>
+        <w:ind w:left="5760" w:hanging="360"/>
+      </w:pPr>
+      <w:rPr>
+        <w:rFonts w:ascii="Courier New" w:hAnsi="Courier New" w:cs="Courier New" w:hint="default"/>
+      </w:rPr>
+    </w:lvl>
+    <w:lvl w:ilvl="8">
+      <w:numFmt w:val="bullet"/>
+      <w:lvlText w:val=""/>
+      <w:lvlJc w:val="left"/>
+      <w:pPr>
+        <w:ind w:left="6480" w:hanging="360"/>
+      </w:pPr>
+      <w:rPr>
+        <w:rFonts w:ascii="Wingdings" w:hAnsi="Wingdings" w:cs="Wingdings" w:hint="default"/>
+      </w:rPr>
+    </w:lvl>
+  </w:abstractNum>
   <w:abstractNum w:abstractNumId="99411">
     <w:nsid w:val="00A99411"/>
     <w:multiLevelType w:val="multilevel"/>
@@ -3075,10 +4118,98 @@
       </w:pPr>
     </w:lvl>
   </w:abstractNum>
+  <w:abstractNum w:abstractNumId="99415">
+    <w:nsid w:val="00A99415"/>
+    <w:multiLevelType w:val="multilevel"/>
+    <w:lvl w:ilvl="0">
+      <w:start w:val="5"/>
+      <w:numFmt w:val="decimal"/>
+      <w:lvlText w:val="%1."/>
+      <w:lvlJc w:val="left"/>
+      <w:pPr>
+        <w:ind w:left="720" w:hanging="360"/>
+      </w:pPr>
+    </w:lvl>
+    <w:lvl w:ilvl="1">
+      <w:start w:val="5"/>
+      <w:numFmt w:val="decimal"/>
+      <w:lvlText w:val="%2."/>
+      <w:lvlJc w:val="left"/>
+      <w:pPr>
+        <w:ind w:left="1440" w:hanging="360"/>
+      </w:pPr>
+    </w:lvl>
+    <w:lvl w:ilvl="2">
+      <w:start w:val="5"/>
+      <w:numFmt w:val="decimal"/>
+      <w:lvlText w:val="%3."/>
+      <w:lvlJc w:val="left"/>
+      <w:pPr>
+        <w:ind w:left="2160" w:hanging="360"/>
+      </w:pPr>
+    </w:lvl>
+    <w:lvl w:ilvl="3">
+      <w:start w:val="5"/>
+      <w:numFmt w:val="decimal"/>
+      <w:lvlText w:val="%4."/>
+      <w:lvlJc w:val="left"/>
+      <w:pPr>
+        <w:ind w:left="2880" w:hanging="360"/>
+      </w:pPr>
+    </w:lvl>
+    <w:lvl w:ilvl="4">
+      <w:start w:val="5"/>
+      <w:numFmt w:val="decimal"/>
+      <w:lvlText w:val="%5."/>
+      <w:lvlJc w:val="left"/>
+      <w:pPr>
+        <w:ind w:left="3600" w:hanging="360"/>
+      </w:pPr>
+    </w:lvl>
+    <w:lvl w:ilvl="5">
+      <w:start w:val="5"/>
+      <w:numFmt w:val="decimal"/>
+      <w:lvlText w:val="%6."/>
+      <w:lvlJc w:val="left"/>
+      <w:pPr>
+        <w:ind w:left="4320" w:hanging="360"/>
+      </w:pPr>
+    </w:lvl>
+    <w:lvl w:ilvl="6">
+      <w:start w:val="5"/>
+      <w:numFmt w:val="decimal"/>
+      <w:lvlText w:val="%7."/>
+      <w:lvlJc w:val="left"/>
+      <w:pPr>
+        <w:ind w:left="5040" w:hanging="360"/>
+      </w:pPr>
+    </w:lvl>
+    <w:lvl w:ilvl="7">
+      <w:start w:val="5"/>
+      <w:numFmt w:val="decimal"/>
+      <w:lvlText w:val="%8."/>
+      <w:lvlJc w:val="left"/>
+      <w:pPr>
+        <w:ind w:left="5760" w:hanging="360"/>
+      </w:pPr>
+    </w:lvl>
+    <w:lvl w:ilvl="8">
+      <w:start w:val="5"/>
+      <w:numFmt w:val="decimal"/>
+      <w:lvlText w:val="%9."/>
+      <w:lvlJc w:val="left"/>
+      <w:pPr>
+        <w:ind w:left="6480" w:hanging="360"/>
+      </w:pPr>
+    </w:lvl>
+  </w:abstractNum>
   <w:num w:numId="1000">
     <w:abstractNumId w:val="990"/>
   </w:num>
   <w:num w:numId="1001">
+    <w:abstractNumId w:val="991"/>
+  </w:num>
+  <w:num w:numId="1002">
     <w:abstractNumId w:val="99411"/>
     <w:lvlOverride w:ilvl="0">
       <w:startOverride w:val="1"/>
@@ -3108,7 +4239,7 @@
       <w:startOverride w:val="1"/>
     </w:lvlOverride>
   </w:num>
-  <w:num w:numId="1002">
+  <w:num w:numId="1003">
     <w:abstractNumId w:val="99411"/>
     <w:lvlOverride w:ilvl="0">
       <w:startOverride w:val="1"/>
@@ -3136,6 +4267,36 @@
     </w:lvlOverride>
     <w:lvlOverride w:ilvl="8">
       <w:startOverride w:val="1"/>
+    </w:lvlOverride>
+  </w:num>
+  <w:num w:numId="1004">
+    <w:abstractNumId w:val="99415"/>
+    <w:lvlOverride w:ilvl="0">
+      <w:startOverride w:val="5"/>
+    </w:lvlOverride>
+    <w:lvlOverride w:ilvl="1">
+      <w:startOverride w:val="5"/>
+    </w:lvlOverride>
+    <w:lvlOverride w:ilvl="2">
+      <w:startOverride w:val="5"/>
+    </w:lvlOverride>
+    <w:lvlOverride w:ilvl="3">
+      <w:startOverride w:val="5"/>
+    </w:lvlOverride>
+    <w:lvlOverride w:ilvl="4">
+      <w:startOverride w:val="5"/>
+    </w:lvlOverride>
+    <w:lvlOverride w:ilvl="5">
+      <w:startOverride w:val="5"/>
+    </w:lvlOverride>
+    <w:lvlOverride w:ilvl="6">
+      <w:startOverride w:val="5"/>
+    </w:lvlOverride>
+    <w:lvlOverride w:ilvl="7">
+      <w:startOverride w:val="5"/>
+    </w:lvlOverride>
+    <w:lvlOverride w:ilvl="8">
+      <w:startOverride w:val="5"/>
     </w:lvlOverride>
   </w:num>
 </w:numbering>

--- a/Minister Submission/Oreida_Proposal_Minister_of_ICT.docx
+++ b/Minister Submission/Oreida_Proposal_Minister_of_ICT.docx
@@ -41,7 +41,7 @@
         </w:numPr>
       </w:pPr>
       <w:r>
-        <w:t xml:space="preserve">Hon. Tatenda Mavetera, MP — Minister of Information Communication Technology, Postal and Courier Services</w:t>
+        <w:t xml:space="preserve">Hon. Tatenda Mavetera, MP — Minister of Information Communication Technology, Postal and Courier Services</w:t>
       </w:r>
     </w:p>
     <w:p>
@@ -53,7 +53,7 @@
         </w:numPr>
       </w:pPr>
       <w:r>
-        <w:t xml:space="preserve">Dr. Gibson Chigumira — Executive Director, ZEPARI (the Zimbabwe Economic Policy Analysis and Research Institute)</w:t>
+        <w:t xml:space="preserve">Dr. Gibson Chigumira — Executive Director, ZEPARI (the Zimbabwe Economic Policy Analysis and Research Institute)</w:t>
       </w:r>
     </w:p>
     <w:p>
@@ -65,7 +65,7 @@
         </w:numPr>
       </w:pPr>
       <w:r>
-        <w:t xml:space="preserve">Dr. Jesimen Chipika — Deputy Governor, Reserve Bank of Zimbabwe; Chairperson, ZEPARI Board of Trustees</w:t>
+        <w:t xml:space="preserve">Dr. Jesimen Chipika — Deputy Governor, Reserve Bank of Zimbabwe; Chairperson, ZEPARI Board of Trustees</w:t>
       </w:r>
     </w:p>
     <w:p>
@@ -142,7 +142,7 @@
       </w:r>
     </w:p>
     <w:bookmarkEnd w:id="9"/>
-    <w:bookmarkStart w:id="10" w:name="X6005bef71425db1c89b1b6ad897616225c5ce83"/>
+    <w:bookmarkStart w:id="10" w:name="Xad06c96c8f67a0f0d52992557d756e595c10675"/>
     <w:p>
       <w:pPr>
         <w:pStyle w:val="Heading2"/>
@@ -194,7 +194,23 @@
         </w:numPr>
       </w:pPr>
       <w:r>
-        <w:t xml:space="preserve">The capability already exists and works. It is a browser-based platform, built and deployed, that lets a government department test a draft policy against a simulated population before the policy is implemented, and that produces structured findings for human review. It is not a concept, a mock-up or a promise: it runs today in an ordinary web browser and makes no network request at all.</w:t>
+        <w:t xml:space="preserve">The capability already exists and works. It is a browser-based platform, built and deployed, that lets a government department test a draft policy against a simulated population before the policy is implemented, and that produces structured findings for human review. It is not a concept, a mock-up or a promise: it runs today in an ordinary web browser, its simulation needs no network connection, and the parts written by the AI are produced by the</w:t>
+      </w:r>
+      <w:r>
+        <w:t xml:space="preserve"> </w:t>
+      </w:r>
+      <w:r>
+        <w:rPr>
+          <w:b/>
+          <w:bCs/>
+        </w:rPr>
+        <w:t xml:space="preserve">Nzwisiso AI Policy Simulation Engine®</w:t>
+      </w:r>
+      <w:r>
+        <w:t xml:space="preserve"> </w:t>
+      </w:r>
+      <w:r>
+        <w:t xml:space="preserve">over an interface.</w:t>
       </w:r>
     </w:p>
     <w:p>
@@ -221,7 +237,7 @@
         <w:t xml:space="preserve"> </w:t>
       </w:r>
       <w:r>
-        <w:t xml:space="preserve">initiative, (b) fund the three named build steps that harden the demonstration for Government use, and (c) host the pilot inside the Ministry. We ask</w:t>
+        <w:t xml:space="preserve">initiative, (b) fund the three named build steps that harden the demonstration for Government use, and (c) approve the arrangement under which the platform is run and hosted for the Ministry by Oreida Pvt Ltd, under the public-private partnership and licence. We ask</w:t>
       </w:r>
       <w:r>
         <w:t xml:space="preserve"> </w:t>
@@ -237,7 +253,7 @@
         <w:t xml:space="preserve"> </w:t>
       </w:r>
       <w:r>
-        <w:t xml:space="preserve">to (d) partner on the evidence base and the methods, and (e) endorse the platform as a pilot for ZEPARI’s evidence-based policy work. Oreida Pvt Ltd seeks to partner with ZEPARI and the Ministry of ICT, and the two endorsements are sought together. The detail is set out in Part B, and the decision requested is repeated in a single page at Part C.</w:t>
+        <w:t xml:space="preserve">to (d) partner on the evidence base and the methods, and (e) endorse the platform as a pilot for ZEPARI's evidence-based policy work. Oreida Pvt Ltd seeks to partner with ZEPARI and the Ministry of ICT, and the two endorsements are sought together. The detail is set out in Part B, and the decision requested is repeated in a single page at Part C.</w:t>
       </w:r>
     </w:p>
     <w:p>
@@ -272,7 +288,7 @@
         <w:pStyle w:val="FirstParagraph"/>
       </w:pPr>
       <w:r>
-        <w:t xml:space="preserve">We remain at the Honourable Minister’s disposal for a live demonstration at any time.</w:t>
+        <w:t xml:space="preserve">We remain at the Honourable Minister's disposal for a live demonstration at any time.</w:t>
       </w:r>
     </w:p>
     <w:p>
@@ -319,7 +335,7 @@
       </w:r>
     </w:p>
     <w:bookmarkEnd w:id="10"/>
-    <w:bookmarkStart w:id="25" w:name="part-b-memorandum-for-decision"/>
+    <w:bookmarkStart w:id="25" w:name="part-b--memorandum-for-decision"/>
     <w:p>
       <w:pPr>
         <w:pStyle w:val="Heading2"/>
@@ -328,7 +344,7 @@
         <w:t xml:space="preserve">Part B — Memorandum for Decision</w:t>
       </w:r>
     </w:p>
-    <w:bookmarkStart w:id="11" w:name="recommendation"/>
+    <w:bookmarkStart w:id="11" w:name="X4e245aea7cc935a5530563396dbc6b4bb9e6f4f"/>
     <w:p>
       <w:pPr>
         <w:pStyle w:val="Heading3"/>
@@ -374,7 +390,23 @@
         <w:t xml:space="preserve"> </w:t>
       </w:r>
       <w:r>
-        <w:t xml:space="preserve">initiative, hosted inside the Ministry, and funded for the three named build steps below,</w:t>
+        <w:t xml:space="preserve">initiative, run and hosted for the Ministry by</w:t>
+      </w:r>
+      <w:r>
+        <w:t xml:space="preserve"> </w:t>
+      </w:r>
+      <w:r>
+        <w:rPr>
+          <w:b/>
+          <w:bCs/>
+        </w:rPr>
+        <w:t xml:space="preserve">Oreida Pvt Ltd</w:t>
+      </w:r>
+      <w:r>
+        <w:t xml:space="preserve"> </w:t>
+      </w:r>
+      <w:r>
+        <w:t xml:space="preserve">under the public-private partnership and licence, and funded for the three named build steps below,</w:t>
       </w:r>
       <w:r>
         <w:t xml:space="preserve"> </w:t>
@@ -387,7 +419,7 @@
         <w:t xml:space="preserve">in partnership with ZEPARI</w:t>
       </w:r>
       <w:r>
-        <w:t xml:space="preserve">, whose endorsement of the platform as a pilot for ZEPARI’s evidence-based policy work is sought at the same time.</w:t>
+        <w:t xml:space="preserve">, whose endorsement of the platform as a pilot for ZEPARI's evidence-based policy work is sought at the same time.</w:t>
       </w:r>
     </w:p>
     <w:p>
@@ -416,11 +448,11 @@
         <w:pStyle w:val="BodyText"/>
       </w:pPr>
       <w:r>
-        <w:t xml:space="preserve">1.3 That the Ministry, if it approves in principle, direct the pilot to begin with the three build steps named at paragraph 9.2 — namely server-side document text extraction, server-side identity verification, and deployment onto Government infrastructure.</w:t>
+        <w:t xml:space="preserve">1.3 That the Ministry, if it approves in principle, direct the pilot to begin with the three build steps named at paragraph 9.2 — namely server-side document text extraction, server-side identity verification, and deployment to a production service under service levels.</w:t>
       </w:r>
     </w:p>
     <w:bookmarkEnd w:id="11"/>
-    <w:bookmarkStart w:id="12" w:name="background"/>
+    <w:bookmarkStart w:id="12" w:name="X619ba3478f1480a9208e2b421efeeeaa187dd54"/>
     <w:p>
       <w:pPr>
         <w:pStyle w:val="Heading3"/>
@@ -518,7 +550,7 @@
       </w:r>
     </w:p>
     <w:bookmarkEnd w:id="12"/>
-    <w:bookmarkStart w:id="13" w:name="the-problem-it-addresses"/>
+    <w:bookmarkStart w:id="13" w:name="X0db53181aadbee1bf80bea6f352cf6d95862838"/>
     <w:p>
       <w:pPr>
         <w:pStyle w:val="Heading3"/>
@@ -568,7 +600,7 @@
       </w:r>
     </w:p>
     <w:bookmarkEnd w:id="13"/>
-    <w:bookmarkStart w:id="14" w:name="what-has-already-been-delivered"/>
+    <w:bookmarkStart w:id="14" w:name="X0367d2f683dc670b979cc3a43ab43e27771ae75"/>
     <w:p>
       <w:pPr>
         <w:pStyle w:val="Heading3"/>
@@ -595,7 +627,7 @@
         <w:t xml:space="preserve">working platform</w:t>
       </w:r>
       <w:r>
-        <w:t xml:space="preserve">, built and deployed, used in a web browser. No installation on a department’s machines is required, and no server is needed to demonstrate it.</w:t>
+        <w:t xml:space="preserve">, built and deployed, used in a web browser. No installation on a department's machines is required, and no server is needed to demonstrate it.</w:t>
       </w:r>
     </w:p>
     <w:p>
@@ -921,29 +953,55 @@
           <w:b/>
           <w:bCs/>
         </w:rPr>
-        <w:t xml:space="preserve">The assessment runs entirely in the reader’s own browser.</w:t>
-      </w:r>
-      <w:r>
-        <w:t xml:space="preserve"> </w:t>
-      </w:r>
-      <w:r>
-        <w:t xml:space="preserve">The demonstration build makes</w:t>
-      </w:r>
-      <w:r>
-        <w:t xml:space="preserve"> </w:t>
-      </w:r>
-      <w:r>
-        <w:rPr>
-          <w:b/>
-          <w:bCs/>
-        </w:rPr>
-        <w:t xml:space="preserve">no network request at all</w:t>
-      </w:r>
-      <w:r>
-        <w:t xml:space="preserve"> </w:t>
-      </w:r>
-      <w:r>
-        <w:t xml:space="preserve">— no external AI service is called, no document text leaves the machine, and no third-party script is loaded. That is what makes it sovereign in operation: nothing is sent anywhere to be processed.</w:t>
+        <w:t xml:space="preserve">The simulation runs entirely in the reader's own browser.</w:t>
+      </w:r>
+      <w:r>
+        <w:t xml:space="preserve"> </w:t>
+      </w:r>
+      <w:r>
+        <w:t xml:space="preserve">The modelled population, every figure and every relationship are computed on the machine in front of the reader, and the simulation needs</w:t>
+      </w:r>
+      <w:r>
+        <w:t xml:space="preserve"> </w:t>
+      </w:r>
+      <w:r>
+        <w:rPr>
+          <w:b/>
+          <w:bCs/>
+        </w:rPr>
+        <w:t xml:space="preserve">no network connection at all</w:t>
+      </w:r>
+      <w:r>
+        <w:t xml:space="preserve"> </w:t>
+      </w:r>
+      <w:r>
+        <w:t xml:space="preserve">— no third-party script is loaded and no outside font is fetched, which is what keeps the demonstration sovereign in operation. The parts that are written by the AI — the drafted policy and the research answers — are produced by the</w:t>
+      </w:r>
+      <w:r>
+        <w:t xml:space="preserve"> </w:t>
+      </w:r>
+      <w:r>
+        <w:rPr>
+          <w:b/>
+          <w:bCs/>
+        </w:rPr>
+        <w:t xml:space="preserve">Nzwisiso AI Policy Simulation Engine®</w:t>
+      </w:r>
+      <w:r>
+        <w:t xml:space="preserve">, which the platform calls over an interface; on the Ministry's deployment that engine runs on</w:t>
+      </w:r>
+      <w:r>
+        <w:t xml:space="preserve"> </w:t>
+      </w:r>
+      <w:r>
+        <w:rPr>
+          <w:b/>
+          <w:bCs/>
+        </w:rPr>
+        <w:t xml:space="preserve">Oreida Pvt Ltd's own servers</w:t>
+      </w:r>
+      <w:r>
+        <w:t xml:space="preserve">, so no policy text is passed to a consumer AI service.</w:t>
       </w:r>
     </w:p>
     <w:p>
@@ -971,7 +1029,7 @@
       </w:r>
     </w:p>
     <w:bookmarkEnd w:id="14"/>
-    <w:bookmarkStart w:id="15" w:name="Xf4e694884b38fb095f87b2db45800fe9c5b4e5a"/>
+    <w:bookmarkStart w:id="15" w:name="X60824c3054c64fedffa7ff2b641ef64ae71b2af"/>
     <w:p>
       <w:pPr>
         <w:pStyle w:val="Heading3"/>
@@ -1196,7 +1254,7 @@
         <w:t xml:space="preserve">healthcare, agriculture, education and financial inclusion</w:t>
       </w:r>
       <w:r>
-        <w:t xml:space="preserve">, and which commits to AI that reflects Zimbabwe’s linguistic and cultural diversity.</w:t>
+        <w:t xml:space="preserve">, and which commits to AI that reflects Zimbabwe's linguistic and cultural diversity.</w:t>
       </w:r>
     </w:p>
     <w:p>
@@ -1214,7 +1272,7 @@
           <w:b/>
           <w:bCs/>
         </w:rPr>
-        <w:t xml:space="preserve">working, sovereign example that the Ministry itself hosts</w:t>
+        <w:t xml:space="preserve">working, sovereign example that the Ministry itself can put to work</w:t>
       </w:r>
       <w:r>
         <w:t xml:space="preserve">. This platform is exactly that, one step short.</w:t>
@@ -1225,7 +1283,7 @@
         <w:pStyle w:val="BodyText"/>
       </w:pPr>
       <w:r>
-        <w:t xml:space="preserve">5.6 The platform answers the programme’s own criteria in one product: applied AI in a public service (policy assessment); reproducible and reviewable results; and</w:t>
+        <w:t xml:space="preserve">5.6 The platform answers the programme's own criteria in one product: applied AI in a public service (policy assessment); reproducible and reviewable results; and</w:t>
       </w:r>
       <w:r>
         <w:t xml:space="preserve"> </w:t>
@@ -1262,7 +1320,7 @@
         <w:t xml:space="preserve">pilot</w:t>
       </w:r>
       <w:r>
-        <w:t xml:space="preserve">: one institution, assessed on its results, before any national rollout is committed to. This is a proposal put to the programme’s owners,</w:t>
+        <w:t xml:space="preserve">: one institution, assessed on its results, before any national rollout is committed to. This is a proposal put to the programme's owners,</w:t>
       </w:r>
       <w:r>
         <w:t xml:space="preserve"> </w:t>
@@ -1341,7 +1399,7 @@
         <w:t xml:space="preserve">Zimbabwe Economic Policy Analysis and Research Institute</w:t>
       </w:r>
       <w:r>
-        <w:t xml:space="preserve">, an autonomous economic policy analysis and research think-tank established in 2003 by a Deed of Trust. Its stated mission is to conduct applied economic policy analysis, research and capacity building to promote a culture of evidence-based policy making in Zimbabwe. That is precisely the evidence base this platform consumes, which is why Oreida Pvt Ltd seeks to partner with ZEPARI: the Ministry hosts the capability, and ZEPARI owns the evidence and the methods independently. ZEPARI is asked to partner, and to endorse the platform as a pilot for its evidence-based policy work. ZEPARI holds</w:t>
+        <w:t xml:space="preserve">, an autonomous economic policy analysis and research think-tank established in 2003 by a Deed of Trust. Its stated mission is to conduct applied economic policy analysis, research and capacity building to promote a culture of evidence-based policy making in Zimbabwe. That is precisely the evidence base this platform consumes, which is why Oreida Pvt Ltd seeks to partner with ZEPARI: the Ministry puts the capability to work, and ZEPARI owns the evidence and the methods independently. ZEPARI is asked to partner, and to endorse the platform as a pilot for its evidence-based policy work. ZEPARI holds</w:t>
       </w:r>
       <w:r>
         <w:t xml:space="preserve"> </w:t>
@@ -1361,7 +1419,7 @@
       </w:r>
     </w:p>
     <w:bookmarkEnd w:id="15"/>
-    <w:bookmarkStart w:id="16" w:name="governance-and-legal-position"/>
+    <w:bookmarkStart w:id="16" w:name="X158390f9c0225b5a8d4260ad520074edb242573"/>
     <w:p>
       <w:pPr>
         <w:pStyle w:val="Heading3"/>
@@ -1395,7 +1453,7 @@
       </w:r>
     </w:p>
     <w:bookmarkEnd w:id="16"/>
-    <w:bookmarkStart w:id="17" w:name="procurement"/>
+    <w:bookmarkStart w:id="17" w:name="X4c3abd7f2863bdf248e3fca06aa398d7addee33"/>
     <w:p>
       <w:pPr>
         <w:pStyle w:val="Heading3"/>
@@ -1409,20 +1467,33 @@
         <w:pStyle w:val="FirstParagraph"/>
       </w:pPr>
       <w:r>
-        <w:t xml:space="preserve">7.1 We recommend</w:t>
-      </w:r>
-      <w:r>
-        <w:t xml:space="preserve"> </w:t>
-      </w:r>
-      <w:r>
-        <w:rPr>
-          <w:b/>
-          <w:bCs/>
-        </w:rPr>
-        <w:t xml:space="preserve">phased in-house development with contracted expertise</w:t>
-      </w:r>
-      <w:r>
-        <w:t xml:space="preserve">: the Ministry retains ownership and control of the capability while Oreida Pvt Ltd supplies the build steps and support, because the product already exists and only three named steps separate the demonstration from a Ministry-hosted pilot.</w:t>
+        <w:t xml:space="preserve">7.1 We recommend a</w:t>
+      </w:r>
+      <w:r>
+        <w:t xml:space="preserve"> </w:t>
+      </w:r>
+      <w:r>
+        <w:rPr>
+          <w:b/>
+          <w:bCs/>
+        </w:rPr>
+        <w:t xml:space="preserve">public-private partnership</w:t>
+      </w:r>
+      <w:r>
+        <w:t xml:space="preserve">: the platform remains the property of</w:t>
+      </w:r>
+      <w:r>
+        <w:t xml:space="preserve"> </w:t>
+      </w:r>
+      <w:r>
+        <w:rPr>
+          <w:b/>
+          <w:bCs/>
+        </w:rPr>
+        <w:t xml:space="preserve">Oreida Pvt Ltd</w:t>
+      </w:r>
+      <w:r>
+        <w:t xml:space="preserve">, which owns it, licenses it to the Ministry and continues to support it, and the platform and the data it produces revert to the Government at the end of the agreed term. Oreida Pvt Ltd supplies the three named build steps that separate the working demonstration from a Government-ready pilot, because the product already exists and only those three steps stand between the demonstration and a pilot the Ministry can run itself.</w:t>
       </w:r>
     </w:p>
     <w:p>
@@ -1430,6 +1501,18 @@
         <w:pStyle w:val="BodyText"/>
       </w:pPr>
       <w:r>
+        <w:rPr>
+          <w:i/>
+          <w:iCs/>
+        </w:rPr>
+        <w:t xml:space="preserve">(Corrected 2026-10-12: this clause previously recommended "phased in-house development with contracted expertise" and stated that the Ministry "retains ownership and control of the capability". That is the opposite of the partnership model — Oreida Pvt Ltd owns the platform and licenses it to the Ministry, and the Government takes ownership of the platform and the data at the end of the term. A contract cannot be written while the old wording stands.)</w:t>
+      </w:r>
+    </w:p>
+    <w:p>
+      <w:pPr>
+        <w:pStyle w:val="BodyText"/>
+      </w:pPr>
+      <w:r>
         <w:t xml:space="preserve">7.2 The approving office and the exact thresholds are</w:t>
       </w:r>
       <w:r>
@@ -1458,7 +1541,7 @@
       </w:r>
     </w:p>
     <w:bookmarkEnd w:id="17"/>
-    <w:bookmarkStart w:id="18" w:name="financial-implications"/>
+    <w:bookmarkStart w:id="18" w:name="X7d9f54fe6a9ca966b2ddd8e662b013e97f9d653"/>
     <w:p>
       <w:pPr>
         <w:pStyle w:val="Heading3"/>
@@ -1472,22 +1555,55 @@
         <w:pStyle w:val="FirstParagraph"/>
       </w:pPr>
       <w:r>
-        <w:t xml:space="preserve">8.1 The tables below separate one-off costs from recurring costs. Every figure is an</w:t>
-      </w:r>
-      <w:r>
+        <w:t xml:space="preserve">8.1 The tables below separate the one-off licence from the recurring service charge.</w:t>
+      </w:r>
+      <w:r>
+        <w:t xml:space="preserve"> </w:t>
+      </w:r>
+      <w:r>
+        <w:rPr>
+          <w:b/>
+          <w:bCs/>
+        </w:rPr>
+        <w:t xml:space="preserve">The price is the price proposed by Oreida Pvt Ltd, stated in United States dollars; it is not approved, and the payment milestones are to be agreed in the Service Agreement.</w:t>
+      </w:r>
+      <w:r>
+        <w:t xml:space="preserve"> </w:t>
+      </w:r>
+      <w:r>
+        <w:t xml:space="preserve">A full Treasury business case is not part of this proposal and would be produced after an approval in principle, if required.</w:t>
+      </w:r>
+      <w:r>
+        <w:t xml:space="preserve"> </w:t>
+      </w:r>
+      <w:r>
+        <w:rPr>
+          <w:i/>
+          <w:iCs/>
+        </w:rPr>
+        <w:t xml:space="preserve">(Corrected 2026-10-12: every figure in this section previously read</w:t>
+      </w:r>
+      <w:r>
+        <w:rPr>
+          <w:i/>
+          <w:iCs/>
+        </w:rPr>
         <w:t xml:space="preserve"> </w:t>
       </w:r>
       <w:r>
         <w:rPr>
           <w:rStyle w:val="VerbatimChar"/>
+          <w:i/>
+          <w:iCs/>
         </w:rPr>
         <w:t xml:space="preserve">[ASSUMPTION — to be confirmed]</w:t>
       </w:r>
       <w:r>
-        <w:t xml:space="preserve"> </w:t>
-      </w:r>
-      <w:r>
-        <w:t xml:space="preserve">and none is presented as approved. A full Treasury business case is not part of this proposal and would be produced after an approval in principle, if required.</w:t>
+        <w:rPr>
+          <w:i/>
+          <w:iCs/>
+        </w:rPr>
+        <w:t xml:space="preserve">; the prices stated below are now the ones proposed.)</w:t>
       </w:r>
     </w:p>
     <w:p>
@@ -1548,8 +1664,7 @@
     <w:tbl>
       <w:tblPr>
         <w:tblStyle w:val="Table"/>
-        <w:tblW w:type="pct" w:w="5000"/>
-        <w:tblLayout w:type="fixed"/>
+        <w:tblW w:type="auto" w:w="0"/>
         <w:tblLook w:firstRow="1" w:lastRow="0" w:firstColumn="0" w:lastColumn="0" w:noHBand="0" w:noVBand="0" w:val="0020"/>
       </w:tblPr>
       <w:tblGrid>
@@ -1614,7 +1729,7 @@
               <w:pStyle w:val="Compact"/>
             </w:pPr>
             <w:r>
-              <w:t xml:space="preserve">The build — the three named build steps</w:t>
+              <w:t xml:space="preserve">The licence and the three named build steps</w:t>
             </w:r>
           </w:p>
         </w:tc>
@@ -1854,1613 +1969,13 @@
         <w:t xml:space="preserve"> </w:t>
       </w:r>
       <w:r>
-        <w:t xml:space="preserve">One-off costs are separated from recurring costs; every figure is an</w:t>
-      </w:r>
-      <w:r>
-        <w:t xml:space="preserve"> </w:t>
-      </w:r>
-      <w:r>
-        <w:rPr>
-          <w:rStyle w:val="VerbatimChar"/>
-        </w:rPr>
-        <w:t xml:space="preserve">[ASSUMPTION — to be confirmed]</w:t>
-      </w:r>
-      <w:r>
-        <w:t xml:space="preserve"> </w:t>
-      </w:r>
-      <w:r>
-        <w:t xml:space="preserve">and none is presented as approved.</w:t>
+        <w:t xml:space="preserve">The one-off licence is separated from the recurring service charge. The figures are the prices proposed by Oreida Pvt Ltd; they are not approved.</w:t>
       </w:r>
     </w:p>
     <w:tbl>
       <w:tblPr>
         <w:tblStyle w:val="Table"/>
-        <w:tblW w:type="pct" w:w="5000"/>
-        <w:tblLayout w:type="fixed"/>
-        <w:tblLook w:firstRow="1" w:lastRow="0" w:firstColumn="0" w:lastColumn="0" w:noHBand="0" w:noVBand="0" w:val="0020"/>
-      </w:tblPr>
-      <w:tblGrid>
-        <w:gridCol w:w="1584"/>
-        <w:gridCol w:w="1584"/>
-        <w:gridCol w:w="1584"/>
-        <w:gridCol w:w="1584"/>
-        <w:gridCol w:w="1584"/>
-      </w:tblGrid>
-      <w:tr>
-        <w:trPr>
-          <w:tblHeader w:val="on"/>
-        </w:trPr>
-        <w:tc>
-          <w:tcPr/>
-          <w:p>
-            <w:pPr>
-              <w:pStyle w:val="Compact"/>
-            </w:pPr>
-            <w:r>
-              <w:t xml:space="preserve">#</w:t>
-            </w:r>
-          </w:p>
-        </w:tc>
-        <w:tc>
-          <w:tcPr/>
-          <w:p>
-            <w:pPr>
-              <w:pStyle w:val="Compact"/>
-            </w:pPr>
-            <w:r>
-              <w:t xml:space="preserve">Item</w:t>
-            </w:r>
-          </w:p>
-        </w:tc>
-        <w:tc>
-          <w:tcPr/>
-          <w:p>
-            <w:pPr>
-              <w:pStyle w:val="Compact"/>
-            </w:pPr>
-            <w:r>
-              <w:t xml:space="preserve">Type</w:t>
-            </w:r>
-          </w:p>
-        </w:tc>
-        <w:tc>
-          <w:tcPr/>
-          <w:p>
-            <w:pPr>
-              <w:pStyle w:val="Compact"/>
-            </w:pPr>
-            <w:r>
-              <w:t xml:space="preserve">Estimate (USD)</w:t>
-            </w:r>
-          </w:p>
-        </w:tc>
-        <w:tc>
-          <w:tcPr/>
-          <w:p>
-            <w:pPr>
-              <w:pStyle w:val="Compact"/>
-            </w:pPr>
-            <w:r>
-              <w:t xml:space="preserve">Estimate (ZWG)</w:t>
-            </w:r>
-          </w:p>
-        </w:tc>
-      </w:tr>
-      <w:tr>
-        <w:tc>
-          <w:tcPr/>
-          <w:p>
-            <w:pPr>
-              <w:pStyle w:val="Compact"/>
-            </w:pPr>
-            <w:r>
-              <w:t xml:space="preserve">8.8</w:t>
-            </w:r>
-          </w:p>
-        </w:tc>
-        <w:tc>
-          <w:tcPr/>
-          <w:p>
-            <w:pPr>
-              <w:pStyle w:val="Compact"/>
-            </w:pPr>
-            <w:r>
-              <w:t xml:space="preserve">Server-side document text extraction (build step 1)</w:t>
-            </w:r>
-          </w:p>
-        </w:tc>
-        <w:tc>
-          <w:tcPr/>
-          <w:p>
-            <w:pPr>
-              <w:pStyle w:val="Compact"/>
-            </w:pPr>
-            <w:r>
-              <w:t xml:space="preserve">One-off</w:t>
-            </w:r>
-          </w:p>
-        </w:tc>
-        <w:tc>
-          <w:tcPr/>
-          <w:p>
-            <w:pPr>
-              <w:pStyle w:val="Compact"/>
-            </w:pPr>
-            <w:r>
-              <w:t xml:space="preserve">[ASSUMPTION — to be confirmed]</w:t>
-            </w:r>
-          </w:p>
-        </w:tc>
-        <w:tc>
-          <w:tcPr/>
-          <w:p>
-            <w:pPr>
-              <w:pStyle w:val="Compact"/>
-            </w:pPr>
-            <w:r>
-              <w:t xml:space="preserve">[ASSUMPTION — to be confirmed]</w:t>
-            </w:r>
-          </w:p>
-        </w:tc>
-      </w:tr>
-      <w:tr>
-        <w:tc>
-          <w:tcPr/>
-          <w:p>
-            <w:pPr>
-              <w:pStyle w:val="Compact"/>
-            </w:pPr>
-            <w:r>
-              <w:t xml:space="preserve">8.9</w:t>
-            </w:r>
-          </w:p>
-        </w:tc>
-        <w:tc>
-          <w:tcPr/>
-          <w:p>
-            <w:pPr>
-              <w:pStyle w:val="Compact"/>
-            </w:pPr>
-            <w:r>
-              <w:t xml:space="preserve">Server-side identity verification (build step 2)</w:t>
-            </w:r>
-          </w:p>
-        </w:tc>
-        <w:tc>
-          <w:tcPr/>
-          <w:p>
-            <w:pPr>
-              <w:pStyle w:val="Compact"/>
-            </w:pPr>
-            <w:r>
-              <w:t xml:space="preserve">One-off</w:t>
-            </w:r>
-          </w:p>
-        </w:tc>
-        <w:tc>
-          <w:tcPr/>
-          <w:p>
-            <w:pPr>
-              <w:pStyle w:val="Compact"/>
-            </w:pPr>
-            <w:r>
-              <w:t xml:space="preserve">[ASSUMPTION — to be confirmed]</w:t>
-            </w:r>
-          </w:p>
-        </w:tc>
-        <w:tc>
-          <w:tcPr/>
-          <w:p>
-            <w:pPr>
-              <w:pStyle w:val="Compact"/>
-            </w:pPr>
-            <w:r>
-              <w:t xml:space="preserve">[ASSUMPTION — to be confirmed]</w:t>
-            </w:r>
-          </w:p>
-        </w:tc>
-      </w:tr>
-      <w:tr>
-        <w:tc>
-          <w:tcPr/>
-          <w:p>
-            <w:pPr>
-              <w:pStyle w:val="Compact"/>
-            </w:pPr>
-            <w:r>
-              <w:t xml:space="preserve">8.10</w:t>
-            </w:r>
-          </w:p>
-        </w:tc>
-        <w:tc>
-          <w:tcPr/>
-          <w:p>
-            <w:pPr>
-              <w:pStyle w:val="Compact"/>
-            </w:pPr>
-            <w:r>
-              <w:t xml:space="preserve">Deployment onto Government infrastructure (build step 3)</w:t>
-            </w:r>
-          </w:p>
-        </w:tc>
-        <w:tc>
-          <w:tcPr/>
-          <w:p>
-            <w:pPr>
-              <w:pStyle w:val="Compact"/>
-            </w:pPr>
-            <w:r>
-              <w:t xml:space="preserve">One-off</w:t>
-            </w:r>
-          </w:p>
-        </w:tc>
-        <w:tc>
-          <w:tcPr/>
-          <w:p>
-            <w:pPr>
-              <w:pStyle w:val="Compact"/>
-            </w:pPr>
-            <w:r>
-              <w:t xml:space="preserve">[ASSUMPTION — to be confirmed]</w:t>
-            </w:r>
-          </w:p>
-        </w:tc>
-        <w:tc>
-          <w:tcPr/>
-          <w:p>
-            <w:pPr>
-              <w:pStyle w:val="Compact"/>
-            </w:pPr>
-            <w:r>
-              <w:t xml:space="preserve">[ASSUMPTION — to be confirmed]</w:t>
-            </w:r>
-          </w:p>
-        </w:tc>
-      </w:tr>
-      <w:tr>
-        <w:tc>
-          <w:tcPr/>
-          <w:p>
-            <w:pPr>
-              <w:pStyle w:val="Compact"/>
-            </w:pPr>
-            <w:r>
-              <w:t xml:space="preserve">8.11</w:t>
-            </w:r>
-          </w:p>
-        </w:tc>
-        <w:tc>
-          <w:tcPr/>
-          <w:p>
-            <w:pPr>
-              <w:pStyle w:val="Compact"/>
-            </w:pPr>
-            <w:r>
-              <w:t xml:space="preserve">Pilot delivery (one institution, one policy question, one run)</w:t>
-            </w:r>
-          </w:p>
-        </w:tc>
-        <w:tc>
-          <w:tcPr/>
-          <w:p>
-            <w:pPr>
-              <w:pStyle w:val="Compact"/>
-            </w:pPr>
-            <w:r>
-              <w:t xml:space="preserve">One-off</w:t>
-            </w:r>
-          </w:p>
-        </w:tc>
-        <w:tc>
-          <w:tcPr/>
-          <w:p>
-            <w:pPr>
-              <w:pStyle w:val="Compact"/>
-            </w:pPr>
-            <w:r>
-              <w:t xml:space="preserve">[ASSUMPTION — to be confirmed]</w:t>
-            </w:r>
-          </w:p>
-        </w:tc>
-        <w:tc>
-          <w:tcPr/>
-          <w:p>
-            <w:pPr>
-              <w:pStyle w:val="Compact"/>
-            </w:pPr>
-            <w:r>
-              <w:t xml:space="preserve">[ASSUMPTION — to be confirmed]</w:t>
-            </w:r>
-          </w:p>
-        </w:tc>
-      </w:tr>
-      <w:tr>
-        <w:tc>
-          <w:tcPr/>
-          <w:p>
-            <w:pPr>
-              <w:pStyle w:val="Compact"/>
-            </w:pPr>
-            <w:r>
-              <w:t xml:space="preserve">8.12</w:t>
-            </w:r>
-          </w:p>
-        </w:tc>
-        <w:tc>
-          <w:tcPr/>
-          <w:p>
-            <w:pPr>
-              <w:pStyle w:val="Compact"/>
-            </w:pPr>
-            <w:r>
-              <w:t xml:space="preserve">Hosting inside the Ministry</w:t>
-            </w:r>
-          </w:p>
-        </w:tc>
-        <w:tc>
-          <w:tcPr/>
-          <w:p>
-            <w:pPr>
-              <w:pStyle w:val="Compact"/>
-            </w:pPr>
-            <w:r>
-              <w:t xml:space="preserve">Recurring</w:t>
-            </w:r>
-          </w:p>
-        </w:tc>
-        <w:tc>
-          <w:tcPr/>
-          <w:p>
-            <w:pPr>
-              <w:pStyle w:val="Compact"/>
-            </w:pPr>
-            <w:r>
-              <w:t xml:space="preserve">[ASSUMPTION — to be confirmed]</w:t>
-            </w:r>
-          </w:p>
-        </w:tc>
-        <w:tc>
-          <w:tcPr/>
-          <w:p>
-            <w:pPr>
-              <w:pStyle w:val="Compact"/>
-            </w:pPr>
-            <w:r>
-              <w:t xml:space="preserve">[ASSUMPTION — to be confirmed]</w:t>
-            </w:r>
-          </w:p>
-        </w:tc>
-      </w:tr>
-      <w:tr>
-        <w:tc>
-          <w:tcPr/>
-          <w:p>
-            <w:pPr>
-              <w:pStyle w:val="Compact"/>
-            </w:pPr>
-            <w:r>
-              <w:t xml:space="preserve">8.13</w:t>
-            </w:r>
-          </w:p>
-        </w:tc>
-        <w:tc>
-          <w:tcPr/>
-          <w:p>
-            <w:pPr>
-              <w:pStyle w:val="Compact"/>
-            </w:pPr>
-            <w:r>
-              <w:t xml:space="preserve">Support and maintenance</w:t>
-            </w:r>
-          </w:p>
-        </w:tc>
-        <w:tc>
-          <w:tcPr/>
-          <w:p>
-            <w:pPr>
-              <w:pStyle w:val="Compact"/>
-            </w:pPr>
-            <w:r>
-              <w:t xml:space="preserve">Recurring</w:t>
-            </w:r>
-          </w:p>
-        </w:tc>
-        <w:tc>
-          <w:tcPr/>
-          <w:p>
-            <w:pPr>
-              <w:pStyle w:val="Compact"/>
-            </w:pPr>
-            <w:r>
-              <w:t xml:space="preserve">[ASSUMPTION — to be confirmed]</w:t>
-            </w:r>
-          </w:p>
-        </w:tc>
-        <w:tc>
-          <w:tcPr/>
-          <w:p>
-            <w:pPr>
-              <w:pStyle w:val="Compact"/>
-            </w:pPr>
-            <w:r>
-              <w:t xml:space="preserve">[ASSUMPTION — to be confirmed]</w:t>
-            </w:r>
-          </w:p>
-        </w:tc>
-      </w:tr>
-      <w:tr>
-        <w:tc>
-          <w:tcPr/>
-          <w:p>
-            <w:pPr>
-              <w:pStyle w:val="Compact"/>
-            </w:pPr>
-            <w:r>
-              <w:t xml:space="preserve">8.14</w:t>
-            </w:r>
-          </w:p>
-        </w:tc>
-        <w:tc>
-          <w:tcPr/>
-          <w:p>
-            <w:pPr>
-              <w:pStyle w:val="Compact"/>
-            </w:pPr>
-            <w:r>
-              <w:t xml:space="preserve">Training of officers</w:t>
-            </w:r>
-          </w:p>
-        </w:tc>
-        <w:tc>
-          <w:tcPr/>
-          <w:p>
-            <w:pPr>
-              <w:pStyle w:val="Compact"/>
-            </w:pPr>
-            <w:r>
-              <w:t xml:space="preserve">Recurring</w:t>
-            </w:r>
-          </w:p>
-        </w:tc>
-        <w:tc>
-          <w:tcPr/>
-          <w:p>
-            <w:pPr>
-              <w:pStyle w:val="Compact"/>
-            </w:pPr>
-            <w:r>
-              <w:t xml:space="preserve">[ASSUMPTION — to be confirmed]</w:t>
-            </w:r>
-          </w:p>
-        </w:tc>
-        <w:tc>
-          <w:tcPr/>
-          <w:p>
-            <w:pPr>
-              <w:pStyle w:val="Compact"/>
-            </w:pPr>
-            <w:r>
-              <w:t xml:space="preserve">[ASSUMPTION — to be confirmed]</w:t>
-            </w:r>
-          </w:p>
-        </w:tc>
-      </w:tr>
-    </w:tbl>
-    <w:bookmarkEnd w:id="18"/>
-    <w:bookmarkStart w:id="19" w:name="implementation-approach-and-timeframe"/>
-    <w:p>
-      <w:pPr>
-        <w:pStyle w:val="Heading3"/>
-      </w:pPr>
-      <w:r>
-        <w:t xml:space="preserve">9. Implementation approach and timeframe</w:t>
-      </w:r>
-    </w:p>
-    <w:p>
-      <w:pPr>
-        <w:pStyle w:val="FirstParagraph"/>
-      </w:pPr>
-      <w:r>
-        <w:t xml:space="preserve">9.1 The approach is phased, and the</w:t>
-      </w:r>
-      <w:r>
-        <w:t xml:space="preserve"> </w:t>
-      </w:r>
-      <w:r>
-        <w:rPr>
-          <w:b/>
-          <w:bCs/>
-        </w:rPr>
-        <w:t xml:space="preserve">pilot institution is named as the first milestone</w:t>
-      </w:r>
-      <w:r>
-        <w:t xml:space="preserve">.</w:t>
-      </w:r>
-    </w:p>
-    <w:p>
-      <w:pPr>
-        <w:pStyle w:val="BodyText"/>
-      </w:pPr>
-      <w:r>
-        <w:t xml:space="preserve">9.2</w:t>
-      </w:r>
-      <w:r>
-        <w:t xml:space="preserve"> </w:t>
-      </w:r>
-      <w:r>
-        <w:rPr>
-          <w:b/>
-          <w:bCs/>
-        </w:rPr>
-        <w:t xml:space="preserve">The three build items come first:</w:t>
-      </w:r>
-      <w:r>
-        <w:t xml:space="preserve"> </w:t>
-      </w:r>
-      <w:r>
-        <w:t xml:space="preserve">(a) server-side document text extraction; (b) server-side identity verification; and (c) deployment onto Government infrastructure.</w:t>
-      </w:r>
-    </w:p>
-    <w:p>
-      <w:pPr>
-        <w:pStyle w:val="BodyText"/>
-      </w:pPr>
-      <w:r>
-        <w:t xml:space="preserve">9.3 Phases: approval in principle; then the three build items; then the pilot at one institution on one policy question; then a review of the pilot’s results; then, only if the review supports it, consideration of a wider rollout. Every date is an</w:t>
-      </w:r>
-      <w:r>
-        <w:t xml:space="preserve"> </w:t>
-      </w:r>
-      <w:r>
-        <w:rPr>
-          <w:rStyle w:val="VerbatimChar"/>
-        </w:rPr>
-        <w:t xml:space="preserve">[ASSUMPTION — to be confirmed]</w:t>
-      </w:r>
-      <w:r>
-        <w:t xml:space="preserve">.</w:t>
-      </w:r>
-    </w:p>
-    <w:bookmarkEnd w:id="19"/>
-    <w:bookmarkStart w:id="20" w:name="risk-and-mitigation"/>
-    <w:p>
-      <w:pPr>
-        <w:pStyle w:val="Heading3"/>
-      </w:pPr>
-      <w:r>
-        <w:t xml:space="preserve">10. Risk and mitigation</w:t>
-      </w:r>
-    </w:p>
-    <w:p>
-      <w:pPr>
-        <w:pStyle w:val="FirstParagraph"/>
-      </w:pPr>
-      <w:r>
-        <w:t xml:space="preserve">10.1</w:t>
-      </w:r>
-      <w:r>
-        <w:t xml:space="preserve"> </w:t>
-      </w:r>
-      <w:r>
-        <w:rPr>
-          <w:b/>
-          <w:bCs/>
-        </w:rPr>
-        <w:t xml:space="preserve">Reputational risk of overclaiming.</w:t>
-      </w:r>
-      <w:r>
-        <w:t xml:space="preserve"> </w:t>
-      </w:r>
-      <w:r>
-        <w:t xml:space="preserve">A tool of this kind fails when it is described as a prediction. The product design mitigates this: figures that are not published are labelled</w:t>
-      </w:r>
-      <w:r>
-        <w:t xml:space="preserve"> </w:t>
-      </w:r>
-      <w:r>
-        <w:rPr>
-          <w:rStyle w:val="VerbatimChar"/>
-        </w:rPr>
-        <w:t xml:space="preserve">Modelled</w:t>
-      </w:r>
-      <w:r>
-        <w:t xml:space="preserve">; every result is reproducible; and every document carries the decision-support disclaimer.</w:t>
-      </w:r>
-    </w:p>
-    <w:p>
-      <w:pPr>
-        <w:pStyle w:val="BodyText"/>
-      </w:pPr>
-      <w:r>
-        <w:t xml:space="preserve">10.2</w:t>
-      </w:r>
-      <w:r>
-        <w:t xml:space="preserve"> </w:t>
-      </w:r>
-      <w:r>
-        <w:rPr>
-          <w:b/>
-          <w:bCs/>
-        </w:rPr>
-        <w:t xml:space="preserve">The specific risk of borrowing a national programme’s or an institution’s name.</w:t>
-      </w:r>
-      <w:r>
-        <w:t xml:space="preserve"> </w:t>
-      </w:r>
-      <w:r>
-        <w:t xml:space="preserve">The platform holds</w:t>
-      </w:r>
-      <w:r>
-        <w:t xml:space="preserve"> </w:t>
-      </w:r>
-      <w:r>
-        <w:rPr>
-          <w:b/>
-          <w:bCs/>
-        </w:rPr>
-        <w:t xml:space="preserve">no</w:t>
-      </w:r>
-      <w:r>
-        <w:t xml:space="preserve"> </w:t>
-      </w:r>
-      <w:r>
-        <w:t xml:space="preserve">endorsement from</w:t>
-      </w:r>
-      <w:r>
-        <w:t xml:space="preserve"> </w:t>
-      </w:r>
-      <w:r>
-        <w:rPr>
-          <w:b/>
-          <w:bCs/>
-        </w:rPr>
-        <w:t xml:space="preserve">Digitalize Zimbabwe</w:t>
-      </w:r>
-      <w:r>
-        <w:t xml:space="preserve">, the Ministry</w:t>
-      </w:r>
-      <w:r>
-        <w:t xml:space="preserve"> </w:t>
-      </w:r>
-      <w:r>
-        <w:rPr>
-          <w:b/>
-          <w:bCs/>
-        </w:rPr>
-        <w:t xml:space="preserve">or ZEPARI</w:t>
-      </w:r>
-      <w:r>
-        <w:t xml:space="preserve">. This proposal states that plainly, and obtaining those endorsements is part of the ask.</w:t>
-      </w:r>
-    </w:p>
-    <w:p>
-      <w:pPr>
-        <w:pStyle w:val="BodyText"/>
-      </w:pPr>
-      <w:r>
-        <w:t xml:space="preserve">10.3</w:t>
-      </w:r>
-      <w:r>
-        <w:t xml:space="preserve"> </w:t>
-      </w:r>
-      <w:r>
-        <w:rPr>
-          <w:b/>
-          <w:bCs/>
-        </w:rPr>
-        <w:t xml:space="preserve">Data and sovereignty risk.</w:t>
-      </w:r>
-      <w:r>
-        <w:t xml:space="preserve"> </w:t>
-      </w:r>
-      <w:r>
-        <w:t xml:space="preserve">The demonstration makes no network request and no document text leaves the machine, which removes the risk of policy text being processed outside national custody.</w:t>
-      </w:r>
-    </w:p>
-    <w:bookmarkEnd w:id="20"/>
-    <w:bookmarkStart w:id="21" w:name="consultation"/>
-    <w:p>
-      <w:pPr>
-        <w:pStyle w:val="Heading3"/>
-      </w:pPr>
-      <w:r>
-        <w:t xml:space="preserve">11. Consultation</w:t>
-      </w:r>
-    </w:p>
-    <w:p>
-      <w:pPr>
-        <w:pStyle w:val="FirstParagraph"/>
-      </w:pPr>
-      <w:r>
-        <w:t xml:space="preserve">11.1 Before submission, the following offices should be consulted, each marked as a question where the correct list is not known: Treasury</w:t>
-      </w:r>
-      <w:r>
-        <w:t xml:space="preserve"> </w:t>
-      </w:r>
-      <w:r>
-        <w:rPr>
-          <w:rStyle w:val="VerbatimChar"/>
-        </w:rPr>
-        <w:t xml:space="preserve">[QUESTION — needs a decision]</w:t>
-      </w:r>
-      <w:r>
-        <w:t xml:space="preserve">; the Public Service Commission</w:t>
-      </w:r>
-      <w:r>
-        <w:t xml:space="preserve"> </w:t>
-      </w:r>
-      <w:r>
-        <w:rPr>
-          <w:rStyle w:val="VerbatimChar"/>
-        </w:rPr>
-        <w:t xml:space="preserve">[QUESTION — needs a decision]</w:t>
-      </w:r>
-      <w:r>
-        <w:t xml:space="preserve">; the Attorney General’s office</w:t>
-      </w:r>
-      <w:r>
-        <w:t xml:space="preserve"> </w:t>
-      </w:r>
-      <w:r>
-        <w:rPr>
-          <w:rStyle w:val="VerbatimChar"/>
-        </w:rPr>
-        <w:t xml:space="preserve">[QUESTION — needs a decision]</w:t>
-      </w:r>
-      <w:r>
-        <w:t xml:space="preserve">; and the data protection authority</w:t>
-      </w:r>
-      <w:r>
-        <w:t xml:space="preserve"> </w:t>
-      </w:r>
-      <w:r>
-        <w:rPr>
-          <w:rStyle w:val="VerbatimChar"/>
-        </w:rPr>
-        <w:t xml:space="preserve">[QUESTION — needs a decision]</w:t>
-      </w:r>
-      <w:r>
-        <w:t xml:space="preserve">.</w:t>
-      </w:r>
-    </w:p>
-    <w:p>
-      <w:pPr>
-        <w:pStyle w:val="BodyText"/>
-      </w:pPr>
-      <w:r>
-        <w:t xml:space="preserve">11.2 The office that owns</w:t>
-      </w:r>
-      <w:r>
-        <w:t xml:space="preserve"> </w:t>
-      </w:r>
-      <w:r>
-        <w:rPr>
-          <w:b/>
-          <w:bCs/>
-        </w:rPr>
-        <w:t xml:space="preserve">Digitalize Zimbabwe</w:t>
-      </w:r>
-      <w:r>
-        <w:t xml:space="preserve">, and its internal approval route, are</w:t>
-      </w:r>
-      <w:r>
-        <w:t xml:space="preserve"> </w:t>
-      </w:r>
-      <w:r>
-        <w:rPr>
-          <w:rStyle w:val="VerbatimChar"/>
-        </w:rPr>
-        <w:t xml:space="preserve">[QUESTION — needs a decision]</w:t>
-      </w:r>
-      <w:r>
-        <w:t xml:space="preserve">.</w:t>
-      </w:r>
-    </w:p>
-    <w:bookmarkEnd w:id="21"/>
-    <w:bookmarkStart w:id="22" w:name="what-we-could-not-confirm"/>
-    <w:p>
-      <w:pPr>
-        <w:pStyle w:val="Heading3"/>
-      </w:pPr>
-      <w:r>
-        <w:t xml:space="preserve">12. What we could not confirm</w:t>
-      </w:r>
-    </w:p>
-    <w:p>
-      <w:pPr>
-        <w:pStyle w:val="FirstParagraph"/>
-      </w:pPr>
-      <w:r>
-        <w:t xml:space="preserve">12.1 The following could not be confirmed and are put as questions rather than guesses: the Ministry’s budget envelope and cost-sharing; the approval deadline; the number of institutions to prioritise first; the exact Zimbabwean Cabinet-memorandum format and the committee that would consider this proposal; the current official address and owning office of the</w:t>
-      </w:r>
-      <w:r>
-        <w:t xml:space="preserve"> </w:t>
-      </w:r>
-      <w:r>
-        <w:rPr>
-          <w:b/>
-          <w:bCs/>
-        </w:rPr>
-        <w:t xml:space="preserve">Digitalize Zimbabwe</w:t>
-      </w:r>
-      <w:r>
-        <w:t xml:space="preserve"> </w:t>
-      </w:r>
-      <w:r>
-        <w:t xml:space="preserve">programme; ZEPARI’s own approval route for endorsing a pilot and for entering a research partnership, and which of its development partners would fund the pilot study; and the public text, targets and contents of the National AI Strategy, the National Cybersecurity Strategy and the Smart Zimbabwe 2030 Strategy (their existence is confirmed; their contents are not).</w:t>
-      </w:r>
-    </w:p>
-    <w:p>
-      <w:pPr>
-        <w:pStyle w:val="BodyText"/>
-      </w:pPr>
-      <w:r>
-        <w:t xml:space="preserve">12.2</w:t>
-      </w:r>
-      <w:r>
-        <w:t xml:space="preserve"> </w:t>
-      </w:r>
-      <w:r>
-        <w:rPr>
-          <w:b/>
-          <w:bCs/>
-        </w:rPr>
-        <w:t xml:space="preserve">Who to ask:</w:t>
-      </w:r>
-      <w:r>
-        <w:t xml:space="preserve"> </w:t>
-      </w:r>
-      <w:r>
-        <w:t xml:space="preserve">the Cabinet Office and the Ministry’s legal desk (route and format); the Ministry of ICT, Postal and Courier Services (programme ownership, budget and priorities); and Treasury (costing and funding route).</w:t>
-      </w:r>
-    </w:p>
-    <w:bookmarkEnd w:id="22"/>
-    <w:bookmarkStart w:id="23" w:name="named-source-statement"/>
-    <w:p>
-      <w:pPr>
-        <w:pStyle w:val="Heading3"/>
-      </w:pPr>
-      <w:r>
-        <w:t xml:space="preserve">Named-source statement</w:t>
-      </w:r>
-    </w:p>
-    <w:p>
-      <w:pPr>
-        <w:pStyle w:val="FirstParagraph"/>
-      </w:pPr>
-      <w:r>
-        <w:t xml:space="preserve">The platform’s figures come from named public sources. Stakeholder shares are the</w:t>
-      </w:r>
-      <w:r>
-        <w:t xml:space="preserve"> </w:t>
-      </w:r>
-      <w:r>
-        <w:rPr>
-          <w:b/>
-          <w:bCs/>
-        </w:rPr>
-        <w:t xml:space="preserve">Zimbabwe National Statistics Agency (ZIMSTAT)</w:t>
-      </w:r>
-      <w:r>
-        <w:t xml:space="preserve"> </w:t>
-      </w:r>
-      <w:r>
-        <w:t xml:space="preserve">2022 census figures, each naming the figure it stands for; where no official count exists the share is labelled</w:t>
-      </w:r>
-      <w:r>
-        <w:t xml:space="preserve"> </w:t>
-      </w:r>
-      <w:r>
-        <w:rPr>
-          <w:rStyle w:val="VerbatimChar"/>
-        </w:rPr>
-        <w:t xml:space="preserve">Modelled</w:t>
-      </w:r>
-      <w:r>
-        <w:t xml:space="preserve"> </w:t>
-      </w:r>
-      <w:r>
-        <w:t xml:space="preserve">rather than estimated. Reference rates name the body that publishes them — the</w:t>
-      </w:r>
-      <w:r>
-        <w:t xml:space="preserve"> </w:t>
-      </w:r>
-      <w:r>
-        <w:rPr>
-          <w:b/>
-          <w:bCs/>
-        </w:rPr>
-        <w:t xml:space="preserve">Reserve Bank of Zimbabwe</w:t>
-      </w:r>
-      <w:r>
-        <w:t xml:space="preserve"> </w:t>
-      </w:r>
-      <w:r>
-        <w:t xml:space="preserve">and</w:t>
-      </w:r>
-      <w:r>
-        <w:t xml:space="preserve"> </w:t>
-      </w:r>
-      <w:r>
-        <w:rPr>
-          <w:b/>
-          <w:bCs/>
-        </w:rPr>
-        <w:t xml:space="preserve">ZIMSTAT</w:t>
-      </w:r>
-      <w:r>
-        <w:t xml:space="preserve"> </w:t>
-      </w:r>
-      <w:r>
-        <w:t xml:space="preserve">— and the period each figure is for. Every instrument cited is a real Zimbabwean Act, named from the official consolidated Acts index. Where a department indicator is a published figure it names its publisher, its publication and its period; where none exists it is shown as</w:t>
-      </w:r>
-      <w:r>
-        <w:t xml:space="preserve"> </w:t>
-      </w:r>
-      <w:r>
-        <w:rPr>
-          <w:rStyle w:val="VerbatimChar"/>
-        </w:rPr>
-        <w:t xml:space="preserve">Modelled</w:t>
-      </w:r>
-      <w:r>
-        <w:t xml:space="preserve">.</w:t>
-      </w:r>
-    </w:p>
-    <w:bookmarkEnd w:id="23"/>
-    <w:bookmarkStart w:id="24" w:name="signature"/>
-    <w:p>
-      <w:pPr>
-        <w:pStyle w:val="Heading3"/>
-      </w:pPr>
-      <w:r>
-        <w:t xml:space="preserve">Signature</w:t>
-      </w:r>
-    </w:p>
-    <w:p>
-      <w:pPr>
-        <w:pStyle w:val="FirstParagraph"/>
-      </w:pPr>
-      <w:r>
-        <w:t xml:space="preserve">Submitted for and on behalf of</w:t>
-      </w:r>
-      <w:r>
-        <w:t xml:space="preserve"> </w:t>
-      </w:r>
-      <w:r>
-        <w:rPr>
-          <w:b/>
-          <w:bCs/>
-        </w:rPr>
-        <w:t xml:space="preserve">Oreida Pvt Ltd</w:t>
-      </w:r>
-      <w:r>
-        <w:t xml:space="preserve">:</w:t>
-      </w:r>
-    </w:p>
-    <w:p>
-      <w:pPr>
-        <w:pStyle w:val="BodyText"/>
-      </w:pPr>
-      <w:r>
-        <w:t xml:space="preserve">Mr Edmore Zviitwah — Representative</w:t>
-      </w:r>
-    </w:p>
-    <w:p>
-      <w:pPr>
-        <w:pStyle w:val="BodyText"/>
-      </w:pPr>
-      <w:r>
-        <w:t xml:space="preserve">Mr Tadii Tendayi — Representative</w:t>
-      </w:r>
-    </w:p>
-    <w:p>
-      <w:pPr>
-        <w:pStyle w:val="BodyText"/>
-      </w:pPr>
-      <w:r>
-        <w:t xml:space="preserve">Date: 2 October 2026</w:t>
-      </w:r>
-    </w:p>
-    <w:p>
-      <w:r>
-        <w:pict>
-          <v:rect style="width:0;height:1.5pt" o:hralign="center" o:hrstd="t" o:hr="t"/>
-        </w:pict>
-      </w:r>
-    </w:p>
-    <w:bookmarkEnd w:id="24"/>
-    <w:bookmarkEnd w:id="25"/>
-    <w:bookmarkStart w:id="26" w:name="part-c-the-one-page-ask"/>
-    <w:p>
-      <w:pPr>
-        <w:pStyle w:val="Heading2"/>
-      </w:pPr>
-      <w:r>
-        <w:t xml:space="preserve">Part C — The one-page ask</w:t>
-      </w:r>
-    </w:p>
-    <w:p>
-      <w:pPr>
-        <w:pStyle w:val="FirstParagraph"/>
-      </w:pPr>
-      <w:r>
-        <w:rPr>
-          <w:b/>
-          <w:bCs/>
-        </w:rPr>
-        <w:t xml:space="preserve">What is being asked, from whom, by when, and what approval unlocks.</w:t>
-      </w:r>
-    </w:p>
-    <w:p>
-      <w:pPr>
-        <w:pStyle w:val="BodyText"/>
-      </w:pPr>
-      <w:r>
-        <w:rPr>
-          <w:b/>
-          <w:bCs/>
-        </w:rPr>
-        <w:t xml:space="preserve">Naming the pilot.</w:t>
-      </w:r>
-      <w:r>
-        <w:t xml:space="preserve"> </w:t>
-      </w:r>
-      <w:r>
-        <w:t xml:space="preserve">This platform is put forward as a pilot for the</w:t>
-      </w:r>
-      <w:r>
-        <w:t xml:space="preserve"> </w:t>
-      </w:r>
-      <w:r>
-        <w:rPr>
-          <w:b/>
-          <w:bCs/>
-        </w:rPr>
-        <w:t xml:space="preserve">Digitalize Zimbabwe</w:t>
-      </w:r>
-      <w:r>
-        <w:t xml:space="preserve"> </w:t>
-      </w:r>
-      <w:r>
-        <w:t xml:space="preserve">initiative, in partnership with</w:t>
-      </w:r>
-      <w:r>
-        <w:t xml:space="preserve"> </w:t>
-      </w:r>
-      <w:r>
-        <w:rPr>
-          <w:b/>
-          <w:bCs/>
-        </w:rPr>
-        <w:t xml:space="preserve">ZEPARI</w:t>
-      </w:r>
-      <w:r>
-        <w:t xml:space="preserve">. The ask therefore includes the programme’s</w:t>
-      </w:r>
-      <w:r>
-        <w:t xml:space="preserve"> </w:t>
-      </w:r>
-      <w:r>
-        <w:rPr>
-          <w:b/>
-          <w:bCs/>
-        </w:rPr>
-        <w:t xml:space="preserve">endorsement</w:t>
-      </w:r>
-      <w:r>
-        <w:t xml:space="preserve"> </w:t>
-      </w:r>
-      <w:r>
-        <w:t xml:space="preserve">and ZEPARI’s</w:t>
-      </w:r>
-      <w:r>
-        <w:t xml:space="preserve"> </w:t>
-      </w:r>
-      <w:r>
-        <w:rPr>
-          <w:b/>
-          <w:bCs/>
-        </w:rPr>
-        <w:t xml:space="preserve">endorsement and research partnership</w:t>
-      </w:r>
-      <w:r>
-        <w:t xml:space="preserve">, alongside the funding and the hosting decision.</w:t>
-      </w:r>
-    </w:p>
-    <w:p>
-      <w:pPr>
-        <w:pStyle w:val="BodyText"/>
-      </w:pPr>
-      <w:r>
-        <w:rPr>
-          <w:b/>
-          <w:bCs/>
-        </w:rPr>
-        <w:t xml:space="preserve">The decision requested — addressed to all four addressees:</w:t>
-      </w:r>
-      <w:r>
-        <w:t xml:space="preserve"> </w:t>
-      </w:r>
-      <w:r>
-        <w:t xml:space="preserve">the Honourable Minister of Information Communication Technology, Postal and Courier Services; Dr. Gibson Chigumira, Executive Director of ZEPARI; Dr. Jesimen Chipika, Chairperson of the ZEPARI Board of Trustees and Deputy Governor of the Reserve Bank of Zimbabwe; and the ZEPARI Board of Trustees.</w:t>
-      </w:r>
-    </w:p>
-    <w:p>
-      <w:pPr>
-        <w:pStyle w:val="BodyText"/>
-      </w:pPr>
-      <w:r>
-        <w:rPr>
-          <w:b/>
-          <w:bCs/>
-        </w:rPr>
-        <w:t xml:space="preserve">Of the Ministry:</w:t>
-      </w:r>
-    </w:p>
-    <w:p>
-      <w:pPr>
-        <w:pStyle w:val="Compact"/>
-        <w:numPr>
-          <w:ilvl w:val="0"/>
-          <w:numId w:val="1003"/>
-        </w:numPr>
-      </w:pPr>
-      <w:r>
-        <w:rPr>
-          <w:b/>
-          <w:bCs/>
-        </w:rPr>
-        <w:t xml:space="preserve">Endorse</w:t>
-      </w:r>
-      <w:r>
-        <w:t xml:space="preserve"> </w:t>
-      </w:r>
-      <w:r>
-        <w:t xml:space="preserve">the Nzwisiso AI™ platform as a pilot for the</w:t>
-      </w:r>
-      <w:r>
-        <w:t xml:space="preserve"> </w:t>
-      </w:r>
-      <w:r>
-        <w:rPr>
-          <w:b/>
-          <w:bCs/>
-        </w:rPr>
-        <w:t xml:space="preserve">Digitalize Zimbabwe</w:t>
-      </w:r>
-      <w:r>
-        <w:t xml:space="preserve"> </w:t>
-      </w:r>
-      <w:r>
-        <w:t xml:space="preserve">initiative.</w:t>
-      </w:r>
-    </w:p>
-    <w:p>
-      <w:pPr>
-        <w:pStyle w:val="Compact"/>
-        <w:numPr>
-          <w:ilvl w:val="0"/>
-          <w:numId w:val="1003"/>
-        </w:numPr>
-      </w:pPr>
-      <w:r>
-        <w:rPr>
-          <w:b/>
-          <w:bCs/>
-        </w:rPr>
-        <w:t xml:space="preserve">Fund</w:t>
-      </w:r>
-      <w:r>
-        <w:t xml:space="preserve"> </w:t>
-      </w:r>
-      <w:r>
-        <w:t xml:space="preserve">the three named build steps (server-side document text extraction; server-side identity verification; deployment onto Government infrastructure).</w:t>
-      </w:r>
-    </w:p>
-    <w:p>
-      <w:pPr>
-        <w:pStyle w:val="Compact"/>
-        <w:numPr>
-          <w:ilvl w:val="0"/>
-          <w:numId w:val="1003"/>
-        </w:numPr>
-      </w:pPr>
-      <w:r>
-        <w:rPr>
-          <w:b/>
-          <w:bCs/>
-        </w:rPr>
-        <w:t xml:space="preserve">Host</w:t>
-      </w:r>
-      <w:r>
-        <w:t xml:space="preserve"> </w:t>
-      </w:r>
-      <w:r>
-        <w:t xml:space="preserve">the pilot inside the Ministry.</w:t>
-      </w:r>
-    </w:p>
-    <w:p>
-      <w:pPr>
-        <w:pStyle w:val="Compact"/>
-        <w:numPr>
-          <w:ilvl w:val="0"/>
-          <w:numId w:val="1003"/>
-        </w:numPr>
-      </w:pPr>
-      <w:r>
-        <w:rPr>
-          <w:b/>
-          <w:bCs/>
-        </w:rPr>
-        <w:t xml:space="preserve">Name</w:t>
-      </w:r>
-      <w:r>
-        <w:t xml:space="preserve"> </w:t>
-      </w:r>
-      <w:r>
-        <w:t xml:space="preserve">the first pilot institution and the first policy question to be tested.</w:t>
-      </w:r>
-    </w:p>
-    <w:p>
-      <w:pPr>
-        <w:pStyle w:val="FirstParagraph"/>
-      </w:pPr>
-      <w:r>
-        <w:rPr>
-          <w:b/>
-          <w:bCs/>
-        </w:rPr>
-        <w:t xml:space="preserve">Of ZEPARI:</w:t>
-      </w:r>
-    </w:p>
-    <w:p>
-      <w:pPr>
-        <w:pStyle w:val="Compact"/>
-        <w:numPr>
-          <w:ilvl w:val="0"/>
-          <w:numId w:val="1004"/>
-        </w:numPr>
-      </w:pPr>
-      <w:r>
-        <w:rPr>
-          <w:b/>
-          <w:bCs/>
-        </w:rPr>
-        <w:t xml:space="preserve">Partner</w:t>
-      </w:r>
-      <w:r>
-        <w:t xml:space="preserve"> </w:t>
-      </w:r>
-      <w:r>
-        <w:t xml:space="preserve">on the evidence base and the methods.</w:t>
-      </w:r>
-    </w:p>
-    <w:p>
-      <w:pPr>
-        <w:pStyle w:val="Compact"/>
-        <w:numPr>
-          <w:ilvl w:val="0"/>
-          <w:numId w:val="1004"/>
-        </w:numPr>
-      </w:pPr>
-      <w:r>
-        <w:rPr>
-          <w:b/>
-          <w:bCs/>
-        </w:rPr>
-        <w:t xml:space="preserve">Endorse</w:t>
-      </w:r>
-      <w:r>
-        <w:t xml:space="preserve"> </w:t>
-      </w:r>
-      <w:r>
-        <w:t xml:space="preserve">the platform as a pilot for ZEPARI’s evidence-based policy work.</w:t>
-      </w:r>
-    </w:p>
-    <w:p>
-      <w:pPr>
-        <w:pStyle w:val="FirstParagraph"/>
-      </w:pPr>
-      <w:r>
-        <w:rPr>
-          <w:b/>
-          <w:bCs/>
-        </w:rPr>
-        <w:t xml:space="preserve">The proposed funding route — four named buckets:</w:t>
-      </w:r>
-    </w:p>
-    <w:tbl>
-      <w:tblPr>
-        <w:tblStyle w:val="Table"/>
-        <w:tblW w:type="pct" w:w="5000"/>
-        <w:tblLayout w:type="fixed"/>
-        <w:tblLook w:firstRow="1" w:lastRow="0" w:firstColumn="0" w:lastColumn="0" w:noHBand="0" w:noVBand="0" w:val="0020"/>
-      </w:tblPr>
-      <w:tblGrid>
-        <w:gridCol w:w="2640"/>
-        <w:gridCol w:w="2640"/>
-        <w:gridCol w:w="2640"/>
-      </w:tblGrid>
-      <w:tr>
-        <w:trPr>
-          <w:tblHeader w:val="on"/>
-        </w:trPr>
-        <w:tc>
-          <w:tcPr/>
-          <w:p>
-            <w:pPr>
-              <w:pStyle w:val="Compact"/>
-            </w:pPr>
-            <w:r>
-              <w:t xml:space="preserve">#</w:t>
-            </w:r>
-          </w:p>
-        </w:tc>
-        <w:tc>
-          <w:tcPr/>
-          <w:p>
-            <w:pPr>
-              <w:pStyle w:val="Compact"/>
-            </w:pPr>
-            <w:r>
-              <w:t xml:space="preserve">What it pays for</w:t>
-            </w:r>
-          </w:p>
-        </w:tc>
-        <w:tc>
-          <w:tcPr/>
-          <w:p>
-            <w:pPr>
-              <w:pStyle w:val="Compact"/>
-            </w:pPr>
-            <w:r>
-              <w:t xml:space="preserve">Proposed route</w:t>
-            </w:r>
-          </w:p>
-        </w:tc>
-      </w:tr>
-      <w:tr>
-        <w:tc>
-          <w:tcPr/>
-          <w:p>
-            <w:pPr>
-              <w:pStyle w:val="Compact"/>
-            </w:pPr>
-            <w:r>
-              <w:t xml:space="preserve">A</w:t>
-            </w:r>
-          </w:p>
-        </w:tc>
-        <w:tc>
-          <w:tcPr/>
-          <w:p>
-            <w:pPr>
-              <w:pStyle w:val="Compact"/>
-            </w:pPr>
-            <w:r>
-              <w:t xml:space="preserve">The build</w:t>
-            </w:r>
-          </w:p>
-        </w:tc>
-        <w:tc>
-          <w:tcPr/>
-          <w:p>
-            <w:pPr>
-              <w:pStyle w:val="Compact"/>
-            </w:pPr>
-            <w:r>
-              <w:t xml:space="preserve">Ministry of ICT through</w:t>
-            </w:r>
-            <w:r>
-              <w:t xml:space="preserve"> </w:t>
-            </w:r>
-            <w:r>
-              <w:rPr>
-                <w:b/>
-                <w:bCs/>
-              </w:rPr>
-              <w:t xml:space="preserve">Treasury</w:t>
-            </w:r>
-            <w:r>
-              <w:t xml:space="preserve">, or the</w:t>
-            </w:r>
-            <w:r>
-              <w:t xml:space="preserve"> </w:t>
-            </w:r>
-            <w:r>
-              <w:rPr>
-                <w:b/>
-                <w:bCs/>
-              </w:rPr>
-              <w:t xml:space="preserve">POTRAZ Universal Service Fund</w:t>
-            </w:r>
-          </w:p>
-        </w:tc>
-      </w:tr>
-      <w:tr>
-        <w:tc>
-          <w:tcPr/>
-          <w:p>
-            <w:pPr>
-              <w:pStyle w:val="Compact"/>
-            </w:pPr>
-            <w:r>
-              <w:t xml:space="preserve">B</w:t>
-            </w:r>
-          </w:p>
-        </w:tc>
-        <w:tc>
-          <w:tcPr/>
-          <w:p>
-            <w:pPr>
-              <w:pStyle w:val="Compact"/>
-            </w:pPr>
-            <w:r>
-              <w:t xml:space="preserve">Capacity</w:t>
-            </w:r>
-          </w:p>
-        </w:tc>
-        <w:tc>
-          <w:tcPr/>
-          <w:p>
-            <w:pPr>
-              <w:pStyle w:val="Compact"/>
-            </w:pPr>
-            <w:r>
-              <w:rPr>
-                <w:b/>
-                <w:bCs/>
-              </w:rPr>
-              <w:t xml:space="preserve">ZEPARI</w:t>
-            </w:r>
-            <w:r>
-              <w:t xml:space="preserve"> </w:t>
-            </w:r>
-            <w:r>
-              <w:t xml:space="preserve">with</w:t>
-            </w:r>
-            <w:r>
-              <w:t xml:space="preserve"> </w:t>
-            </w:r>
-            <w:r>
-              <w:rPr>
-                <w:b/>
-                <w:bCs/>
-              </w:rPr>
-              <w:t xml:space="preserve">ACBF</w:t>
-            </w:r>
-          </w:p>
-        </w:tc>
-      </w:tr>
-      <w:tr>
-        <w:tc>
-          <w:tcPr/>
-          <w:p>
-            <w:pPr>
-              <w:pStyle w:val="Compact"/>
-            </w:pPr>
-            <w:r>
-              <w:t xml:space="preserve">C</w:t>
-            </w:r>
-          </w:p>
-        </w:tc>
-        <w:tc>
-          <w:tcPr/>
-          <w:p>
-            <w:pPr>
-              <w:pStyle w:val="Compact"/>
-            </w:pPr>
-            <w:r>
-              <w:t xml:space="preserve">The pilot study</w:t>
-            </w:r>
-          </w:p>
-        </w:tc>
-        <w:tc>
-          <w:tcPr/>
-          <w:p>
-            <w:pPr>
-              <w:pStyle w:val="Compact"/>
-            </w:pPr>
-            <w:r>
-              <w:t xml:space="preserve">A</w:t>
-            </w:r>
-            <w:r>
-              <w:t xml:space="preserve"> </w:t>
-            </w:r>
-            <w:r>
-              <w:rPr>
-                <w:b/>
-                <w:bCs/>
-              </w:rPr>
-              <w:t xml:space="preserve">ZEPARI development partner</w:t>
-            </w:r>
-            <w:r>
-              <w:t xml:space="preserve"> </w:t>
-            </w:r>
-            <w:r>
-              <w:t xml:space="preserve">(UNDP, AfDB, World Bank or USAID)</w:t>
-            </w:r>
-            <w:r>
-              <w:t xml:space="preserve"> </w:t>
-            </w:r>
-            <w:r>
-              <w:rPr>
-                <w:rStyle w:val="VerbatimChar"/>
-              </w:rPr>
-              <w:t xml:space="preserve">[QUESTION — needs a decision]</w:t>
-            </w:r>
-          </w:p>
-        </w:tc>
-      </w:tr>
-      <w:tr>
-        <w:tc>
-          <w:tcPr/>
-          <w:p>
-            <w:pPr>
-              <w:pStyle w:val="Compact"/>
-            </w:pPr>
-            <w:r>
-              <w:t xml:space="preserve">D</w:t>
-            </w:r>
-          </w:p>
-        </w:tc>
-        <w:tc>
-          <w:tcPr/>
-          <w:p>
-            <w:pPr>
-              <w:pStyle w:val="Compact"/>
-            </w:pPr>
-            <w:r>
-              <w:t xml:space="preserve">The first sector pilot</w:t>
-            </w:r>
-          </w:p>
-        </w:tc>
-        <w:tc>
-          <w:tcPr/>
-          <w:p>
-            <w:pPr>
-              <w:pStyle w:val="Compact"/>
-            </w:pPr>
-            <w:r>
-              <w:t xml:space="preserve">The</w:t>
-            </w:r>
-            <w:r>
-              <w:t xml:space="preserve"> </w:t>
-            </w:r>
-            <w:r>
-              <w:rPr>
-                <w:b/>
-                <w:bCs/>
-              </w:rPr>
-              <w:t xml:space="preserve">Chamber of Mines of Zimbabwe</w:t>
-            </w:r>
-            <w:r>
-              <w:t xml:space="preserve"> </w:t>
-            </w:r>
-            <w:r>
-              <w:t xml:space="preserve">or</w:t>
-            </w:r>
-            <w:r>
-              <w:t xml:space="preserve"> </w:t>
-            </w:r>
-            <w:r>
-              <w:rPr>
-                <w:b/>
-                <w:bCs/>
-              </w:rPr>
-              <w:t xml:space="preserve">CZI</w:t>
-            </w:r>
-          </w:p>
-        </w:tc>
-      </w:tr>
-    </w:tbl>
-    <w:p/>
-    <w:tbl>
-      <w:tblPr>
-        <w:tblStyle w:val="Table"/>
-        <w:tblW w:type="pct" w:w="5000"/>
-        <w:tblLayout w:type="fixed"/>
+        <w:tblW w:type="auto" w:w="0"/>
         <w:tblLook w:firstRow="1" w:lastRow="0" w:firstColumn="0" w:lastColumn="0" w:noHBand="0" w:noVBand="0" w:val="0020"/>
       </w:tblPr>
       <w:tblGrid>
@@ -3491,29 +2006,29 @@
               <w:pStyle w:val="Compact"/>
             </w:pPr>
             <w:r>
-              <w:t xml:space="preserve">What is needed</w:t>
-            </w:r>
-          </w:p>
-        </w:tc>
-        <w:tc>
-          <w:tcPr/>
-          <w:p>
-            <w:pPr>
-              <w:pStyle w:val="Compact"/>
-            </w:pPr>
-            <w:r>
-              <w:t xml:space="preserve">When</w:t>
-            </w:r>
-          </w:p>
-        </w:tc>
-        <w:tc>
-          <w:tcPr/>
-          <w:p>
-            <w:pPr>
-              <w:pStyle w:val="Compact"/>
-            </w:pPr>
-            <w:r>
-              <w:t xml:space="preserve">Unlocks</w:t>
+              <w:t xml:space="preserve">Item</w:t>
+            </w:r>
+          </w:p>
+        </w:tc>
+        <w:tc>
+          <w:tcPr/>
+          <w:p>
+            <w:pPr>
+              <w:pStyle w:val="Compact"/>
+            </w:pPr>
+            <w:r>
+              <w:t xml:space="preserve">Type</w:t>
+            </w:r>
+          </w:p>
+        </w:tc>
+        <w:tc>
+          <w:tcPr/>
+          <w:p>
+            <w:pPr>
+              <w:pStyle w:val="Compact"/>
+            </w:pPr>
+            <w:r>
+              <w:t xml:space="preserve">Price (USD)</w:t>
             </w:r>
           </w:p>
         </w:tc>
@@ -3526,40 +2041,40 @@
               <w:pStyle w:val="Compact"/>
             </w:pPr>
             <w:r>
-              <w:t xml:space="preserve">1</w:t>
-            </w:r>
-          </w:p>
-        </w:tc>
-        <w:tc>
-          <w:tcPr/>
-          <w:p>
-            <w:pPr>
-              <w:pStyle w:val="Compact"/>
-            </w:pPr>
-            <w:r>
-              <w:t xml:space="preserve">Approval in principle, programme endorsement, and ZEPARI’s endorsement and partnership</w:t>
-            </w:r>
-          </w:p>
-        </w:tc>
-        <w:tc>
-          <w:tcPr/>
-          <w:p>
-            <w:pPr>
-              <w:pStyle w:val="Compact"/>
-            </w:pPr>
-            <w:r>
-              <w:t xml:space="preserve">Now</w:t>
-            </w:r>
-          </w:p>
-        </w:tc>
-        <w:tc>
-          <w:tcPr/>
-          <w:p>
-            <w:pPr>
-              <w:pStyle w:val="Compact"/>
-            </w:pPr>
-            <w:r>
-              <w:t xml:space="preserve">The pilot can be announced and scheduled</w:t>
+              <w:t xml:space="preserve">8.8</w:t>
+            </w:r>
+          </w:p>
+        </w:tc>
+        <w:tc>
+          <w:tcPr/>
+          <w:p>
+            <w:pPr>
+              <w:pStyle w:val="Compact"/>
+            </w:pPr>
+            <w:r>
+              <w:t xml:space="preserve">Server-side document text extraction (build step 1)</w:t>
+            </w:r>
+          </w:p>
+        </w:tc>
+        <w:tc>
+          <w:tcPr/>
+          <w:p>
+            <w:pPr>
+              <w:pStyle w:val="Compact"/>
+            </w:pPr>
+            <w:r>
+              <w:t xml:space="preserve">One-off</w:t>
+            </w:r>
+          </w:p>
+        </w:tc>
+        <w:tc>
+          <w:tcPr/>
+          <w:p>
+            <w:pPr>
+              <w:pStyle w:val="Compact"/>
+            </w:pPr>
+            <w:r>
+              <w:t xml:space="preserve">Included in the licence</w:t>
             </w:r>
           </w:p>
         </w:tc>
@@ -3572,40 +2087,40 @@
               <w:pStyle w:val="Compact"/>
             </w:pPr>
             <w:r>
-              <w:t xml:space="preserve">2</w:t>
-            </w:r>
-          </w:p>
-        </w:tc>
-        <w:tc>
-          <w:tcPr/>
-          <w:p>
-            <w:pPr>
-              <w:pStyle w:val="Compact"/>
-            </w:pPr>
-            <w:r>
-              <w:t xml:space="preserve">Funding for the three build steps</w:t>
-            </w:r>
-          </w:p>
-        </w:tc>
-        <w:tc>
-          <w:tcPr/>
-          <w:p>
-            <w:pPr>
-              <w:pStyle w:val="Compact"/>
-            </w:pPr>
-            <w:r>
-              <w:t xml:space="preserve">After approval</w:t>
-            </w:r>
-          </w:p>
-        </w:tc>
-        <w:tc>
-          <w:tcPr/>
-          <w:p>
-            <w:pPr>
-              <w:pStyle w:val="Compact"/>
-            </w:pPr>
-            <w:r>
-              <w:t xml:space="preserve">A Ministry-hosted, Government-ready pilot</w:t>
+              <w:t xml:space="preserve">8.9</w:t>
+            </w:r>
+          </w:p>
+        </w:tc>
+        <w:tc>
+          <w:tcPr/>
+          <w:p>
+            <w:pPr>
+              <w:pStyle w:val="Compact"/>
+            </w:pPr>
+            <w:r>
+              <w:t xml:space="preserve">Server-side identity verification (build step 2)</w:t>
+            </w:r>
+          </w:p>
+        </w:tc>
+        <w:tc>
+          <w:tcPr/>
+          <w:p>
+            <w:pPr>
+              <w:pStyle w:val="Compact"/>
+            </w:pPr>
+            <w:r>
+              <w:t xml:space="preserve">One-off</w:t>
+            </w:r>
+          </w:p>
+        </w:tc>
+        <w:tc>
+          <w:tcPr/>
+          <w:p>
+            <w:pPr>
+              <w:pStyle w:val="Compact"/>
+            </w:pPr>
+            <w:r>
+              <w:t xml:space="preserve">Included in the licence</w:t>
             </w:r>
           </w:p>
         </w:tc>
@@ -3618,40 +2133,40 @@
               <w:pStyle w:val="Compact"/>
             </w:pPr>
             <w:r>
-              <w:t xml:space="preserve">3</w:t>
-            </w:r>
-          </w:p>
-        </w:tc>
-        <w:tc>
-          <w:tcPr/>
-          <w:p>
-            <w:pPr>
-              <w:pStyle w:val="Compact"/>
-            </w:pPr>
-            <w:r>
-              <w:t xml:space="preserve">Naming of the first institution and policy question</w:t>
-            </w:r>
-          </w:p>
-        </w:tc>
-        <w:tc>
-          <w:tcPr/>
-          <w:p>
-            <w:pPr>
-              <w:pStyle w:val="Compact"/>
-            </w:pPr>
-            <w:r>
-              <w:t xml:space="preserve">After funding</w:t>
-            </w:r>
-          </w:p>
-        </w:tc>
-        <w:tc>
-          <w:tcPr/>
-          <w:p>
-            <w:pPr>
-              <w:pStyle w:val="Compact"/>
-            </w:pPr>
-            <w:r>
-              <w:t xml:space="preserve">The pilot run itself</w:t>
+              <w:t xml:space="preserve">8.10</w:t>
+            </w:r>
+          </w:p>
+        </w:tc>
+        <w:tc>
+          <w:tcPr/>
+          <w:p>
+            <w:pPr>
+              <w:pStyle w:val="Compact"/>
+            </w:pPr>
+            <w:r>
+              <w:t xml:space="preserve">Deployment to a production service under service levels (build step 3)</w:t>
+            </w:r>
+          </w:p>
+        </w:tc>
+        <w:tc>
+          <w:tcPr/>
+          <w:p>
+            <w:pPr>
+              <w:pStyle w:val="Compact"/>
+            </w:pPr>
+            <w:r>
+              <w:t xml:space="preserve">One-off</w:t>
+            </w:r>
+          </w:p>
+        </w:tc>
+        <w:tc>
+          <w:tcPr/>
+          <w:p>
+            <w:pPr>
+              <w:pStyle w:val="Compact"/>
+            </w:pPr>
+            <w:r>
+              <w:t xml:space="preserve">Included in the licence</w:t>
             </w:r>
           </w:p>
         </w:tc>
@@ -3664,40 +2179,298 @@
               <w:pStyle w:val="Compact"/>
             </w:pPr>
             <w:r>
-              <w:t xml:space="preserve">4</w:t>
-            </w:r>
-          </w:p>
-        </w:tc>
-        <w:tc>
-          <w:tcPr/>
-          <w:p>
-            <w:pPr>
-              <w:pStyle w:val="Compact"/>
-            </w:pPr>
-            <w:r>
-              <w:t xml:space="preserve">Review of the pilot’s results</w:t>
-            </w:r>
-          </w:p>
-        </w:tc>
-        <w:tc>
-          <w:tcPr/>
-          <w:p>
-            <w:pPr>
-              <w:pStyle w:val="Compact"/>
-            </w:pPr>
-            <w:r>
-              <w:t xml:space="preserve">After the pilot run</w:t>
-            </w:r>
-          </w:p>
-        </w:tc>
-        <w:tc>
-          <w:tcPr/>
-          <w:p>
-            <w:pPr>
-              <w:pStyle w:val="Compact"/>
-            </w:pPr>
-            <w:r>
-              <w:t xml:space="preserve">A decision on any wider rollout</w:t>
+              <w:t xml:space="preserve">8.11</w:t>
+            </w:r>
+          </w:p>
+        </w:tc>
+        <w:tc>
+          <w:tcPr/>
+          <w:p>
+            <w:pPr>
+              <w:pStyle w:val="Compact"/>
+            </w:pPr>
+            <w:r>
+              <w:t xml:space="preserve">Pilot delivery (one institution, one policy question, one run)</w:t>
+            </w:r>
+          </w:p>
+        </w:tc>
+        <w:tc>
+          <w:tcPr/>
+          <w:p>
+            <w:pPr>
+              <w:pStyle w:val="Compact"/>
+            </w:pPr>
+            <w:r>
+              <w:t xml:space="preserve">One-off</w:t>
+            </w:r>
+          </w:p>
+        </w:tc>
+        <w:tc>
+          <w:tcPr/>
+          <w:p>
+            <w:pPr>
+              <w:pStyle w:val="Compact"/>
+            </w:pPr>
+            <w:r>
+              <w:t xml:space="preserve">Included in the licence</w:t>
+            </w:r>
+          </w:p>
+        </w:tc>
+      </w:tr>
+      <w:tr>
+        <w:tc>
+          <w:tcPr/>
+          <w:p>
+            <w:pPr>
+              <w:pStyle w:val="Compact"/>
+            </w:pPr>
+            <w:r>
+              <w:t xml:space="preserve">8.12</w:t>
+            </w:r>
+          </w:p>
+        </w:tc>
+        <w:tc>
+          <w:tcPr/>
+          <w:p>
+            <w:pPr>
+              <w:pStyle w:val="Compact"/>
+            </w:pPr>
+            <w:r>
+              <w:t xml:space="preserve">Hosting and running the platform, by Oreida Pvt Ltd</w:t>
+            </w:r>
+          </w:p>
+        </w:tc>
+        <w:tc>
+          <w:tcPr/>
+          <w:p>
+            <w:pPr>
+              <w:pStyle w:val="Compact"/>
+            </w:pPr>
+            <w:r>
+              <w:t xml:space="preserve">Recurring</w:t>
+            </w:r>
+          </w:p>
+        </w:tc>
+        <w:tc>
+          <w:tcPr/>
+          <w:p>
+            <w:pPr>
+              <w:pStyle w:val="Compact"/>
+            </w:pPr>
+            <w:r>
+              <w:t xml:space="preserve">Included in the monthly service charge</w:t>
+            </w:r>
+          </w:p>
+        </w:tc>
+      </w:tr>
+      <w:tr>
+        <w:tc>
+          <w:tcPr/>
+          <w:p>
+            <w:pPr>
+              <w:pStyle w:val="Compact"/>
+            </w:pPr>
+            <w:r>
+              <w:t xml:space="preserve">8.13</w:t>
+            </w:r>
+          </w:p>
+        </w:tc>
+        <w:tc>
+          <w:tcPr/>
+          <w:p>
+            <w:pPr>
+              <w:pStyle w:val="Compact"/>
+            </w:pPr>
+            <w:r>
+              <w:t xml:space="preserve">Support and maintenance</w:t>
+            </w:r>
+          </w:p>
+        </w:tc>
+        <w:tc>
+          <w:tcPr/>
+          <w:p>
+            <w:pPr>
+              <w:pStyle w:val="Compact"/>
+            </w:pPr>
+            <w:r>
+              <w:t xml:space="preserve">Recurring</w:t>
+            </w:r>
+          </w:p>
+        </w:tc>
+        <w:tc>
+          <w:tcPr/>
+          <w:p>
+            <w:pPr>
+              <w:pStyle w:val="Compact"/>
+            </w:pPr>
+            <w:r>
+              <w:t xml:space="preserve">Included in the monthly service charge</w:t>
+            </w:r>
+          </w:p>
+        </w:tc>
+      </w:tr>
+      <w:tr>
+        <w:tc>
+          <w:tcPr/>
+          <w:p>
+            <w:pPr>
+              <w:pStyle w:val="Compact"/>
+            </w:pPr>
+            <w:r>
+              <w:t xml:space="preserve">8.14</w:t>
+            </w:r>
+          </w:p>
+        </w:tc>
+        <w:tc>
+          <w:tcPr/>
+          <w:p>
+            <w:pPr>
+              <w:pStyle w:val="Compact"/>
+            </w:pPr>
+            <w:r>
+              <w:t xml:space="preserve">Training of officers</w:t>
+            </w:r>
+          </w:p>
+        </w:tc>
+        <w:tc>
+          <w:tcPr/>
+          <w:p>
+            <w:pPr>
+              <w:pStyle w:val="Compact"/>
+            </w:pPr>
+            <w:r>
+              <w:t xml:space="preserve">Recurring</w:t>
+            </w:r>
+          </w:p>
+        </w:tc>
+        <w:tc>
+          <w:tcPr/>
+          <w:p>
+            <w:pPr>
+              <w:pStyle w:val="Compact"/>
+            </w:pPr>
+            <w:r>
+              <w:t xml:space="preserve">Included in the monthly service charge</w:t>
+            </w:r>
+          </w:p>
+        </w:tc>
+      </w:tr>
+      <w:tr>
+        <w:tc>
+          <w:tcPr/>
+          <w:p>
+            <w:pPr>
+              <w:pStyle w:val="Compact"/>
+            </w:pPr>
+            <w:r>
+              <w:t xml:space="preserve">—</w:t>
+            </w:r>
+          </w:p>
+        </w:tc>
+        <w:tc>
+          <w:tcPr/>
+          <w:p>
+            <w:pPr>
+              <w:pStyle w:val="Compact"/>
+            </w:pPr>
+            <w:r>
+              <w:rPr>
+                <w:b/>
+                <w:bCs/>
+              </w:rPr>
+              <w:t xml:space="preserve">One-off licence</w:t>
+            </w:r>
+            <w:r>
+              <w:t xml:space="preserve"> </w:t>
+            </w:r>
+            <w:r>
+              <w:t xml:space="preserve">— design, build, deployment and training</w:t>
+            </w:r>
+          </w:p>
+        </w:tc>
+        <w:tc>
+          <w:tcPr/>
+          <w:p>
+            <w:pPr>
+              <w:pStyle w:val="Compact"/>
+            </w:pPr>
+            <w:r>
+              <w:t xml:space="preserve">One-off</w:t>
+            </w:r>
+          </w:p>
+        </w:tc>
+        <w:tc>
+          <w:tcPr/>
+          <w:p>
+            <w:pPr>
+              <w:pStyle w:val="Compact"/>
+            </w:pPr>
+            <w:r>
+              <w:rPr>
+                <w:b/>
+                <w:bCs/>
+              </w:rPr>
+              <w:t xml:space="preserve">2,800,000</w:t>
+            </w:r>
+          </w:p>
+        </w:tc>
+      </w:tr>
+      <w:tr>
+        <w:tc>
+          <w:tcPr/>
+          <w:p>
+            <w:pPr>
+              <w:pStyle w:val="Compact"/>
+            </w:pPr>
+            <w:r>
+              <w:t xml:space="preserve">—</w:t>
+            </w:r>
+          </w:p>
+        </w:tc>
+        <w:tc>
+          <w:tcPr/>
+          <w:p>
+            <w:pPr>
+              <w:pStyle w:val="Compact"/>
+            </w:pPr>
+            <w:r>
+              <w:rPr>
+                <w:b/>
+                <w:bCs/>
+              </w:rPr>
+              <w:t xml:space="preserve">Monthly service charge</w:t>
+            </w:r>
+            <w:r>
+              <w:t xml:space="preserve"> </w:t>
+            </w:r>
+            <w:r>
+              <w:t xml:space="preserve">— hosting, running, power, connectivity, support, maintenance and updates</w:t>
+            </w:r>
+          </w:p>
+        </w:tc>
+        <w:tc>
+          <w:tcPr/>
+          <w:p>
+            <w:pPr>
+              <w:pStyle w:val="Compact"/>
+            </w:pPr>
+            <w:r>
+              <w:t xml:space="preserve">Recurring</w:t>
+            </w:r>
+          </w:p>
+        </w:tc>
+        <w:tc>
+          <w:tcPr/>
+          <w:p>
+            <w:pPr>
+              <w:pStyle w:val="Compact"/>
+            </w:pPr>
+            <w:r>
+              <w:rPr>
+                <w:b/>
+                <w:bCs/>
+              </w:rPr>
+              <w:t xml:space="preserve">72,000 per month</w:t>
             </w:r>
           </w:p>
         </w:tc>
@@ -3708,6 +2481,2365 @@
         <w:pStyle w:val="BodyText"/>
       </w:pPr>
       <w:r>
+        <w:t xml:space="preserve">8.15 The licence is for a term of</w:t>
+      </w:r>
+      <w:r>
+        <w:t xml:space="preserve"> </w:t>
+      </w:r>
+      <w:r>
+        <w:rPr>
+          <w:b/>
+          <w:bCs/>
+        </w:rPr>
+        <w:t xml:space="preserve">ten years, reviewed at the fifth year</w:t>
+      </w:r>
+      <w:r>
+        <w:t xml:space="preserve">, and at the end of the term the platform and all data revert to the Government. The Service Agreement sets out the payment milestones, the service levels and the indexation.</w:t>
+      </w:r>
+    </w:p>
+    <w:p>
+      <w:pPr>
+        <w:pStyle w:val="BodyText"/>
+      </w:pPr>
+      <w:r>
+        <w:t xml:space="preserve">8.16</w:t>
+      </w:r>
+      <w:r>
+        <w:t xml:space="preserve"> </w:t>
+      </w:r>
+      <w:r>
+        <w:rPr>
+          <w:b/>
+          <w:bCs/>
+        </w:rPr>
+        <w:t xml:space="preserve">How this price compares with published figures.</w:t>
+      </w:r>
+      <w:r>
+        <w:t xml:space="preserve"> </w:t>
+      </w:r>
+      <w:r>
+        <w:t xml:space="preserve">Zimbabwe's own Ministry of Finance had a financial-management project appraised at</w:t>
+      </w:r>
+      <w:r>
+        <w:t xml:space="preserve"> </w:t>
+      </w:r>
+      <w:r>
+        <w:rPr>
+          <w:b/>
+          <w:bCs/>
+        </w:rPr>
+        <w:t xml:space="preserve">US</w:t>
+      </w:r>
+      <m:oMath>
+        <m:r>
+          <m:t>20</m:t>
+        </m:r>
+        <m:r>
+          <m:t>m</m:t>
+        </m:r>
+        <m:r>
+          <m:t>i</m:t>
+        </m:r>
+        <m:r>
+          <m:t>l</m:t>
+        </m:r>
+        <m:r>
+          <m:t>l</m:t>
+        </m:r>
+        <m:r>
+          <m:t>i</m:t>
+        </m:r>
+        <m:r>
+          <m:t>o</m:t>
+        </m:r>
+        <m:r>
+          <m:t>n</m:t>
+        </m:r>
+        <m:r>
+          <m:rPr>
+            <m:sty m:val="p"/>
+          </m:rPr>
+          <m:t>*</m:t>
+        </m:r>
+        <m:r>
+          <m:rPr>
+            <m:sty m:val="p"/>
+          </m:rPr>
+          <m:t>*</m:t>
+        </m:r>
+        <m:r>
+          <m:t>a</m:t>
+        </m:r>
+        <m:r>
+          <m:t>n</m:t>
+        </m:r>
+        <m:r>
+          <m:t>d</m:t>
+        </m:r>
+        <m:r>
+          <m:t>s</m:t>
+        </m:r>
+        <m:r>
+          <m:t>i</m:t>
+        </m:r>
+        <m:r>
+          <m:t>g</m:t>
+        </m:r>
+        <m:r>
+          <m:t>n</m:t>
+        </m:r>
+        <m:r>
+          <m:t>e</m:t>
+        </m:r>
+        <m:r>
+          <m:t>d</m:t>
+        </m:r>
+        <m:r>
+          <m:t>a</m:t>
+        </m:r>
+        <m:r>
+          <m:t>t</m:t>
+        </m:r>
+        <m:r>
+          <m:rPr>
+            <m:sty m:val="p"/>
+          </m:rPr>
+          <m:t>*</m:t>
+        </m:r>
+        <m:r>
+          <m:rPr>
+            <m:sty m:val="p"/>
+          </m:rPr>
+          <m:t>*</m:t>
+        </m:r>
+        <m:r>
+          <m:t>U</m:t>
+        </m:r>
+        <m:r>
+          <m:t>S</m:t>
+        </m:r>
+      </m:oMath>
+      <w:r>
+        <w:rPr>
+          <w:b/>
+          <w:bCs/>
+        </w:rPr>
+        <w:t xml:space="preserve">10 million</w:t>
+      </w:r>
+      <w:r>
+        <w:t xml:space="preserve">, and the Government pays</w:t>
+      </w:r>
+      <w:r>
+        <w:t xml:space="preserve"> </w:t>
+      </w:r>
+      <w:r>
+        <w:rPr>
+          <w:b/>
+          <w:bCs/>
+        </w:rPr>
+        <w:t xml:space="preserve">approximately US</w:t>
+      </w:r>
+      <m:oMath>
+        <m:r>
+          <m:t>3</m:t>
+        </m:r>
+        <m:r>
+          <m:t>m</m:t>
+        </m:r>
+        <m:r>
+          <m:t>i</m:t>
+        </m:r>
+        <m:r>
+          <m:t>l</m:t>
+        </m:r>
+        <m:r>
+          <m:t>l</m:t>
+        </m:r>
+        <m:r>
+          <m:t>i</m:t>
+        </m:r>
+        <m:r>
+          <m:t>o</m:t>
+        </m:r>
+        <m:r>
+          <m:t>n</m:t>
+        </m:r>
+        <m:r>
+          <m:t>a</m:t>
+        </m:r>
+        <m:r>
+          <m:t>y</m:t>
+        </m:r>
+        <m:r>
+          <m:t>e</m:t>
+        </m:r>
+        <m:r>
+          <m:t>a</m:t>
+        </m:r>
+        <m:r>
+          <m:t>r</m:t>
+        </m:r>
+        <m:r>
+          <m:rPr>
+            <m:sty m:val="p"/>
+          </m:rPr>
+          <m:t>*</m:t>
+        </m:r>
+        <m:r>
+          <m:rPr>
+            <m:sty m:val="p"/>
+          </m:rPr>
+          <m:t>*</m:t>
+        </m:r>
+        <m:r>
+          <m:t>t</m:t>
+        </m:r>
+        <m:r>
+          <m:t>o</m:t>
+        </m:r>
+        <m:r>
+          <m:t>m</m:t>
+        </m:r>
+        <m:r>
+          <m:t>a</m:t>
+        </m:r>
+        <m:r>
+          <m:t>i</m:t>
+        </m:r>
+        <m:r>
+          <m:t>n</m:t>
+        </m:r>
+        <m:r>
+          <m:t>t</m:t>
+        </m:r>
+        <m:r>
+          <m:t>a</m:t>
+        </m:r>
+        <m:r>
+          <m:t>i</m:t>
+        </m:r>
+        <m:r>
+          <m:t>n</m:t>
+        </m:r>
+        <m:r>
+          <m:t>t</m:t>
+        </m:r>
+        <m:r>
+          <m:t>h</m:t>
+        </m:r>
+        <m:r>
+          <m:t>a</m:t>
+        </m:r>
+        <m:r>
+          <m:t>t</m:t>
+        </m:r>
+        <m:r>
+          <m:t>s</m:t>
+        </m:r>
+        <m:r>
+          <m:t>y</m:t>
+        </m:r>
+        <m:r>
+          <m:t>s</m:t>
+        </m:r>
+        <m:r>
+          <m:t>t</m:t>
+        </m:r>
+        <m:r>
+          <m:t>e</m:t>
+        </m:r>
+        <m:r>
+          <m:t>m</m:t>
+        </m:r>
+        <m:r>
+          <m:t>a</m:t>
+        </m:r>
+        <m:r>
+          <m:t>l</m:t>
+        </m:r>
+        <m:r>
+          <m:t>o</m:t>
+        </m:r>
+        <m:r>
+          <m:t>n</m:t>
+        </m:r>
+        <m:r>
+          <m:t>e</m:t>
+        </m:r>
+        <m:r>
+          <m:rPr>
+            <m:sty m:val="p"/>
+          </m:rPr>
+          <m:t>*</m:t>
+        </m:r>
+        <m:r>
+          <m:rPr>
+            <m:sty m:val="p"/>
+          </m:rPr>
+          <m:t>(</m:t>
+        </m:r>
+        <m:r>
+          <m:t>W</m:t>
+        </m:r>
+        <m:r>
+          <m:t>o</m:t>
+        </m:r>
+        <m:r>
+          <m:t>r</m:t>
+        </m:r>
+        <m:r>
+          <m:t>l</m:t>
+        </m:r>
+        <m:r>
+          <m:t>d</m:t>
+        </m:r>
+        <m:r>
+          <m:t>B</m:t>
+        </m:r>
+        <m:r>
+          <m:t>a</m:t>
+        </m:r>
+        <m:r>
+          <m:t>n</m:t>
+        </m:r>
+        <m:r>
+          <m:t>k</m:t>
+        </m:r>
+        <m:r>
+          <m:rPr>
+            <m:sty m:val="p"/>
+          </m:rPr>
+          <m:t>,</m:t>
+        </m:r>
+        <m:r>
+          <m:t>Z</m:t>
+        </m:r>
+        <m:r>
+          <m:t>i</m:t>
+        </m:r>
+        <m:r>
+          <m:t>m</m:t>
+        </m:r>
+        <m:r>
+          <m:t>b</m:t>
+        </m:r>
+        <m:r>
+          <m:t>a</m:t>
+        </m:r>
+        <m:r>
+          <m:t>b</m:t>
+        </m:r>
+        <m:r>
+          <m:t>w</m:t>
+        </m:r>
+        <m:r>
+          <m:t>e</m:t>
+        </m:r>
+        <m:r>
+          <m:rPr>
+            <m:sty m:val="p"/>
+          </m:rPr>
+          <m:t>:</m:t>
+        </m:r>
+        <m:r>
+          <m:t>P</m:t>
+        </m:r>
+        <m:r>
+          <m:t>u</m:t>
+        </m:r>
+        <m:r>
+          <m:t>b</m:t>
+        </m:r>
+        <m:r>
+          <m:t>l</m:t>
+        </m:r>
+        <m:r>
+          <m:t>i</m:t>
+        </m:r>
+        <m:r>
+          <m:t>c</m:t>
+        </m:r>
+        <m:r>
+          <m:t>F</m:t>
+        </m:r>
+        <m:r>
+          <m:t>i</m:t>
+        </m:r>
+        <m:r>
+          <m:t>n</m:t>
+        </m:r>
+        <m:r>
+          <m:t>a</m:t>
+        </m:r>
+        <m:r>
+          <m:t>n</m:t>
+        </m:r>
+        <m:r>
+          <m:t>c</m:t>
+        </m:r>
+        <m:r>
+          <m:t>i</m:t>
+        </m:r>
+        <m:r>
+          <m:t>a</m:t>
+        </m:r>
+        <m:r>
+          <m:t>l</m:t>
+        </m:r>
+        <m:r>
+          <m:t>M</m:t>
+        </m:r>
+        <m:r>
+          <m:t>a</m:t>
+        </m:r>
+        <m:r>
+          <m:t>n</m:t>
+        </m:r>
+        <m:r>
+          <m:t>a</m:t>
+        </m:r>
+        <m:r>
+          <m:t>g</m:t>
+        </m:r>
+        <m:r>
+          <m:t>e</m:t>
+        </m:r>
+        <m:r>
+          <m:t>m</m:t>
+        </m:r>
+        <m:r>
+          <m:t>e</m:t>
+        </m:r>
+        <m:r>
+          <m:t>n</m:t>
+        </m:r>
+        <m:r>
+          <m:t>t</m:t>
+        </m:r>
+        <m:r>
+          <m:t>E</m:t>
+        </m:r>
+        <m:r>
+          <m:t>n</m:t>
+        </m:r>
+        <m:r>
+          <m:t>h</m:t>
+        </m:r>
+        <m:r>
+          <m:t>a</m:t>
+        </m:r>
+        <m:r>
+          <m:t>n</m:t>
+        </m:r>
+        <m:r>
+          <m:t>c</m:t>
+        </m:r>
+        <m:r>
+          <m:t>e</m:t>
+        </m:r>
+        <m:r>
+          <m:t>m</m:t>
+        </m:r>
+        <m:r>
+          <m:t>e</m:t>
+        </m:r>
+        <m:r>
+          <m:t>n</m:t>
+        </m:r>
+        <m:r>
+          <m:t>t</m:t>
+        </m:r>
+        <m:r>
+          <m:t>P</m:t>
+        </m:r>
+        <m:r>
+          <m:t>r</m:t>
+        </m:r>
+        <m:r>
+          <m:t>o</m:t>
+        </m:r>
+        <m:r>
+          <m:t>j</m:t>
+        </m:r>
+        <m:r>
+          <m:t>e</m:t>
+        </m:r>
+        <m:r>
+          <m:t>c</m:t>
+        </m:r>
+        <m:r>
+          <m:t>t</m:t>
+        </m:r>
+        <m:r>
+          <m:rPr>
+            <m:sty m:val="p"/>
+          </m:rPr>
+          <m:t>,</m:t>
+        </m:r>
+        <m:r>
+          <m:t>r</m:t>
+        </m:r>
+        <m:r>
+          <m:t>e</m:t>
+        </m:r>
+        <m:r>
+          <m:t>p</m:t>
+        </m:r>
+        <m:r>
+          <m:t>o</m:t>
+        </m:r>
+        <m:r>
+          <m:t>r</m:t>
+        </m:r>
+        <m:r>
+          <m:t>t</m:t>
+        </m:r>
+        <m:r>
+          <m:t>I</m:t>
+        </m:r>
+        <m:r>
+          <m:t>C</m:t>
+        </m:r>
+        <m:r>
+          <m:t>R</m:t>
+        </m:r>
+        <m:r>
+          <m:t>00005623</m:t>
+        </m:r>
+        <m:r>
+          <m:rPr>
+            <m:sty m:val="p"/>
+          </m:rPr>
+          <m:t>,</m:t>
+        </m:r>
+        <m:r>
+          <m:t>4</m:t>
+        </m:r>
+        <m:r>
+          <m:t>F</m:t>
+        </m:r>
+        <m:r>
+          <m:t>e</m:t>
+        </m:r>
+        <m:r>
+          <m:t>b</m:t>
+        </m:r>
+        <m:r>
+          <m:t>r</m:t>
+        </m:r>
+        <m:r>
+          <m:t>u</m:t>
+        </m:r>
+        <m:r>
+          <m:t>a</m:t>
+        </m:r>
+        <m:r>
+          <m:t>r</m:t>
+        </m:r>
+        <m:r>
+          <m:t>y</m:t>
+        </m:r>
+        <m:r>
+          <m:t>2022</m:t>
+        </m:r>
+        <m:r>
+          <m:rPr>
+            <m:sty m:val="p"/>
+          </m:rPr>
+          <m:t>)</m:t>
+        </m:r>
+        <m:r>
+          <m:rPr>
+            <m:sty m:val="p"/>
+          </m:rPr>
+          <m:t>*</m:t>
+        </m:r>
+        <m:r>
+          <m:rPr>
+            <m:sty m:val="p"/>
+          </m:rPr>
+          <m:t>.</m:t>
+        </m:r>
+        <m:r>
+          <m:t>C</m:t>
+        </m:r>
+        <m:r>
+          <m:t>o</m:t>
+        </m:r>
+        <m:r>
+          <m:t>m</m:t>
+        </m:r>
+        <m:r>
+          <m:t>p</m:t>
+        </m:r>
+        <m:r>
+          <m:t>a</m:t>
+        </m:r>
+        <m:r>
+          <m:t>r</m:t>
+        </m:r>
+        <m:r>
+          <m:t>a</m:t>
+        </m:r>
+        <m:r>
+          <m:t>b</m:t>
+        </m:r>
+        <m:r>
+          <m:t>l</m:t>
+        </m:r>
+        <m:r>
+          <m:t>e</m:t>
+        </m:r>
+        <m:r>
+          <m:t>n</m:t>
+        </m:r>
+        <m:r>
+          <m:t>a</m:t>
+        </m:r>
+        <m:r>
+          <m:t>t</m:t>
+        </m:r>
+        <m:r>
+          <m:t>i</m:t>
+        </m:r>
+        <m:r>
+          <m:t>o</m:t>
+        </m:r>
+        <m:r>
+          <m:t>n</m:t>
+        </m:r>
+        <m:r>
+          <m:t>a</m:t>
+        </m:r>
+        <m:r>
+          <m:t>l</m:t>
+        </m:r>
+        <m:r>
+          <m:t>p</m:t>
+        </m:r>
+        <m:r>
+          <m:t>l</m:t>
+        </m:r>
+        <m:r>
+          <m:t>a</m:t>
+        </m:r>
+        <m:r>
+          <m:t>t</m:t>
+        </m:r>
+        <m:r>
+          <m:t>f</m:t>
+        </m:r>
+        <m:r>
+          <m:t>o</m:t>
+        </m:r>
+        <m:r>
+          <m:t>r</m:t>
+        </m:r>
+        <m:r>
+          <m:t>m</m:t>
+        </m:r>
+        <m:r>
+          <m:t>s</m:t>
+        </m:r>
+        <m:r>
+          <m:t>b</m:t>
+        </m:r>
+        <m:r>
+          <m:t>u</m:t>
+        </m:r>
+        <m:r>
+          <m:t>i</m:t>
+        </m:r>
+        <m:r>
+          <m:t>l</m:t>
+        </m:r>
+        <m:r>
+          <m:t>t</m:t>
+        </m:r>
+        <m:r>
+          <m:t>b</m:t>
+        </m:r>
+        <m:r>
+          <m:t>y</m:t>
+        </m:r>
+        <m:r>
+          <m:t>o</m:t>
+        </m:r>
+        <m:r>
+          <m:t>t</m:t>
+        </m:r>
+        <m:r>
+          <m:t>h</m:t>
+        </m:r>
+        <m:r>
+          <m:t>e</m:t>
+        </m:r>
+        <m:r>
+          <m:t>r</m:t>
+        </m:r>
+        <m:r>
+          <m:t>A</m:t>
+        </m:r>
+        <m:r>
+          <m:t>f</m:t>
+        </m:r>
+        <m:r>
+          <m:t>r</m:t>
+        </m:r>
+        <m:r>
+          <m:t>i</m:t>
+        </m:r>
+        <m:r>
+          <m:t>c</m:t>
+        </m:r>
+        <m:r>
+          <m:t>a</m:t>
+        </m:r>
+        <m:r>
+          <m:t>n</m:t>
+        </m:r>
+        <m:r>
+          <m:t>g</m:t>
+        </m:r>
+        <m:r>
+          <m:t>o</m:t>
+        </m:r>
+        <m:r>
+          <m:t>v</m:t>
+        </m:r>
+        <m:r>
+          <m:t>e</m:t>
+        </m:r>
+        <m:r>
+          <m:t>r</m:t>
+        </m:r>
+        <m:r>
+          <m:t>n</m:t>
+        </m:r>
+        <m:r>
+          <m:t>m</m:t>
+        </m:r>
+        <m:r>
+          <m:t>e</m:t>
+        </m:r>
+        <m:r>
+          <m:t>n</m:t>
+        </m:r>
+        <m:r>
+          <m:t>t</m:t>
+        </m:r>
+        <m:r>
+          <m:t>s</m:t>
+        </m:r>
+        <m:r>
+          <m:t>c</m:t>
+        </m:r>
+        <m:r>
+          <m:t>o</m:t>
+        </m:r>
+        <m:r>
+          <m:t>s</m:t>
+        </m:r>
+        <m:r>
+          <m:t>t</m:t>
+        </m:r>
+        <m:r>
+          <m:rPr>
+            <m:sty m:val="p"/>
+          </m:rPr>
+          <m:t>*</m:t>
+        </m:r>
+        <m:r>
+          <m:rPr>
+            <m:sty m:val="p"/>
+          </m:rPr>
+          <m:t>*</m:t>
+        </m:r>
+        <m:r>
+          <m:t>U</m:t>
+        </m:r>
+        <m:r>
+          <m:t>S</m:t>
+        </m:r>
+      </m:oMath>
+      <w:r>
+        <w:rPr>
+          <w:b/>
+          <w:bCs/>
+        </w:rPr>
+        <w:t xml:space="preserve">1.45 million to US</w:t>
+      </w:r>
+      <m:oMath>
+        <m:r>
+          <m:t>7.8</m:t>
+        </m:r>
+        <m:r>
+          <m:t>m</m:t>
+        </m:r>
+        <m:r>
+          <m:t>i</m:t>
+        </m:r>
+        <m:r>
+          <m:t>l</m:t>
+        </m:r>
+        <m:r>
+          <m:t>l</m:t>
+        </m:r>
+        <m:r>
+          <m:t>i</m:t>
+        </m:r>
+        <m:r>
+          <m:t>o</m:t>
+        </m:r>
+        <m:r>
+          <m:t>n</m:t>
+        </m:r>
+        <m:r>
+          <m:rPr>
+            <m:sty m:val="p"/>
+          </m:rPr>
+          <m:t>*</m:t>
+        </m:r>
+        <m:r>
+          <m:rPr>
+            <m:sty m:val="p"/>
+          </m:rPr>
+          <m:t>*</m:t>
+        </m:r>
+        <m:r>
+          <m:t>t</m:t>
+        </m:r>
+        <m:r>
+          <m:t>o</m:t>
+        </m:r>
+        <m:r>
+          <m:t>d</m:t>
+        </m:r>
+        <m:r>
+          <m:t>e</m:t>
+        </m:r>
+        <m:r>
+          <m:t>s</m:t>
+        </m:r>
+        <m:r>
+          <m:t>i</m:t>
+        </m:r>
+        <m:r>
+          <m:t>g</m:t>
+        </m:r>
+        <m:r>
+          <m:t>n</m:t>
+        </m:r>
+        <m:r>
+          <m:t>a</m:t>
+        </m:r>
+        <m:r>
+          <m:t>n</m:t>
+        </m:r>
+        <m:r>
+          <m:t>d</m:t>
+        </m:r>
+        <m:r>
+          <m:t>b</m:t>
+        </m:r>
+        <m:r>
+          <m:t>u</m:t>
+        </m:r>
+        <m:r>
+          <m:t>i</m:t>
+        </m:r>
+        <m:r>
+          <m:t>l</m:t>
+        </m:r>
+        <m:r>
+          <m:t>d</m:t>
+        </m:r>
+        <m:r>
+          <m:rPr>
+            <m:sty m:val="p"/>
+          </m:rPr>
+          <m:t>,</m:t>
+        </m:r>
+        <m:r>
+          <m:t>w</m:t>
+        </m:r>
+        <m:r>
+          <m:t>i</m:t>
+        </m:r>
+        <m:r>
+          <m:t>t</m:t>
+        </m:r>
+        <m:r>
+          <m:t>h</m:t>
+        </m:r>
+        <m:r>
+          <m:t>a</m:t>
+        </m:r>
+        <m:r>
+          <m:t>n</m:t>
+        </m:r>
+        <m:r>
+          <m:t>n</m:t>
+        </m:r>
+        <m:r>
+          <m:t>u</m:t>
+        </m:r>
+        <m:r>
+          <m:t>a</m:t>
+        </m:r>
+        <m:r>
+          <m:t>l</m:t>
+        </m:r>
+        <m:r>
+          <m:t>r</m:t>
+        </m:r>
+        <m:r>
+          <m:t>u</m:t>
+        </m:r>
+        <m:r>
+          <m:t>n</m:t>
+        </m:r>
+        <m:r>
+          <m:t>n</m:t>
+        </m:r>
+        <m:r>
+          <m:t>i</m:t>
+        </m:r>
+        <m:r>
+          <m:t>n</m:t>
+        </m:r>
+        <m:r>
+          <m:t>g</m:t>
+        </m:r>
+        <m:r>
+          <m:t>o</m:t>
+        </m:r>
+        <m:r>
+          <m:t>f</m:t>
+        </m:r>
+        <m:r>
+          <m:rPr>
+            <m:sty m:val="p"/>
+          </m:rPr>
+          <m:t>*</m:t>
+        </m:r>
+        <m:r>
+          <m:rPr>
+            <m:sty m:val="p"/>
+          </m:rPr>
+          <m:t>*</m:t>
+        </m:r>
+        <m:r>
+          <m:t>U</m:t>
+        </m:r>
+        <m:r>
+          <m:t>S</m:t>
+        </m:r>
+      </m:oMath>
+      <w:r>
+        <w:rPr>
+          <w:b/>
+          <w:bCs/>
+        </w:rPr>
+        <w:t xml:space="preserve">155,000 to US$873,000</w:t>
+      </w:r>
+      <w:r>
+        <w:t xml:space="preserve"> </w:t>
+      </w:r>
+      <w:r>
+        <w:rPr>
+          <w:i/>
+          <w:iCs/>
+        </w:rPr>
+        <w:t xml:space="preserve">(World Bank, Electronic Government Procurement — Implementation Types: Options for Africa, 2022)</w:t>
+      </w:r>
+      <w:r>
+        <w:t xml:space="preserve">. This licence and its service charge sit inside both ranges.</w:t>
+      </w:r>
+    </w:p>
+    <w:bookmarkEnd w:id="18"/>
+    <w:bookmarkStart w:id="19" w:name="X7ef053ef832f19c22d711210aa9e76438131628"/>
+    <w:p>
+      <w:pPr>
+        <w:pStyle w:val="Heading3"/>
+      </w:pPr>
+      <w:r>
+        <w:t xml:space="preserve">9. Implementation approach and timeframe</w:t>
+      </w:r>
+    </w:p>
+    <w:p>
+      <w:pPr>
+        <w:pStyle w:val="FirstParagraph"/>
+      </w:pPr>
+      <w:r>
+        <w:t xml:space="preserve">9.1 The approach is phased, and the</w:t>
+      </w:r>
+      <w:r>
+        <w:t xml:space="preserve"> </w:t>
+      </w:r>
+      <w:r>
+        <w:rPr>
+          <w:b/>
+          <w:bCs/>
+        </w:rPr>
+        <w:t xml:space="preserve">pilot institution is named as the first milestone</w:t>
+      </w:r>
+      <w:r>
+        <w:t xml:space="preserve">.</w:t>
+      </w:r>
+    </w:p>
+    <w:p>
+      <w:pPr>
+        <w:pStyle w:val="BodyText"/>
+      </w:pPr>
+      <w:r>
+        <w:t xml:space="preserve">9.2</w:t>
+      </w:r>
+      <w:r>
+        <w:t xml:space="preserve"> </w:t>
+      </w:r>
+      <w:r>
+        <w:rPr>
+          <w:b/>
+          <w:bCs/>
+        </w:rPr>
+        <w:t xml:space="preserve">The three build items come first:</w:t>
+      </w:r>
+      <w:r>
+        <w:t xml:space="preserve"> </w:t>
+      </w:r>
+      <w:r>
+        <w:t xml:space="preserve">(a) server-side document text extraction; (b) server-side identity verification; and (c) deployment to a production service under service levels.</w:t>
+      </w:r>
+    </w:p>
+    <w:p>
+      <w:pPr>
+        <w:pStyle w:val="BodyText"/>
+      </w:pPr>
+      <w:r>
+        <w:t xml:space="preserve">9.3 Phases: approval in principle; then the three build items; then the pilot at one institution on one policy question; then a review of the pilot's results; then, only if the review supports it, consideration of a wider rollout. Every date is an</w:t>
+      </w:r>
+      <w:r>
+        <w:t xml:space="preserve"> </w:t>
+      </w:r>
+      <w:r>
+        <w:rPr>
+          <w:rStyle w:val="VerbatimChar"/>
+        </w:rPr>
+        <w:t xml:space="preserve">[ASSUMPTION — to be confirmed]</w:t>
+      </w:r>
+      <w:r>
+        <w:t xml:space="preserve">.</w:t>
+      </w:r>
+    </w:p>
+    <w:bookmarkEnd w:id="19"/>
+    <w:bookmarkStart w:id="20" w:name="X1b0c2e0d0187162e0d828ee8e6e474ea1e9d14a"/>
+    <w:p>
+      <w:pPr>
+        <w:pStyle w:val="Heading3"/>
+      </w:pPr>
+      <w:r>
+        <w:t xml:space="preserve">10. Risk and mitigation</w:t>
+      </w:r>
+    </w:p>
+    <w:p>
+      <w:pPr>
+        <w:pStyle w:val="FirstParagraph"/>
+      </w:pPr>
+      <w:r>
+        <w:t xml:space="preserve">10.1</w:t>
+      </w:r>
+      <w:r>
+        <w:t xml:space="preserve"> </w:t>
+      </w:r>
+      <w:r>
+        <w:rPr>
+          <w:b/>
+          <w:bCs/>
+        </w:rPr>
+        <w:t xml:space="preserve">Reputational risk of overclaiming.</w:t>
+      </w:r>
+      <w:r>
+        <w:t xml:space="preserve"> </w:t>
+      </w:r>
+      <w:r>
+        <w:t xml:space="preserve">A tool of this kind fails when it is described as a prediction. The product design mitigates this: figures that are not published are labelled</w:t>
+      </w:r>
+      <w:r>
+        <w:t xml:space="preserve"> </w:t>
+      </w:r>
+      <w:r>
+        <w:rPr>
+          <w:rStyle w:val="VerbatimChar"/>
+        </w:rPr>
+        <w:t xml:space="preserve">Modelled</w:t>
+      </w:r>
+      <w:r>
+        <w:t xml:space="preserve">; every result is reproducible; and every document carries the decision-support disclaimer.</w:t>
+      </w:r>
+    </w:p>
+    <w:p>
+      <w:pPr>
+        <w:pStyle w:val="BodyText"/>
+      </w:pPr>
+      <w:r>
+        <w:t xml:space="preserve">10.2</w:t>
+      </w:r>
+      <w:r>
+        <w:t xml:space="preserve"> </w:t>
+      </w:r>
+      <w:r>
+        <w:rPr>
+          <w:b/>
+          <w:bCs/>
+        </w:rPr>
+        <w:t xml:space="preserve">The specific risk of borrowing a national programme's or an institution's name.</w:t>
+      </w:r>
+      <w:r>
+        <w:t xml:space="preserve"> </w:t>
+      </w:r>
+      <w:r>
+        <w:t xml:space="preserve">The platform holds</w:t>
+      </w:r>
+      <w:r>
+        <w:t xml:space="preserve"> </w:t>
+      </w:r>
+      <w:r>
+        <w:rPr>
+          <w:b/>
+          <w:bCs/>
+        </w:rPr>
+        <w:t xml:space="preserve">no</w:t>
+      </w:r>
+      <w:r>
+        <w:t xml:space="preserve"> </w:t>
+      </w:r>
+      <w:r>
+        <w:t xml:space="preserve">endorsement from</w:t>
+      </w:r>
+      <w:r>
+        <w:t xml:space="preserve"> </w:t>
+      </w:r>
+      <w:r>
+        <w:rPr>
+          <w:b/>
+          <w:bCs/>
+        </w:rPr>
+        <w:t xml:space="preserve">Digitalize Zimbabwe</w:t>
+      </w:r>
+      <w:r>
+        <w:t xml:space="preserve">, the Ministry</w:t>
+      </w:r>
+      <w:r>
+        <w:t xml:space="preserve"> </w:t>
+      </w:r>
+      <w:r>
+        <w:rPr>
+          <w:b/>
+          <w:bCs/>
+        </w:rPr>
+        <w:t xml:space="preserve">or ZEPARI</w:t>
+      </w:r>
+      <w:r>
+        <w:t xml:space="preserve">. This proposal states that plainly, and obtaining those endorsements is part of the ask.</w:t>
+      </w:r>
+    </w:p>
+    <w:p>
+      <w:pPr>
+        <w:pStyle w:val="BodyText"/>
+      </w:pPr>
+      <w:r>
+        <w:t xml:space="preserve">10.3</w:t>
+      </w:r>
+      <w:r>
+        <w:t xml:space="preserve"> </w:t>
+      </w:r>
+      <w:r>
+        <w:rPr>
+          <w:b/>
+          <w:bCs/>
+        </w:rPr>
+        <w:t xml:space="preserve">Data and sovereignty risk.</w:t>
+      </w:r>
+      <w:r>
+        <w:t xml:space="preserve"> </w:t>
+      </w:r>
+      <w:r>
+        <w:t xml:space="preserve">The simulation is computed on the reader's own machine, and the AI-written parts are produced by the</w:t>
+      </w:r>
+      <w:r>
+        <w:t xml:space="preserve"> </w:t>
+      </w:r>
+      <w:r>
+        <w:rPr>
+          <w:b/>
+          <w:bCs/>
+        </w:rPr>
+        <w:t xml:space="preserve">Nzwisiso AI Policy Simulation Engine®</w:t>
+      </w:r>
+      <w:r>
+        <w:t xml:space="preserve">, which Oreida Pvt Ltd owns and which runs on Oreida Pvt Ltd's own servers under the licence — no policy text is passed to a consumer AI service, which removes the risk of policy text being processed outside national custody.</w:t>
+      </w:r>
+      <w:r>
+        <w:t xml:space="preserve"> </w:t>
+      </w:r>
+      <w:r>
+        <w:rPr>
+          <w:i/>
+          <w:iCs/>
+        </w:rPr>
+        <w:t xml:space="preserve">(Corrected 2026-10-11: this clause previously said the demonstration "makes no network request", which stopped being true once the AI keys were built into it.)</w:t>
+      </w:r>
+    </w:p>
+    <w:bookmarkEnd w:id="20"/>
+    <w:bookmarkStart w:id="21" w:name="X28f52552b02d22e666ae82711d384ebf1651bfb"/>
+    <w:p>
+      <w:pPr>
+        <w:pStyle w:val="Heading3"/>
+      </w:pPr>
+      <w:r>
+        <w:t xml:space="preserve">11. Consultation</w:t>
+      </w:r>
+    </w:p>
+    <w:p>
+      <w:pPr>
+        <w:pStyle w:val="FirstParagraph"/>
+      </w:pPr>
+      <w:r>
+        <w:t xml:space="preserve">11.1 Before submission, the following offices should be consulted, each marked as a question where the correct list is not known: Treasury</w:t>
+      </w:r>
+      <w:r>
+        <w:t xml:space="preserve"> </w:t>
+      </w:r>
+      <w:r>
+        <w:rPr>
+          <w:rStyle w:val="VerbatimChar"/>
+        </w:rPr>
+        <w:t xml:space="preserve">[QUESTION — needs a decision]</w:t>
+      </w:r>
+      <w:r>
+        <w:t xml:space="preserve">; the Public Service Commission</w:t>
+      </w:r>
+      <w:r>
+        <w:t xml:space="preserve"> </w:t>
+      </w:r>
+      <w:r>
+        <w:rPr>
+          <w:rStyle w:val="VerbatimChar"/>
+        </w:rPr>
+        <w:t xml:space="preserve">[QUESTION — needs a decision]</w:t>
+      </w:r>
+      <w:r>
+        <w:t xml:space="preserve">; the Attorney General's office</w:t>
+      </w:r>
+      <w:r>
+        <w:t xml:space="preserve"> </w:t>
+      </w:r>
+      <w:r>
+        <w:rPr>
+          <w:rStyle w:val="VerbatimChar"/>
+        </w:rPr>
+        <w:t xml:space="preserve">[QUESTION — needs a decision]</w:t>
+      </w:r>
+      <w:r>
+        <w:t xml:space="preserve">; and the data protection authority</w:t>
+      </w:r>
+      <w:r>
+        <w:t xml:space="preserve"> </w:t>
+      </w:r>
+      <w:r>
+        <w:rPr>
+          <w:rStyle w:val="VerbatimChar"/>
+        </w:rPr>
+        <w:t xml:space="preserve">[QUESTION — needs a decision]</w:t>
+      </w:r>
+      <w:r>
+        <w:t xml:space="preserve">.</w:t>
+      </w:r>
+    </w:p>
+    <w:p>
+      <w:pPr>
+        <w:pStyle w:val="BodyText"/>
+      </w:pPr>
+      <w:r>
+        <w:t xml:space="preserve">11.2 The office that owns</w:t>
+      </w:r>
+      <w:r>
+        <w:t xml:space="preserve"> </w:t>
+      </w:r>
+      <w:r>
+        <w:rPr>
+          <w:b/>
+          <w:bCs/>
+        </w:rPr>
+        <w:t xml:space="preserve">Digitalize Zimbabwe</w:t>
+      </w:r>
+      <w:r>
+        <w:t xml:space="preserve">, and its internal approval route, are</w:t>
+      </w:r>
+      <w:r>
+        <w:t xml:space="preserve"> </w:t>
+      </w:r>
+      <w:r>
+        <w:rPr>
+          <w:rStyle w:val="VerbatimChar"/>
+        </w:rPr>
+        <w:t xml:space="preserve">[QUESTION — needs a decision]</w:t>
+      </w:r>
+      <w:r>
+        <w:t xml:space="preserve">.</w:t>
+      </w:r>
+    </w:p>
+    <w:bookmarkEnd w:id="21"/>
+    <w:bookmarkStart w:id="22" w:name="X6c0077e7da864c7e09b1a3f048e8c3ac8b63f7b"/>
+    <w:p>
+      <w:pPr>
+        <w:pStyle w:val="Heading3"/>
+      </w:pPr>
+      <w:r>
+        <w:t xml:space="preserve">12. What we could not confirm</w:t>
+      </w:r>
+    </w:p>
+    <w:p>
+      <w:pPr>
+        <w:pStyle w:val="FirstParagraph"/>
+      </w:pPr>
+      <w:r>
+        <w:t xml:space="preserve">12.1 The following could not be confirmed and are put as questions rather than guesses: the Ministry's budget envelope and cost-sharing; the approval deadline; the number of institutions to prioritise first; the exact Zimbabwean Cabinet-memorandum format and the committee that would consider this proposal; the current official address and owning office of the</w:t>
+      </w:r>
+      <w:r>
+        <w:t xml:space="preserve"> </w:t>
+      </w:r>
+      <w:r>
+        <w:rPr>
+          <w:b/>
+          <w:bCs/>
+        </w:rPr>
+        <w:t xml:space="preserve">Digitalize Zimbabwe</w:t>
+      </w:r>
+      <w:r>
+        <w:t xml:space="preserve"> </w:t>
+      </w:r>
+      <w:r>
+        <w:t xml:space="preserve">programme; ZEPARI's own approval route for endorsing a pilot and for entering a research partnership, and which of its development partners would fund the pilot study; and the public text, targets and contents of the National AI Strategy, the National Cybersecurity Strategy and the Smart Zimbabwe 2030 Strategy (their existence is confirmed; their contents are not).</w:t>
+      </w:r>
+    </w:p>
+    <w:p>
+      <w:pPr>
+        <w:pStyle w:val="BodyText"/>
+      </w:pPr>
+      <w:r>
+        <w:t xml:space="preserve">12.2</w:t>
+      </w:r>
+      <w:r>
+        <w:t xml:space="preserve"> </w:t>
+      </w:r>
+      <w:r>
+        <w:rPr>
+          <w:b/>
+          <w:bCs/>
+        </w:rPr>
+        <w:t xml:space="preserve">Who to ask:</w:t>
+      </w:r>
+      <w:r>
+        <w:t xml:space="preserve"> </w:t>
+      </w:r>
+      <w:r>
+        <w:t xml:space="preserve">the Cabinet Office and the Ministry's legal desk (route and format); the Ministry of ICT, Postal and Courier Services (programme ownership, budget and priorities); and Treasury (costing and funding route).</w:t>
+      </w:r>
+    </w:p>
+    <w:bookmarkEnd w:id="22"/>
+    <w:bookmarkStart w:id="23" w:name="named-source-statement"/>
+    <w:p>
+      <w:pPr>
+        <w:pStyle w:val="Heading3"/>
+      </w:pPr>
+      <w:r>
+        <w:t xml:space="preserve">Named-source statement</w:t>
+      </w:r>
+    </w:p>
+    <w:p>
+      <w:pPr>
+        <w:pStyle w:val="FirstParagraph"/>
+      </w:pPr>
+      <w:r>
+        <w:t xml:space="preserve">The platform's figures come from named public sources. Stakeholder shares are the</w:t>
+      </w:r>
+      <w:r>
+        <w:t xml:space="preserve"> </w:t>
+      </w:r>
+      <w:r>
+        <w:rPr>
+          <w:b/>
+          <w:bCs/>
+        </w:rPr>
+        <w:t xml:space="preserve">Zimbabwe National Statistics Agency (ZIMSTAT)</w:t>
+      </w:r>
+      <w:r>
+        <w:t xml:space="preserve"> </w:t>
+      </w:r>
+      <w:r>
+        <w:t xml:space="preserve">2022 census figures, each naming the figure it stands for; where no official count exists the share is labelled</w:t>
+      </w:r>
+      <w:r>
+        <w:t xml:space="preserve"> </w:t>
+      </w:r>
+      <w:r>
+        <w:rPr>
+          <w:rStyle w:val="VerbatimChar"/>
+        </w:rPr>
+        <w:t xml:space="preserve">Modelled</w:t>
+      </w:r>
+      <w:r>
+        <w:t xml:space="preserve"> </w:t>
+      </w:r>
+      <w:r>
+        <w:t xml:space="preserve">rather than estimated. Reference rates name the body that publishes them — the</w:t>
+      </w:r>
+      <w:r>
+        <w:t xml:space="preserve"> </w:t>
+      </w:r>
+      <w:r>
+        <w:rPr>
+          <w:b/>
+          <w:bCs/>
+        </w:rPr>
+        <w:t xml:space="preserve">Reserve Bank of Zimbabwe</w:t>
+      </w:r>
+      <w:r>
+        <w:t xml:space="preserve"> </w:t>
+      </w:r>
+      <w:r>
+        <w:t xml:space="preserve">and</w:t>
+      </w:r>
+      <w:r>
+        <w:t xml:space="preserve"> </w:t>
+      </w:r>
+      <w:r>
+        <w:rPr>
+          <w:b/>
+          <w:bCs/>
+        </w:rPr>
+        <w:t xml:space="preserve">ZIMSTAT</w:t>
+      </w:r>
+      <w:r>
+        <w:t xml:space="preserve"> </w:t>
+      </w:r>
+      <w:r>
+        <w:t xml:space="preserve">— and the period each figure is for. Every instrument cited is a real Zimbabwean Act, named from the official consolidated Acts index. Where a department indicator is a published figure it names its publisher, its publication and its period; where none exists it is shown as</w:t>
+      </w:r>
+      <w:r>
+        <w:t xml:space="preserve"> </w:t>
+      </w:r>
+      <w:r>
+        <w:rPr>
+          <w:rStyle w:val="VerbatimChar"/>
+        </w:rPr>
+        <w:t xml:space="preserve">Modelled</w:t>
+      </w:r>
+      <w:r>
+        <w:t xml:space="preserve">.</w:t>
+      </w:r>
+    </w:p>
+    <w:bookmarkEnd w:id="23"/>
+    <w:bookmarkStart w:id="24" w:name="signature"/>
+    <w:p>
+      <w:pPr>
+        <w:pStyle w:val="Heading3"/>
+      </w:pPr>
+      <w:r>
+        <w:t xml:space="preserve">Signature</w:t>
+      </w:r>
+    </w:p>
+    <w:p>
+      <w:pPr>
+        <w:pStyle w:val="FirstParagraph"/>
+      </w:pPr>
+      <w:r>
+        <w:t xml:space="preserve">Submitted for and on behalf of</w:t>
+      </w:r>
+      <w:r>
+        <w:t xml:space="preserve"> </w:t>
+      </w:r>
+      <w:r>
+        <w:rPr>
+          <w:b/>
+          <w:bCs/>
+        </w:rPr>
+        <w:t xml:space="preserve">Oreida Pvt Ltd</w:t>
+      </w:r>
+      <w:r>
+        <w:t xml:space="preserve">:</w:t>
+      </w:r>
+    </w:p>
+    <w:p>
+      <w:pPr>
+        <w:pStyle w:val="BodyText"/>
+      </w:pPr>
+      <w:r>
+        <w:t xml:space="preserve">Mr Edmore Zviitwah — Representative</w:t>
+      </w:r>
+    </w:p>
+    <w:p>
+      <w:pPr>
+        <w:pStyle w:val="BodyText"/>
+      </w:pPr>
+      <w:r>
+        <w:t xml:space="preserve">Mr Tadii Tendayi — Representative</w:t>
+      </w:r>
+    </w:p>
+    <w:p>
+      <w:pPr>
+        <w:pStyle w:val="BodyText"/>
+      </w:pPr>
+      <w:r>
+        <w:t xml:space="preserve">Date: 2 October 2026</w:t>
+      </w:r>
+    </w:p>
+    <w:p>
+      <w:r>
+        <w:pict>
+          <v:rect style="width:0;height:1.5pt" o:hralign="center" o:hrstd="t" o:hr="t"/>
+        </w:pict>
+      </w:r>
+    </w:p>
+    <w:bookmarkEnd w:id="24"/>
+    <w:bookmarkEnd w:id="25"/>
+    <w:bookmarkStart w:id="26" w:name="part-c--the-one-page-ask"/>
+    <w:p>
+      <w:pPr>
+        <w:pStyle w:val="Heading2"/>
+      </w:pPr>
+      <w:r>
+        <w:t xml:space="preserve">Part C — The one-page ask</w:t>
+      </w:r>
+    </w:p>
+    <w:p>
+      <w:pPr>
+        <w:pStyle w:val="FirstParagraph"/>
+      </w:pPr>
+      <w:r>
+        <w:rPr>
+          <w:b/>
+          <w:bCs/>
+        </w:rPr>
+        <w:t xml:space="preserve">What is being asked, from whom, by when, and what approval unlocks.</w:t>
+      </w:r>
+    </w:p>
+    <w:p>
+      <w:pPr>
+        <w:pStyle w:val="BodyText"/>
+      </w:pPr>
+      <w:r>
+        <w:rPr>
+          <w:b/>
+          <w:bCs/>
+        </w:rPr>
+        <w:t xml:space="preserve">Naming the pilot.</w:t>
+      </w:r>
+      <w:r>
+        <w:t xml:space="preserve"> </w:t>
+      </w:r>
+      <w:r>
+        <w:t xml:space="preserve">This platform is put forward as a pilot for the</w:t>
+      </w:r>
+      <w:r>
+        <w:t xml:space="preserve"> </w:t>
+      </w:r>
+      <w:r>
+        <w:rPr>
+          <w:b/>
+          <w:bCs/>
+        </w:rPr>
+        <w:t xml:space="preserve">Digitalize Zimbabwe</w:t>
+      </w:r>
+      <w:r>
+        <w:t xml:space="preserve"> </w:t>
+      </w:r>
+      <w:r>
+        <w:t xml:space="preserve">initiative, in partnership with</w:t>
+      </w:r>
+      <w:r>
+        <w:t xml:space="preserve"> </w:t>
+      </w:r>
+      <w:r>
+        <w:rPr>
+          <w:b/>
+          <w:bCs/>
+        </w:rPr>
+        <w:t xml:space="preserve">ZEPARI</w:t>
+      </w:r>
+      <w:r>
+        <w:t xml:space="preserve">. The ask therefore includes the programme's</w:t>
+      </w:r>
+      <w:r>
+        <w:t xml:space="preserve"> </w:t>
+      </w:r>
+      <w:r>
+        <w:rPr>
+          <w:b/>
+          <w:bCs/>
+        </w:rPr>
+        <w:t xml:space="preserve">endorsement</w:t>
+      </w:r>
+      <w:r>
+        <w:t xml:space="preserve"> </w:t>
+      </w:r>
+      <w:r>
+        <w:t xml:space="preserve">and ZEPARI's</w:t>
+      </w:r>
+      <w:r>
+        <w:t xml:space="preserve"> </w:t>
+      </w:r>
+      <w:r>
+        <w:rPr>
+          <w:b/>
+          <w:bCs/>
+        </w:rPr>
+        <w:t xml:space="preserve">endorsement and research partnership</w:t>
+      </w:r>
+      <w:r>
+        <w:t xml:space="preserve">, alongside the funding and the hosting-and-running arrangement.</w:t>
+      </w:r>
+    </w:p>
+    <w:p>
+      <w:pPr>
+        <w:pStyle w:val="BodyText"/>
+      </w:pPr>
+      <w:r>
+        <w:rPr>
+          <w:b/>
+          <w:bCs/>
+        </w:rPr>
+        <w:t xml:space="preserve">The decision requested — addressed to all four addressees:</w:t>
+      </w:r>
+      <w:r>
+        <w:t xml:space="preserve"> </w:t>
+      </w:r>
+      <w:r>
+        <w:t xml:space="preserve">the Honourable Minister of Information Communication Technology, Postal and Courier Services; Dr. Gibson Chigumira, Executive Director of ZEPARI; Dr. Jesimen Chipika, Chairperson of the ZEPARI Board of Trustees and Deputy Governor of the Reserve Bank of Zimbabwe; and the ZEPARI Board of Trustees.</w:t>
+      </w:r>
+    </w:p>
+    <w:p>
+      <w:pPr>
+        <w:pStyle w:val="BodyText"/>
+      </w:pPr>
+      <w:r>
+        <w:rPr>
+          <w:b/>
+          <w:bCs/>
+        </w:rPr>
+        <w:t xml:space="preserve">Of the Ministry:</w:t>
+      </w:r>
+    </w:p>
+    <w:p>
+      <w:pPr>
+        <w:pStyle w:val="Compact"/>
+        <w:numPr>
+          <w:ilvl w:val="0"/>
+          <w:numId w:val="1003"/>
+        </w:numPr>
+      </w:pPr>
+      <w:r>
+        <w:rPr>
+          <w:b/>
+          <w:bCs/>
+        </w:rPr>
+        <w:t xml:space="preserve">Endorse</w:t>
+      </w:r>
+      <w:r>
+        <w:t xml:space="preserve"> </w:t>
+      </w:r>
+      <w:r>
+        <w:t xml:space="preserve">the Nzwisiso AI™ platform as a pilot for the</w:t>
+      </w:r>
+      <w:r>
+        <w:t xml:space="preserve"> </w:t>
+      </w:r>
+      <w:r>
+        <w:rPr>
+          <w:b/>
+          <w:bCs/>
+        </w:rPr>
+        <w:t xml:space="preserve">Digitalize Zimbabwe</w:t>
+      </w:r>
+      <w:r>
+        <w:t xml:space="preserve"> </w:t>
+      </w:r>
+      <w:r>
+        <w:t xml:space="preserve">initiative.</w:t>
+      </w:r>
+    </w:p>
+    <w:p>
+      <w:pPr>
+        <w:pStyle w:val="Compact"/>
+        <w:numPr>
+          <w:ilvl w:val="0"/>
+          <w:numId w:val="1003"/>
+        </w:numPr>
+      </w:pPr>
+      <w:r>
+        <w:rPr>
+          <w:b/>
+          <w:bCs/>
+        </w:rPr>
+        <w:t xml:space="preserve">Fund</w:t>
+      </w:r>
+      <w:r>
+        <w:t xml:space="preserve"> </w:t>
+      </w:r>
+      <w:r>
+        <w:t xml:space="preserve">the licence and the three named build steps (server-side document text extraction; server-side identity verification; deployment to a production service under service levels).</w:t>
+      </w:r>
+    </w:p>
+    <w:p>
+      <w:pPr>
+        <w:pStyle w:val="Compact"/>
+        <w:numPr>
+          <w:ilvl w:val="0"/>
+          <w:numId w:val="1003"/>
+        </w:numPr>
+      </w:pPr>
+      <w:r>
+        <w:rPr>
+          <w:b/>
+          <w:bCs/>
+        </w:rPr>
+        <w:t xml:space="preserve">Approve the arrangement under which Oreida Pvt Ltd runs and hosts the platform</w:t>
+      </w:r>
+      <w:r>
+        <w:t xml:space="preserve"> </w:t>
+      </w:r>
+      <w:r>
+        <w:t xml:space="preserve">for the Ministry, under the public-private partnership and licence.</w:t>
+      </w:r>
+    </w:p>
+    <w:p>
+      <w:pPr>
+        <w:pStyle w:val="Compact"/>
+        <w:numPr>
+          <w:ilvl w:val="0"/>
+          <w:numId w:val="1003"/>
+        </w:numPr>
+      </w:pPr>
+      <w:r>
+        <w:rPr>
+          <w:b/>
+          <w:bCs/>
+        </w:rPr>
+        <w:t xml:space="preserve">Name</w:t>
+      </w:r>
+      <w:r>
+        <w:t xml:space="preserve"> </w:t>
+      </w:r>
+      <w:r>
+        <w:t xml:space="preserve">the first pilot institution and the first policy question to be tested.</w:t>
+      </w:r>
+    </w:p>
+    <w:p>
+      <w:pPr>
+        <w:pStyle w:val="FirstParagraph"/>
+      </w:pPr>
+      <w:r>
+        <w:rPr>
+          <w:b/>
+          <w:bCs/>
+        </w:rPr>
+        <w:t xml:space="preserve">Of ZEPARI:</w:t>
+      </w:r>
+    </w:p>
+    <w:p>
+      <w:pPr>
+        <w:pStyle w:val="Compact"/>
+        <w:numPr>
+          <w:ilvl w:val="0"/>
+          <w:numId w:val="1004"/>
+        </w:numPr>
+      </w:pPr>
+      <w:r>
+        <w:rPr>
+          <w:b/>
+          <w:bCs/>
+        </w:rPr>
+        <w:t xml:space="preserve">Partner</w:t>
+      </w:r>
+      <w:r>
+        <w:t xml:space="preserve"> </w:t>
+      </w:r>
+      <w:r>
+        <w:t xml:space="preserve">on the evidence base and the methods.</w:t>
+      </w:r>
+    </w:p>
+    <w:p>
+      <w:pPr>
+        <w:pStyle w:val="Compact"/>
+        <w:numPr>
+          <w:ilvl w:val="0"/>
+          <w:numId w:val="1004"/>
+        </w:numPr>
+      </w:pPr>
+      <w:r>
+        <w:rPr>
+          <w:b/>
+          <w:bCs/>
+        </w:rPr>
+        <w:t xml:space="preserve">Endorse</w:t>
+      </w:r>
+      <w:r>
+        <w:t xml:space="preserve"> </w:t>
+      </w:r>
+      <w:r>
+        <w:t xml:space="preserve">the platform as a pilot for ZEPARI's evidence-based policy work.</w:t>
+      </w:r>
+    </w:p>
+    <w:p>
+      <w:pPr>
+        <w:pStyle w:val="FirstParagraph"/>
+      </w:pPr>
+      <w:r>
+        <w:rPr>
+          <w:b/>
+          <w:bCs/>
+        </w:rPr>
+        <w:t xml:space="preserve">The proposed funding route — four named buckets:</w:t>
+      </w:r>
+    </w:p>
+    <w:tbl>
+      <w:tblPr>
+        <w:tblStyle w:val="Table"/>
+        <w:tblW w:type="auto" w:w="0"/>
+        <w:tblLook w:firstRow="1" w:lastRow="0" w:firstColumn="0" w:lastColumn="0" w:noHBand="0" w:noVBand="0" w:val="0020"/>
+      </w:tblPr>
+      <w:tblGrid>
+        <w:gridCol w:w="2640"/>
+        <w:gridCol w:w="2640"/>
+        <w:gridCol w:w="2640"/>
+      </w:tblGrid>
+      <w:tr>
+        <w:trPr>
+          <w:tblHeader w:val="on"/>
+        </w:trPr>
+        <w:tc>
+          <w:tcPr/>
+          <w:p>
+            <w:pPr>
+              <w:pStyle w:val="Compact"/>
+            </w:pPr>
+            <w:r>
+              <w:t xml:space="preserve">#</w:t>
+            </w:r>
+          </w:p>
+        </w:tc>
+        <w:tc>
+          <w:tcPr/>
+          <w:p>
+            <w:pPr>
+              <w:pStyle w:val="Compact"/>
+            </w:pPr>
+            <w:r>
+              <w:t xml:space="preserve">What it pays for</w:t>
+            </w:r>
+          </w:p>
+        </w:tc>
+        <w:tc>
+          <w:tcPr/>
+          <w:p>
+            <w:pPr>
+              <w:pStyle w:val="Compact"/>
+            </w:pPr>
+            <w:r>
+              <w:t xml:space="preserve">Proposed route</w:t>
+            </w:r>
+          </w:p>
+        </w:tc>
+      </w:tr>
+      <w:tr>
+        <w:tc>
+          <w:tcPr/>
+          <w:p>
+            <w:pPr>
+              <w:pStyle w:val="Compact"/>
+            </w:pPr>
+            <w:r>
+              <w:t xml:space="preserve">A</w:t>
+            </w:r>
+          </w:p>
+        </w:tc>
+        <w:tc>
+          <w:tcPr/>
+          <w:p>
+            <w:pPr>
+              <w:pStyle w:val="Compact"/>
+            </w:pPr>
+            <w:r>
+              <w:t xml:space="preserve">The licence and the build</w:t>
+            </w:r>
+          </w:p>
+        </w:tc>
+        <w:tc>
+          <w:tcPr/>
+          <w:p>
+            <w:pPr>
+              <w:pStyle w:val="Compact"/>
+            </w:pPr>
+            <w:r>
+              <w:t xml:space="preserve">Ministry of ICT through</w:t>
+            </w:r>
+            <w:r>
+              <w:t xml:space="preserve"> </w:t>
+            </w:r>
+            <w:r>
+              <w:rPr>
+                <w:b/>
+                <w:bCs/>
+              </w:rPr>
+              <w:t xml:space="preserve">Treasury</w:t>
+            </w:r>
+            <w:r>
+              <w:t xml:space="preserve">, or the</w:t>
+            </w:r>
+            <w:r>
+              <w:t xml:space="preserve"> </w:t>
+            </w:r>
+            <w:r>
+              <w:rPr>
+                <w:b/>
+                <w:bCs/>
+              </w:rPr>
+              <w:t xml:space="preserve">POTRAZ Universal Service Fund</w:t>
+            </w:r>
+          </w:p>
+        </w:tc>
+      </w:tr>
+      <w:tr>
+        <w:tc>
+          <w:tcPr/>
+          <w:p>
+            <w:pPr>
+              <w:pStyle w:val="Compact"/>
+            </w:pPr>
+            <w:r>
+              <w:t xml:space="preserve">B</w:t>
+            </w:r>
+          </w:p>
+        </w:tc>
+        <w:tc>
+          <w:tcPr/>
+          <w:p>
+            <w:pPr>
+              <w:pStyle w:val="Compact"/>
+            </w:pPr>
+            <w:r>
+              <w:t xml:space="preserve">Capacity</w:t>
+            </w:r>
+          </w:p>
+        </w:tc>
+        <w:tc>
+          <w:tcPr/>
+          <w:p>
+            <w:pPr>
+              <w:pStyle w:val="Compact"/>
+            </w:pPr>
+            <w:r>
+              <w:rPr>
+                <w:b/>
+                <w:bCs/>
+              </w:rPr>
+              <w:t xml:space="preserve">ZEPARI</w:t>
+            </w:r>
+            <w:r>
+              <w:t xml:space="preserve"> </w:t>
+            </w:r>
+            <w:r>
+              <w:t xml:space="preserve">with</w:t>
+            </w:r>
+            <w:r>
+              <w:t xml:space="preserve"> </w:t>
+            </w:r>
+            <w:r>
+              <w:rPr>
+                <w:b/>
+                <w:bCs/>
+              </w:rPr>
+              <w:t xml:space="preserve">ACBF</w:t>
+            </w:r>
+          </w:p>
+        </w:tc>
+      </w:tr>
+      <w:tr>
+        <w:tc>
+          <w:tcPr/>
+          <w:p>
+            <w:pPr>
+              <w:pStyle w:val="Compact"/>
+            </w:pPr>
+            <w:r>
+              <w:t xml:space="preserve">C</w:t>
+            </w:r>
+          </w:p>
+        </w:tc>
+        <w:tc>
+          <w:tcPr/>
+          <w:p>
+            <w:pPr>
+              <w:pStyle w:val="Compact"/>
+            </w:pPr>
+            <w:r>
+              <w:t xml:space="preserve">The pilot study</w:t>
+            </w:r>
+          </w:p>
+        </w:tc>
+        <w:tc>
+          <w:tcPr/>
+          <w:p>
+            <w:pPr>
+              <w:pStyle w:val="Compact"/>
+            </w:pPr>
+            <w:r>
+              <w:t xml:space="preserve">A</w:t>
+            </w:r>
+            <w:r>
+              <w:t xml:space="preserve"> </w:t>
+            </w:r>
+            <w:r>
+              <w:rPr>
+                <w:b/>
+                <w:bCs/>
+              </w:rPr>
+              <w:t xml:space="preserve">ZEPARI development partner</w:t>
+            </w:r>
+            <w:r>
+              <w:t xml:space="preserve"> </w:t>
+            </w:r>
+            <w:r>
+              <w:t xml:space="preserve">(UNDP, AfDB, World Bank or USAID)</w:t>
+            </w:r>
+            <w:r>
+              <w:t xml:space="preserve"> </w:t>
+            </w:r>
+            <w:r>
+              <w:rPr>
+                <w:rStyle w:val="VerbatimChar"/>
+              </w:rPr>
+              <w:t xml:space="preserve">[QUESTION — needs a decision]</w:t>
+            </w:r>
+          </w:p>
+        </w:tc>
+      </w:tr>
+      <w:tr>
+        <w:tc>
+          <w:tcPr/>
+          <w:p>
+            <w:pPr>
+              <w:pStyle w:val="Compact"/>
+            </w:pPr>
+            <w:r>
+              <w:t xml:space="preserve">D</w:t>
+            </w:r>
+          </w:p>
+        </w:tc>
+        <w:tc>
+          <w:tcPr/>
+          <w:p>
+            <w:pPr>
+              <w:pStyle w:val="Compact"/>
+            </w:pPr>
+            <w:r>
+              <w:t xml:space="preserve">The first sector pilot</w:t>
+            </w:r>
+          </w:p>
+        </w:tc>
+        <w:tc>
+          <w:tcPr/>
+          <w:p>
+            <w:pPr>
+              <w:pStyle w:val="Compact"/>
+            </w:pPr>
+            <w:r>
+              <w:t xml:space="preserve">The</w:t>
+            </w:r>
+            <w:r>
+              <w:t xml:space="preserve"> </w:t>
+            </w:r>
+            <w:r>
+              <w:rPr>
+                <w:b/>
+                <w:bCs/>
+              </w:rPr>
+              <w:t xml:space="preserve">Chamber of Mines of Zimbabwe</w:t>
+            </w:r>
+            <w:r>
+              <w:t xml:space="preserve"> </w:t>
+            </w:r>
+            <w:r>
+              <w:t xml:space="preserve">or</w:t>
+            </w:r>
+            <w:r>
+              <w:t xml:space="preserve"> </w:t>
+            </w:r>
+            <w:r>
+              <w:rPr>
+                <w:b/>
+                <w:bCs/>
+              </w:rPr>
+              <w:t xml:space="preserve">CZI</w:t>
+            </w:r>
+          </w:p>
+        </w:tc>
+      </w:tr>
+    </w:tbl>
+    <w:p/>
+    <w:tbl>
+      <w:tblPr>
+        <w:tblStyle w:val="Table"/>
+        <w:tblW w:type="auto" w:w="0"/>
+        <w:tblLook w:firstRow="1" w:lastRow="0" w:firstColumn="0" w:lastColumn="0" w:noHBand="0" w:noVBand="0" w:val="0020"/>
+      </w:tblPr>
+      <w:tblGrid>
+        <w:gridCol w:w="1980"/>
+        <w:gridCol w:w="1980"/>
+        <w:gridCol w:w="1980"/>
+        <w:gridCol w:w="1980"/>
+      </w:tblGrid>
+      <w:tr>
+        <w:trPr>
+          <w:tblHeader w:val="on"/>
+        </w:trPr>
+        <w:tc>
+          <w:tcPr/>
+          <w:p>
+            <w:pPr>
+              <w:pStyle w:val="Compact"/>
+            </w:pPr>
+            <w:r>
+              <w:t xml:space="preserve">#</w:t>
+            </w:r>
+          </w:p>
+        </w:tc>
+        <w:tc>
+          <w:tcPr/>
+          <w:p>
+            <w:pPr>
+              <w:pStyle w:val="Compact"/>
+            </w:pPr>
+            <w:r>
+              <w:t xml:space="preserve">What is needed</w:t>
+            </w:r>
+          </w:p>
+        </w:tc>
+        <w:tc>
+          <w:tcPr/>
+          <w:p>
+            <w:pPr>
+              <w:pStyle w:val="Compact"/>
+            </w:pPr>
+            <w:r>
+              <w:t xml:space="preserve">When</w:t>
+            </w:r>
+          </w:p>
+        </w:tc>
+        <w:tc>
+          <w:tcPr/>
+          <w:p>
+            <w:pPr>
+              <w:pStyle w:val="Compact"/>
+            </w:pPr>
+            <w:r>
+              <w:t xml:space="preserve">Unlocks</w:t>
+            </w:r>
+          </w:p>
+        </w:tc>
+      </w:tr>
+      <w:tr>
+        <w:tc>
+          <w:tcPr/>
+          <w:p>
+            <w:pPr>
+              <w:pStyle w:val="Compact"/>
+            </w:pPr>
+            <w:r>
+              <w:t xml:space="preserve">1</w:t>
+            </w:r>
+          </w:p>
+        </w:tc>
+        <w:tc>
+          <w:tcPr/>
+          <w:p>
+            <w:pPr>
+              <w:pStyle w:val="Compact"/>
+            </w:pPr>
+            <w:r>
+              <w:t xml:space="preserve">Approval in principle, programme endorsement, and ZEPARI's endorsement and partnership</w:t>
+            </w:r>
+          </w:p>
+        </w:tc>
+        <w:tc>
+          <w:tcPr/>
+          <w:p>
+            <w:pPr>
+              <w:pStyle w:val="Compact"/>
+            </w:pPr>
+            <w:r>
+              <w:t xml:space="preserve">Now</w:t>
+            </w:r>
+          </w:p>
+        </w:tc>
+        <w:tc>
+          <w:tcPr/>
+          <w:p>
+            <w:pPr>
+              <w:pStyle w:val="Compact"/>
+            </w:pPr>
+            <w:r>
+              <w:t xml:space="preserve">The pilot can be announced and scheduled</w:t>
+            </w:r>
+          </w:p>
+        </w:tc>
+      </w:tr>
+      <w:tr>
+        <w:tc>
+          <w:tcPr/>
+          <w:p>
+            <w:pPr>
+              <w:pStyle w:val="Compact"/>
+            </w:pPr>
+            <w:r>
+              <w:t xml:space="preserve">2</w:t>
+            </w:r>
+          </w:p>
+        </w:tc>
+        <w:tc>
+          <w:tcPr/>
+          <w:p>
+            <w:pPr>
+              <w:pStyle w:val="Compact"/>
+            </w:pPr>
+            <w:r>
+              <w:t xml:space="preserve">Funding for the licence and the three build steps</w:t>
+            </w:r>
+          </w:p>
+        </w:tc>
+        <w:tc>
+          <w:tcPr/>
+          <w:p>
+            <w:pPr>
+              <w:pStyle w:val="Compact"/>
+            </w:pPr>
+            <w:r>
+              <w:t xml:space="preserve">After approval</w:t>
+            </w:r>
+          </w:p>
+        </w:tc>
+        <w:tc>
+          <w:tcPr/>
+          <w:p>
+            <w:pPr>
+              <w:pStyle w:val="Compact"/>
+            </w:pPr>
+            <w:r>
+              <w:t xml:space="preserve">A Government-ready pilot, run and hosted by Oreida Pvt Ltd</w:t>
+            </w:r>
+          </w:p>
+        </w:tc>
+      </w:tr>
+      <w:tr>
+        <w:tc>
+          <w:tcPr/>
+          <w:p>
+            <w:pPr>
+              <w:pStyle w:val="Compact"/>
+            </w:pPr>
+            <w:r>
+              <w:t xml:space="preserve">3</w:t>
+            </w:r>
+          </w:p>
+        </w:tc>
+        <w:tc>
+          <w:tcPr/>
+          <w:p>
+            <w:pPr>
+              <w:pStyle w:val="Compact"/>
+            </w:pPr>
+            <w:r>
+              <w:t xml:space="preserve">Naming of the first institution and policy question</w:t>
+            </w:r>
+          </w:p>
+        </w:tc>
+        <w:tc>
+          <w:tcPr/>
+          <w:p>
+            <w:pPr>
+              <w:pStyle w:val="Compact"/>
+            </w:pPr>
+            <w:r>
+              <w:t xml:space="preserve">After funding</w:t>
+            </w:r>
+          </w:p>
+        </w:tc>
+        <w:tc>
+          <w:tcPr/>
+          <w:p>
+            <w:pPr>
+              <w:pStyle w:val="Compact"/>
+            </w:pPr>
+            <w:r>
+              <w:t xml:space="preserve">The pilot run itself</w:t>
+            </w:r>
+          </w:p>
+        </w:tc>
+      </w:tr>
+      <w:tr>
+        <w:tc>
+          <w:tcPr/>
+          <w:p>
+            <w:pPr>
+              <w:pStyle w:val="Compact"/>
+            </w:pPr>
+            <w:r>
+              <w:t xml:space="preserve">4</w:t>
+            </w:r>
+          </w:p>
+        </w:tc>
+        <w:tc>
+          <w:tcPr/>
+          <w:p>
+            <w:pPr>
+              <w:pStyle w:val="Compact"/>
+            </w:pPr>
+            <w:r>
+              <w:t xml:space="preserve">Review of the pilot's results</w:t>
+            </w:r>
+          </w:p>
+        </w:tc>
+        <w:tc>
+          <w:tcPr/>
+          <w:p>
+            <w:pPr>
+              <w:pStyle w:val="Compact"/>
+            </w:pPr>
+            <w:r>
+              <w:t xml:space="preserve">After the pilot run</w:t>
+            </w:r>
+          </w:p>
+        </w:tc>
+        <w:tc>
+          <w:tcPr/>
+          <w:p>
+            <w:pPr>
+              <w:pStyle w:val="Compact"/>
+            </w:pPr>
+            <w:r>
+              <w:t xml:space="preserve">A decision on any wider rollout</w:t>
+            </w:r>
+          </w:p>
+        </w:tc>
+      </w:tr>
+    </w:tbl>
+    <w:p>
+      <w:pPr>
+        <w:pStyle w:val="BodyText"/>
+      </w:pPr>
+      <w:r>
         <w:rPr>
           <w:b/>
           <w:bCs/>
@@ -3718,7 +4850,7 @@
         <w:t xml:space="preserve"> </w:t>
       </w:r>
       <w:r>
-        <w:t xml:space="preserve">the Ministry obtains a working, sovereign, reproducible policy-assessment capability as a pilot, assessed on its own results before any national rollout is committed to — and the Ministry hosts it.</w:t>
+        <w:t xml:space="preserve">the Ministry obtains a working, sovereign, reproducible policy-assessment capability as a pilot, assessed on its own results before any national rollout is committed to — and Oreida Pvt Ltd runs and hosts it for the Ministry under the licence, with the platform and all data reverting to the Government at the end of the term.</w:t>
       </w:r>
     </w:p>
     <w:p>
@@ -3736,7 +4868,7 @@
         <w:t xml:space="preserve"> </w:t>
       </w:r>
       <w:r>
-        <w:t xml:space="preserve">Stakeholder shares are ZIMSTAT’s published 2022 census figures, each naming the figure it stands for, or labelled</w:t>
+        <w:t xml:space="preserve">Stakeholder shares are ZIMSTAT's published 2022 census figures, each naming the figure it stands for, or labelled</w:t>
       </w:r>
       <w:r>
         <w:t xml:space="preserve"> </w:t>
@@ -3781,7 +4913,7 @@
         <w:t xml:space="preserve"> </w:t>
       </w:r>
       <w:r>
-        <w:t xml:space="preserve">The Ministry’s budget envelope and cost-sharing, the approval deadline, the number of institutions to prioritise first, the exact approval route and format, the owning office of the Digitalize Zimbabwe programme, and ZEPARI’s own approval route for endorsing a pilot and the development partner that would fund the pilot study.</w:t>
+        <w:t xml:space="preserve">The Ministry's budget envelope and cost-sharing, the approval deadline, the number of institutions to prioritise first, the exact approval route and format, the owning office of the Digitalize Zimbabwe programme, and ZEPARI's own approval route for endorsing a pilot and the development partner that would fund the pilot study.</w:t>
       </w:r>
       <w:r>
         <w:t xml:space="preserve"> </w:t>
@@ -3797,7 +4929,7 @@
         <w:t xml:space="preserve"> </w:t>
       </w:r>
       <w:r>
-        <w:t xml:space="preserve">the Cabinet Office and the Ministry’s legal desk; the Ministry of ICT, Postal and Courier Services; ZEPARI; and Treasury.</w:t>
+        <w:t xml:space="preserve">the Cabinet Office and the Ministry's legal desk; the Ministry of ICT, Postal and Courier Services; ZEPARI; and Treasury.</w:t>
       </w:r>
     </w:p>
     <w:p>

--- a/Minister Submission/Oreida_Proposal_Minister_of_ICT.docx
+++ b/Minister Submission/Oreida_Proposal_Minister_of_ICT.docx
@@ -936,6 +936,150 @@
       </w:r>
       <w:r>
         <w:t xml:space="preserve">the same department and the same policy text always produce a byte-identical result. There is no randomness and no clock in the result, which is what makes a finding defensible in a meeting.</w:t>
+      </w:r>
+    </w:p>
+    <w:p>
+      <w:pPr>
+        <w:pStyle w:val="BodyText"/>
+      </w:pPr>
+      <w:r>
+        <w:t xml:space="preserve">4.9</w:t>
+      </w:r>
+      <w:r>
+        <w:t xml:space="preserve"> </w:t>
+      </w:r>
+      <w:r>
+        <w:rPr>
+          <w:b/>
+          <w:bCs/>
+        </w:rPr>
+        <w:t xml:space="preserve">Both tools are delivered, and they are separate.</w:t>
+      </w:r>
+      <w:r>
+        <w:t xml:space="preserve"> </w:t>
+      </w:r>
+      <w:r>
+        <w:t xml:space="preserve">The</w:t>
+      </w:r>
+      <w:r>
+        <w:t xml:space="preserve"> </w:t>
+      </w:r>
+      <w:r>
+        <w:rPr>
+          <w:b/>
+          <w:bCs/>
+        </w:rPr>
+        <w:t xml:space="preserve">policy-simulation assistant</w:t>
+      </w:r>
+      <w:r>
+        <w:t xml:space="preserve"> </w:t>
+      </w:r>
+      <w:r>
+        <w:t xml:space="preserve">tests a draft policy against the groups it reaches and produces the structured assessment. The</w:t>
+      </w:r>
+      <w:r>
+        <w:t xml:space="preserve"> </w:t>
+      </w:r>
+      <w:r>
+        <w:rPr>
+          <w:b/>
+          <w:bCs/>
+        </w:rPr>
+        <w:t xml:space="preserve">research assistant</w:t>
+      </w:r>
+      <w:r>
+        <w:t xml:space="preserve"> </w:t>
+      </w:r>
+      <w:r>
+        <w:t xml:space="preserve">turns ZEPARI's own published evidence — the institute's full library, every publication cited to its title, publisher and date — into answers, briefs and a policy brief.</w:t>
+      </w:r>
+      <w:r>
+        <w:t xml:space="preserve"> </w:t>
+      </w:r>
+      <w:r>
+        <w:rPr>
+          <w:b/>
+          <w:bCs/>
+        </w:rPr>
+        <w:t xml:space="preserve">Either can be used entirely on its own:</w:t>
+      </w:r>
+      <w:r>
+        <w:t xml:space="preserve"> </w:t>
+      </w:r>
+      <w:r>
+        <w:t xml:space="preserve">a department can run a simulation without ever opening the research assistant, and the research assistant is useful with no simulation at all.</w:t>
+      </w:r>
+      <w:r>
+        <w:t xml:space="preserve"> </w:t>
+      </w:r>
+      <w:r>
+        <w:rPr>
+          <w:b/>
+          <w:bCs/>
+        </w:rPr>
+        <w:t xml:space="preserve">They complement each other:</w:t>
+      </w:r>
+      <w:r>
+        <w:t xml:space="preserve"> </w:t>
+      </w:r>
+      <w:r>
+        <w:t xml:space="preserve">the simulation assistant tests the policy, and the research assistant supplies the evidence behind it.</w:t>
+      </w:r>
+      <w:r>
+        <w:t xml:space="preserve"> </w:t>
+      </w:r>
+      <w:r>
+        <w:rPr>
+          <w:b/>
+          <w:bCs/>
+        </w:rPr>
+        <w:t xml:space="preserve">The one-off licence and the monthly service charge are one price for both tools</w:t>
+      </w:r>
+      <w:r>
+        <w:t xml:space="preserve"> </w:t>
+      </w:r>
+      <w:r>
+        <w:t xml:space="preserve">— not a price per tool — and neither tool is charged for separately.</w:t>
+      </w:r>
+    </w:p>
+    <w:p>
+      <w:pPr>
+        <w:pStyle w:val="BodyText"/>
+      </w:pPr>
+      <w:r>
+        <w:t xml:space="preserve">4.10</w:t>
+      </w:r>
+      <w:r>
+        <w:t xml:space="preserve"> </w:t>
+      </w:r>
+      <w:r>
+        <w:rPr>
+          <w:b/>
+          <w:bCs/>
+        </w:rPr>
+        <w:t xml:space="preserve">The boundary between them is deliberate and stated on screen.</w:t>
+      </w:r>
+      <w:r>
+        <w:t xml:space="preserve"> </w:t>
+      </w:r>
+      <w:r>
+        <w:t xml:space="preserve">The research assistant answers from ZEPARI's library and models nothing; the simulation engine never takes a figure from the research side, which is what keeps</w:t>
+      </w:r>
+      <w:r>
+        <w:t xml:space="preserve"> </w:t>
+      </w:r>
+      <w:r>
+        <w:rPr>
+          <w:i/>
+          <w:iCs/>
+        </w:rPr>
+        <w:t xml:space="preserve">"the same policy always produces the same result"</w:t>
+      </w:r>
+      <w:r>
+        <w:t xml:space="preserve"> </w:t>
+      </w:r>
+      <w:r>
+        <w:t xml:space="preserve">true. The platform states this in its own words, so a reader is never left to assume the two are one machine.</w:t>
       </w:r>
     </w:p>
     <w:p>
@@ -2481,7 +2625,23 @@
         <w:pStyle w:val="BodyText"/>
       </w:pPr>
       <w:r>
-        <w:t xml:space="preserve">8.15 The licence is for a term of</w:t>
+        <w:t xml:space="preserve">8.15</w:t>
+      </w:r>
+      <w:r>
+        <w:t xml:space="preserve"> </w:t>
+      </w:r>
+      <w:r>
+        <w:rPr>
+          <w:b/>
+          <w:bCs/>
+        </w:rPr>
+        <w:t xml:space="preserve">The term and what the price covers.</w:t>
+      </w:r>
+      <w:r>
+        <w:t xml:space="preserve"> </w:t>
+      </w:r>
+      <w:r>
+        <w:t xml:space="preserve">The licence is for a term of</w:t>
       </w:r>
       <w:r>
         <w:t xml:space="preserve"> </w:t>
@@ -2494,7 +2654,33 @@
         <w:t xml:space="preserve">ten years, reviewed at the fifth year</w:t>
       </w:r>
       <w:r>
-        <w:t xml:space="preserve">, and at the end of the term the platform and all data revert to the Government. The Service Agreement sets out the payment milestones, the service levels and the indexation.</w:t>
+        <w:t xml:space="preserve">, and at the end of the term the platform and all data revert to the Government.</w:t>
+      </w:r>
+      <w:r>
+        <w:t xml:space="preserve"> </w:t>
+      </w:r>
+      <w:r>
+        <w:rPr>
+          <w:b/>
+          <w:bCs/>
+        </w:rPr>
+        <w:t xml:space="preserve">The one-off licence and the monthly service charge are one price for BOTH tools</w:t>
+      </w:r>
+      <w:r>
+        <w:t xml:space="preserve"> </w:t>
+      </w:r>
+      <w:r>
+        <w:t xml:space="preserve">— the policy-simulation assistant and the research assistant. They are used separately and they work together: the simulation assistant tests a draft policy, and the research assistant supplies the evidence behind it.</w:t>
+      </w:r>
+      <w:r>
+        <w:t xml:space="preserve"> </w:t>
+      </w:r>
+      <w:r>
+        <w:rPr>
+          <w:b/>
+          <w:bCs/>
+        </w:rPr>
+        <w:t xml:space="preserve">No tool is charged for separately, and there is no per-user or per-officer pricing.</w:t>
       </w:r>
     </w:p>
     <w:p>
@@ -2503,6 +2689,376 @@
       </w:pPr>
       <w:r>
         <w:t xml:space="preserve">8.16</w:t>
+      </w:r>
+      <w:r>
+        <w:t xml:space="preserve"> </w:t>
+      </w:r>
+      <w:r>
+        <w:rPr>
+          <w:b/>
+          <w:bCs/>
+        </w:rPr>
+        <w:t xml:space="preserve">How the one-off licence of 2,800,000 is paid — five steps, not five years.</w:t>
+      </w:r>
+      <w:r>
+        <w:t xml:space="preserve"> </w:t>
+      </w:r>
+      <w:r>
+        <w:rPr>
+          <w:i/>
+          <w:iCs/>
+        </w:rPr>
+        <w:t xml:space="preserve">(These are part-payments of the one-off, paid as work is accepted; they all fall in the build period at the start. They are not spread over the ten-year term and have nothing to do with the fifth-year review.)</w:t>
+      </w:r>
+    </w:p>
+    <w:tbl>
+      <w:tblPr>
+        <w:tblStyle w:val="Table"/>
+        <w:tblW w:type="auto" w:w="0"/>
+        <w:tblLook w:firstRow="1" w:lastRow="0" w:firstColumn="0" w:lastColumn="0" w:noHBand="0" w:noVBand="0" w:val="0020"/>
+      </w:tblPr>
+      <w:tblGrid>
+        <w:gridCol w:w="2640"/>
+        <w:gridCol w:w="2640"/>
+        <w:gridCol w:w="2640"/>
+      </w:tblGrid>
+      <w:tr>
+        <w:trPr>
+          <w:tblHeader w:val="on"/>
+        </w:trPr>
+        <w:tc>
+          <w:tcPr/>
+          <w:p>
+            <w:pPr>
+              <w:pStyle w:val="Compact"/>
+            </w:pPr>
+            <w:r>
+              <w:t xml:space="preserve">Step</w:t>
+            </w:r>
+          </w:p>
+        </w:tc>
+        <w:tc>
+          <w:tcPr/>
+          <w:p>
+            <w:pPr>
+              <w:pStyle w:val="Compact"/>
+            </w:pPr>
+            <w:r>
+              <w:t xml:space="preserve">When it is payable</w:t>
+            </w:r>
+          </w:p>
+        </w:tc>
+        <w:tc>
+          <w:tcPr/>
+          <w:p>
+            <w:pPr>
+              <w:pStyle w:val="Compact"/>
+            </w:pPr>
+            <w:r>
+              <w:t xml:space="preserve">Amount (USD)</w:t>
+            </w:r>
+          </w:p>
+        </w:tc>
+      </w:tr>
+      <w:tr>
+        <w:tc>
+          <w:tcPr/>
+          <w:p>
+            <w:pPr>
+              <w:pStyle w:val="Compact"/>
+            </w:pPr>
+            <w:r>
+              <w:t xml:space="preserve">1</w:t>
+            </w:r>
+          </w:p>
+        </w:tc>
+        <w:tc>
+          <w:tcPr/>
+          <w:p>
+            <w:pPr>
+              <w:pStyle w:val="Compact"/>
+            </w:pPr>
+            <w:r>
+              <w:t xml:space="preserve">On signature — a</w:t>
+            </w:r>
+            <w:r>
+              <w:t xml:space="preserve"> </w:t>
+            </w:r>
+            <w:r>
+              <w:rPr>
+                <w:b/>
+                <w:bCs/>
+              </w:rPr>
+              <w:t xml:space="preserve">licence fee for software that already exists and works today</w:t>
+            </w:r>
+          </w:p>
+        </w:tc>
+        <w:tc>
+          <w:tcPr/>
+          <w:p>
+            <w:pPr>
+              <w:pStyle w:val="Compact"/>
+            </w:pPr>
+            <w:r>
+              <w:rPr>
+                <w:b/>
+                <w:bCs/>
+              </w:rPr>
+              <w:t xml:space="preserve">1,300,000</w:t>
+            </w:r>
+          </w:p>
+        </w:tc>
+      </w:tr>
+      <w:tr>
+        <w:tc>
+          <w:tcPr/>
+          <w:p>
+            <w:pPr>
+              <w:pStyle w:val="Compact"/>
+            </w:pPr>
+            <w:r>
+              <w:t xml:space="preserve">2</w:t>
+            </w:r>
+          </w:p>
+        </w:tc>
+        <w:tc>
+          <w:tcPr/>
+          <w:p>
+            <w:pPr>
+              <w:pStyle w:val="Compact"/>
+            </w:pPr>
+            <w:r>
+              <w:t xml:space="preserve">On signature — a</w:t>
+            </w:r>
+            <w:r>
+              <w:t xml:space="preserve"> </w:t>
+            </w:r>
+            <w:r>
+              <w:rPr>
+                <w:b/>
+                <w:bCs/>
+              </w:rPr>
+              <w:t xml:space="preserve">mobilisation advance</w:t>
+            </w:r>
+            <w:r>
+              <w:t xml:space="preserve">, secured by a</w:t>
+            </w:r>
+            <w:r>
+              <w:t xml:space="preserve"> </w:t>
+            </w:r>
+            <w:r>
+              <w:rPr>
+                <w:b/>
+                <w:bCs/>
+              </w:rPr>
+              <w:t xml:space="preserve">bank guarantee</w:t>
+            </w:r>
+          </w:p>
+        </w:tc>
+        <w:tc>
+          <w:tcPr/>
+          <w:p>
+            <w:pPr>
+              <w:pStyle w:val="Compact"/>
+            </w:pPr>
+            <w:r>
+              <w:rPr>
+                <w:b/>
+                <w:bCs/>
+              </w:rPr>
+              <w:t xml:space="preserve">500,000</w:t>
+            </w:r>
+          </w:p>
+        </w:tc>
+      </w:tr>
+      <w:tr>
+        <w:tc>
+          <w:tcPr/>
+          <w:p>
+            <w:pPr>
+              <w:pStyle w:val="Compact"/>
+            </w:pPr>
+            <w:r>
+              <w:t xml:space="preserve">3</w:t>
+            </w:r>
+          </w:p>
+        </w:tc>
+        <w:tc>
+          <w:tcPr/>
+          <w:p>
+            <w:pPr>
+              <w:pStyle w:val="Compact"/>
+            </w:pPr>
+            <w:r>
+              <w:t xml:space="preserve">On the Ministry's written acceptance of build step 1 — server-side document text extraction</w:t>
+            </w:r>
+          </w:p>
+        </w:tc>
+        <w:tc>
+          <w:tcPr/>
+          <w:p>
+            <w:pPr>
+              <w:pStyle w:val="Compact"/>
+            </w:pPr>
+            <w:r>
+              <w:rPr>
+                <w:b/>
+                <w:bCs/>
+              </w:rPr>
+              <w:t xml:space="preserve">300,000</w:t>
+            </w:r>
+          </w:p>
+        </w:tc>
+      </w:tr>
+      <w:tr>
+        <w:tc>
+          <w:tcPr/>
+          <w:p>
+            <w:pPr>
+              <w:pStyle w:val="Compact"/>
+            </w:pPr>
+            <w:r>
+              <w:t xml:space="preserve">4</w:t>
+            </w:r>
+          </w:p>
+        </w:tc>
+        <w:tc>
+          <w:tcPr/>
+          <w:p>
+            <w:pPr>
+              <w:pStyle w:val="Compact"/>
+            </w:pPr>
+            <w:r>
+              <w:t xml:space="preserve">On the Ministry's written acceptance of build step 2 — server-side identity verification</w:t>
+            </w:r>
+          </w:p>
+        </w:tc>
+        <w:tc>
+          <w:tcPr/>
+          <w:p>
+            <w:pPr>
+              <w:pStyle w:val="Compact"/>
+            </w:pPr>
+            <w:r>
+              <w:rPr>
+                <w:b/>
+                <w:bCs/>
+              </w:rPr>
+              <w:t xml:space="preserve">300,000</w:t>
+            </w:r>
+          </w:p>
+        </w:tc>
+      </w:tr>
+      <w:tr>
+        <w:tc>
+          <w:tcPr/>
+          <w:p>
+            <w:pPr>
+              <w:pStyle w:val="Compact"/>
+            </w:pPr>
+            <w:r>
+              <w:t xml:space="preserve">5</w:t>
+            </w:r>
+          </w:p>
+        </w:tc>
+        <w:tc>
+          <w:tcPr/>
+          <w:p>
+            <w:pPr>
+              <w:pStyle w:val="Compact"/>
+            </w:pPr>
+            <w:r>
+              <w:t xml:space="preserve">On the Ministry's written acceptance of build step 3 — deployment to a production service under service levels</w:t>
+            </w:r>
+          </w:p>
+        </w:tc>
+        <w:tc>
+          <w:tcPr/>
+          <w:p>
+            <w:pPr>
+              <w:pStyle w:val="Compact"/>
+            </w:pPr>
+            <w:r>
+              <w:rPr>
+                <w:b/>
+                <w:bCs/>
+              </w:rPr>
+              <w:t xml:space="preserve">400,000</w:t>
+            </w:r>
+          </w:p>
+        </w:tc>
+      </w:tr>
+      <w:tr>
+        <w:tc>
+          <w:tcPr/>
+          <w:p>
+            <w:pPr>
+              <w:pStyle w:val="Compact"/>
+            </w:pPr>
+          </w:p>
+        </w:tc>
+        <w:tc>
+          <w:tcPr/>
+          <w:p>
+            <w:pPr>
+              <w:pStyle w:val="Compact"/>
+            </w:pPr>
+            <w:r>
+              <w:rPr>
+                <w:b/>
+                <w:bCs/>
+              </w:rPr>
+              <w:t xml:space="preserve">Total — the one-off licence</w:t>
+            </w:r>
+          </w:p>
+        </w:tc>
+        <w:tc>
+          <w:tcPr/>
+          <w:p>
+            <w:pPr>
+              <w:pStyle w:val="Compact"/>
+            </w:pPr>
+            <w:r>
+              <w:rPr>
+                <w:b/>
+                <w:bCs/>
+              </w:rPr>
+              <w:t xml:space="preserve">2,800,000</w:t>
+            </w:r>
+          </w:p>
+        </w:tc>
+      </w:tr>
+    </w:tbl>
+    <w:p>
+      <w:pPr>
+        <w:pStyle w:val="BodyText"/>
+      </w:pPr>
+      <w:r>
+        <w:t xml:space="preserve">8.17 The</w:t>
+      </w:r>
+      <w:r>
+        <w:t xml:space="preserve"> </w:t>
+      </w:r>
+      <w:r>
+        <w:rPr>
+          <w:b/>
+          <w:bCs/>
+        </w:rPr>
+        <w:t xml:space="preserve">monthly service charge of 72,000</w:t>
+      </w:r>
+      <w:r>
+        <w:t xml:space="preserve"> </w:t>
+      </w:r>
+      <w:r>
+        <w:t xml:space="preserve">runs for the ten-year term. The Service Agreement sets out when it begins, the service levels, the service credits and the indexation.</w:t>
+      </w:r>
+    </w:p>
+    <w:p>
+      <w:pPr>
+        <w:pStyle w:val="BodyText"/>
+      </w:pPr>
+      <w:r>
+        <w:t xml:space="preserve">8.18</w:t>
       </w:r>
       <w:r>
         <w:t xml:space="preserve"> </w:t>
@@ -4295,6 +4851,169 @@
     <w:p>
       <w:pPr>
         <w:pStyle w:val="FirstParagraph"/>
+      </w:pPr>
+      <w:r>
+        <w:rPr>
+          <w:b/>
+          <w:bCs/>
+        </w:rPr>
+        <w:t xml:space="preserve">What the price covers — both tools, one price.</w:t>
+      </w:r>
+      <w:r>
+        <w:t xml:space="preserve"> </w:t>
+      </w:r>
+      <w:r>
+        <w:t xml:space="preserve">The one-off licence of</w:t>
+      </w:r>
+      <w:r>
+        <w:t xml:space="preserve"> </w:t>
+      </w:r>
+      <w:r>
+        <w:rPr>
+          <w:b/>
+          <w:bCs/>
+        </w:rPr>
+        <w:t xml:space="preserve">2,800,000</w:t>
+      </w:r>
+      <w:r>
+        <w:t xml:space="preserve"> </w:t>
+      </w:r>
+      <w:r>
+        <w:t xml:space="preserve">and the monthly service charge of</w:t>
+      </w:r>
+      <w:r>
+        <w:t xml:space="preserve"> </w:t>
+      </w:r>
+      <w:r>
+        <w:rPr>
+          <w:b/>
+          <w:bCs/>
+        </w:rPr>
+        <w:t xml:space="preserve">72,000</w:t>
+      </w:r>
+      <w:r>
+        <w:t xml:space="preserve"> </w:t>
+      </w:r>
+      <w:r>
+        <w:t xml:space="preserve">are</w:t>
+      </w:r>
+      <w:r>
+        <w:t xml:space="preserve"> </w:t>
+      </w:r>
+      <w:r>
+        <w:rPr>
+          <w:b/>
+          <w:bCs/>
+        </w:rPr>
+        <w:t xml:space="preserve">one price for both tools</w:t>
+      </w:r>
+      <w:r>
+        <w:t xml:space="preserve">: the</w:t>
+      </w:r>
+      <w:r>
+        <w:t xml:space="preserve"> </w:t>
+      </w:r>
+      <w:r>
+        <w:rPr>
+          <w:b/>
+          <w:bCs/>
+        </w:rPr>
+        <w:t xml:space="preserve">policy-simulation assistant</w:t>
+      </w:r>
+      <w:r>
+        <w:t xml:space="preserve">, which tests a draft policy against the groups it reaches, and the</w:t>
+      </w:r>
+      <w:r>
+        <w:t xml:space="preserve"> </w:t>
+      </w:r>
+      <w:r>
+        <w:rPr>
+          <w:b/>
+          <w:bCs/>
+        </w:rPr>
+        <w:t xml:space="preserve">research assistant</w:t>
+      </w:r>
+      <w:r>
+        <w:t xml:space="preserve">, which turns ZEPARI's published evidence into answers, briefs and a policy brief.</w:t>
+      </w:r>
+      <w:r>
+        <w:t xml:space="preserve"> </w:t>
+      </w:r>
+      <w:r>
+        <w:rPr>
+          <w:b/>
+          <w:bCs/>
+        </w:rPr>
+        <w:t xml:space="preserve">Either can be used entirely on its own</w:t>
+      </w:r>
+      <w:r>
+        <w:t xml:space="preserve">, and they complement each other.</w:t>
+      </w:r>
+      <w:r>
+        <w:t xml:space="preserve"> </w:t>
+      </w:r>
+      <w:r>
+        <w:rPr>
+          <w:b/>
+          <w:bCs/>
+        </w:rPr>
+        <w:t xml:space="preserve">Nothing is charged per tool, and nothing is charged per officer.</w:t>
+      </w:r>
+      <w:r>
+        <w:t xml:space="preserve"> </w:t>
+      </w:r>
+      <w:r>
+        <w:t xml:space="preserve">The one-off is paid in</w:t>
+      </w:r>
+      <w:r>
+        <w:t xml:space="preserve"> </w:t>
+      </w:r>
+      <w:r>
+        <w:rPr>
+          <w:b/>
+          <w:bCs/>
+        </w:rPr>
+        <w:t xml:space="preserve">five part-payments as the work is accepted</w:t>
+      </w:r>
+      <w:r>
+        <w:t xml:space="preserve"> </w:t>
+      </w:r>
+      <w:r>
+        <w:t xml:space="preserve">— beginning with a</w:t>
+      </w:r>
+      <w:r>
+        <w:t xml:space="preserve"> </w:t>
+      </w:r>
+      <w:r>
+        <w:rPr>
+          <w:b/>
+          <w:bCs/>
+        </w:rPr>
+        <w:t xml:space="preserve">1,300,000 licence fee on signature</w:t>
+      </w:r>
+      <w:r>
+        <w:t xml:space="preserve"> </w:t>
+      </w:r>
+      <w:r>
+        <w:t xml:space="preserve">for software that already exists and works, and a</w:t>
+      </w:r>
+      <w:r>
+        <w:t xml:space="preserve"> </w:t>
+      </w:r>
+      <w:r>
+        <w:rPr>
+          <w:b/>
+          <w:bCs/>
+        </w:rPr>
+        <w:t xml:space="preserve">500,000 mobilisation advance secured by a bank guarantee</w:t>
+      </w:r>
+      <w:r>
+        <w:t xml:space="preserve">.</w:t>
+      </w:r>
+    </w:p>
+    <w:p>
+      <w:pPr>
+        <w:pStyle w:val="BodyText"/>
       </w:pPr>
       <w:r>
         <w:rPr>

--- a/Minister Submission/Oreida_Proposal_Minister_of_ICT.docx
+++ b/Minister Submission/Oreida_Proposal_Minister_of_ICT.docx
@@ -204,7 +204,7 @@
           <w:b/>
           <w:bCs/>
         </w:rPr>
-        <w:t xml:space="preserve">Nzwisiso AI Policy Simulation Engine®</w:t>
+        <w:t xml:space="preserve">Nzwisiso AI Policy Simulation Engine™</w:t>
       </w:r>
       <w:r>
         <w:t xml:space="preserve"> </w:t>
@@ -1129,7 +1129,7 @@
           <w:b/>
           <w:bCs/>
         </w:rPr>
-        <w:t xml:space="preserve">Nzwisiso AI Policy Simulation Engine®</w:t>
+        <w:t xml:space="preserve">Nzwisiso AI Policy Simulation Engine™</w:t>
       </w:r>
       <w:r>
         <w:t xml:space="preserve">, which the platform calls over an interface; on the Ministry's deployment that engine runs on</w:t>
@@ -4231,7 +4231,7 @@
           <w:b/>
           <w:bCs/>
         </w:rPr>
-        <w:t xml:space="preserve">Nzwisiso AI Policy Simulation Engine®</w:t>
+        <w:t xml:space="preserve">Nzwisiso AI Policy Simulation Engine™</w:t>
       </w:r>
       <w:r>
         <w:t xml:space="preserve">, which Oreida Pvt Ltd owns and which runs on Oreida Pvt Ltd's own servers under the licence — no policy text is passed to a consumer AI service, which removes the risk of policy text being processed outside national custody.</w:t>

--- a/Minister Submission/Oreida_Proposal_Minister_of_ICT.docx
+++ b/Minister Submission/Oreida_Proposal_Minister_of_ICT.docx
@@ -969,7 +969,7 @@
           <w:b/>
           <w:bCs/>
         </w:rPr>
-        <w:t xml:space="preserve">policy-simulation assistant</w:t>
+        <w:t xml:space="preserve">Nzwisiso AI™ Policy Simulation Assistant</w:t>
       </w:r>
       <w:r>
         <w:t xml:space="preserve"> </w:t>
@@ -985,7 +985,7 @@
           <w:b/>
           <w:bCs/>
         </w:rPr>
-        <w:t xml:space="preserve">research assistant</w:t>
+        <w:t xml:space="preserve">ZEPARI Research Assistant™</w:t>
       </w:r>
       <w:r>
         <w:t xml:space="preserve"> </w:t>
@@ -1007,7 +1007,7 @@
         <w:t xml:space="preserve"> </w:t>
       </w:r>
       <w:r>
-        <w:t xml:space="preserve">a department can run a simulation without ever opening the research assistant, and the research assistant is useful with no simulation at all.</w:t>
+        <w:t xml:space="preserve">a department can run a simulation without ever opening the ZEPARI Research Assistant™, and the ZEPARI Research Assistant™ is useful with no simulation at all.</w:t>
       </w:r>
       <w:r>
         <w:t xml:space="preserve"> </w:t>
@@ -1023,7 +1023,7 @@
         <w:t xml:space="preserve"> </w:t>
       </w:r>
       <w:r>
-        <w:t xml:space="preserve">the simulation assistant tests the policy, and the research assistant supplies the evidence behind it.</w:t>
+        <w:t xml:space="preserve">the Nzwisiso AI™ Policy Simulation Assistant tests the policy, and the ZEPARI Research Assistant™ supplies the evidence behind it.</w:t>
       </w:r>
       <w:r>
         <w:t xml:space="preserve"> </w:t>
@@ -1063,7 +1063,7 @@
         <w:t xml:space="preserve"> </w:t>
       </w:r>
       <w:r>
-        <w:t xml:space="preserve">The research assistant answers from ZEPARI's library and models nothing; the simulation engine never takes a figure from the research side, which is what keeps</w:t>
+        <w:t xml:space="preserve">The ZEPARI Research Assistant™ answers from ZEPARI's library and models nothing; the simulation engine never takes a figure from the research side, which is what keeps</w:t>
       </w:r>
       <w:r>
         <w:t xml:space="preserve"> </w:t>
@@ -2670,7 +2670,36 @@
         <w:t xml:space="preserve"> </w:t>
       </w:r>
       <w:r>
-        <w:t xml:space="preserve">— the policy-simulation assistant and the research assistant. They are used separately and they work together: the simulation assistant tests a draft policy, and the research assistant supplies the evidence behind it.</w:t>
+        <w:t xml:space="preserve">— the</w:t>
+      </w:r>
+      <w:r>
+        <w:t xml:space="preserve"> </w:t>
+      </w:r>
+      <w:r>
+        <w:rPr>
+          <w:b/>
+          <w:bCs/>
+        </w:rPr>
+        <w:t xml:space="preserve">Nzwisiso AI™ Policy Simulation Assistant</w:t>
+      </w:r>
+      <w:r>
+        <w:t xml:space="preserve"> </w:t>
+      </w:r>
+      <w:r>
+        <w:t xml:space="preserve">and the</w:t>
+      </w:r>
+      <w:r>
+        <w:t xml:space="preserve"> </w:t>
+      </w:r>
+      <w:r>
+        <w:rPr>
+          <w:b/>
+          <w:bCs/>
+        </w:rPr>
+        <w:t xml:space="preserve">ZEPARI Research Assistant™</w:t>
+      </w:r>
+      <w:r>
+        <w:t xml:space="preserve">. They are used separately and they work together: the Nzwisiso AI™ Policy Simulation Assistant tests a draft policy, and the ZEPARI Research Assistant™ supplies the evidence behind it.</w:t>
       </w:r>
       <w:r>
         <w:t xml:space="preserve"> </w:t>
@@ -4918,7 +4947,7 @@
           <w:b/>
           <w:bCs/>
         </w:rPr>
-        <w:t xml:space="preserve">policy-simulation assistant</w:t>
+        <w:t xml:space="preserve">Nzwisiso AI™ Policy Simulation Assistant</w:t>
       </w:r>
       <w:r>
         <w:t xml:space="preserve">, which tests a draft policy against the groups it reaches, and the</w:t>
@@ -4931,7 +4960,7 @@
           <w:b/>
           <w:bCs/>
         </w:rPr>
-        <w:t xml:space="preserve">research assistant</w:t>
+        <w:t xml:space="preserve">ZEPARI Research Assistant™</w:t>
       </w:r>
       <w:r>
         <w:t xml:space="preserve">, which turns ZEPARI's published evidence into answers, briefs and a policy brief.</w:t>

--- a/Minister Submission/Oreida_Proposal_Minister_of_ICT.docx
+++ b/Minister Submission/Oreida_Proposal_Minister_of_ICT.docx
@@ -1087,7 +1087,7 @@
         <w:pStyle w:val="BodyText"/>
       </w:pPr>
       <w:r>
-        <w:t xml:space="preserve">4.9</w:t>
+        <w:t xml:space="preserve">4.11</w:t>
       </w:r>
       <w:r>
         <w:t xml:space="preserve"> </w:t>
@@ -1153,7 +1153,7 @@
         <w:pStyle w:val="BodyText"/>
       </w:pPr>
       <w:r>
-        <w:t xml:space="preserve">4.10</w:t>
+        <w:t xml:space="preserve">4.12</w:t>
       </w:r>
       <w:r>
         <w:t xml:space="preserve"> </w:t>
@@ -3113,103 +3113,23 @@
           <w:b/>
           <w:bCs/>
         </w:rPr>
-        <w:t xml:space="preserve">US</w:t>
-      </w:r>
-      <m:oMath>
-        <m:r>
-          <m:t>20</m:t>
-        </m:r>
-        <m:r>
-          <m:t>m</m:t>
-        </m:r>
-        <m:r>
-          <m:t>i</m:t>
-        </m:r>
-        <m:r>
-          <m:t>l</m:t>
-        </m:r>
-        <m:r>
-          <m:t>l</m:t>
-        </m:r>
-        <m:r>
-          <m:t>i</m:t>
-        </m:r>
-        <m:r>
-          <m:t>o</m:t>
-        </m:r>
-        <m:r>
-          <m:t>n</m:t>
-        </m:r>
-        <m:r>
-          <m:rPr>
-            <m:sty m:val="p"/>
-          </m:rPr>
-          <m:t>*</m:t>
-        </m:r>
-        <m:r>
-          <m:rPr>
-            <m:sty m:val="p"/>
-          </m:rPr>
-          <m:t>*</m:t>
-        </m:r>
-        <m:r>
-          <m:t>a</m:t>
-        </m:r>
-        <m:r>
-          <m:t>n</m:t>
-        </m:r>
-        <m:r>
-          <m:t>d</m:t>
-        </m:r>
-        <m:r>
-          <m:t>s</m:t>
-        </m:r>
-        <m:r>
-          <m:t>i</m:t>
-        </m:r>
-        <m:r>
-          <m:t>g</m:t>
-        </m:r>
-        <m:r>
-          <m:t>n</m:t>
-        </m:r>
-        <m:r>
-          <m:t>e</m:t>
-        </m:r>
-        <m:r>
-          <m:t>d</m:t>
-        </m:r>
-        <m:r>
-          <m:t>a</m:t>
-        </m:r>
-        <m:r>
-          <m:t>t</m:t>
-        </m:r>
-        <m:r>
-          <m:rPr>
-            <m:sty m:val="p"/>
-          </m:rPr>
-          <m:t>*</m:t>
-        </m:r>
-        <m:r>
-          <m:rPr>
-            <m:sty m:val="p"/>
-          </m:rPr>
-          <m:t>*</m:t>
-        </m:r>
-        <m:r>
-          <m:t>U</m:t>
-        </m:r>
-        <m:r>
-          <m:t>S</m:t>
-        </m:r>
-      </m:oMath>
-      <w:r>
-        <w:rPr>
-          <w:b/>
-          <w:bCs/>
-        </w:rPr>
-        <w:t xml:space="preserve">10 million</w:t>
+        <w:t xml:space="preserve">US$20 million</w:t>
+      </w:r>
+      <w:r>
+        <w:t xml:space="preserve"> </w:t>
+      </w:r>
+      <w:r>
+        <w:t xml:space="preserve">and signed at</w:t>
+      </w:r>
+      <w:r>
+        <w:t xml:space="preserve"> </w:t>
+      </w:r>
+      <w:r>
+        <w:rPr>
+          <w:b/>
+          <w:bCs/>
+        </w:rPr>
+        <w:t xml:space="preserve">US$10 million</w:t>
       </w:r>
       <w:r>
         <w:t xml:space="preserve">, and the Government pays</w:t>
@@ -3222,811 +3142,52 @@
           <w:b/>
           <w:bCs/>
         </w:rPr>
-        <w:t xml:space="preserve">approximately US</w:t>
-      </w:r>
-      <m:oMath>
-        <m:r>
-          <m:t>3</m:t>
-        </m:r>
-        <m:r>
-          <m:t>m</m:t>
-        </m:r>
-        <m:r>
-          <m:t>i</m:t>
-        </m:r>
-        <m:r>
-          <m:t>l</m:t>
-        </m:r>
-        <m:r>
-          <m:t>l</m:t>
-        </m:r>
-        <m:r>
-          <m:t>i</m:t>
-        </m:r>
-        <m:r>
-          <m:t>o</m:t>
-        </m:r>
-        <m:r>
-          <m:t>n</m:t>
-        </m:r>
-        <m:r>
-          <m:t>a</m:t>
-        </m:r>
-        <m:r>
-          <m:t>y</m:t>
-        </m:r>
-        <m:r>
-          <m:t>e</m:t>
-        </m:r>
-        <m:r>
-          <m:t>a</m:t>
-        </m:r>
-        <m:r>
-          <m:t>r</m:t>
-        </m:r>
-        <m:r>
-          <m:rPr>
-            <m:sty m:val="p"/>
-          </m:rPr>
-          <m:t>*</m:t>
-        </m:r>
-        <m:r>
-          <m:rPr>
-            <m:sty m:val="p"/>
-          </m:rPr>
-          <m:t>*</m:t>
-        </m:r>
-        <m:r>
-          <m:t>t</m:t>
-        </m:r>
-        <m:r>
-          <m:t>o</m:t>
-        </m:r>
-        <m:r>
-          <m:t>m</m:t>
-        </m:r>
-        <m:r>
-          <m:t>a</m:t>
-        </m:r>
-        <m:r>
-          <m:t>i</m:t>
-        </m:r>
-        <m:r>
-          <m:t>n</m:t>
-        </m:r>
-        <m:r>
-          <m:t>t</m:t>
-        </m:r>
-        <m:r>
-          <m:t>a</m:t>
-        </m:r>
-        <m:r>
-          <m:t>i</m:t>
-        </m:r>
-        <m:r>
-          <m:t>n</m:t>
-        </m:r>
-        <m:r>
-          <m:t>t</m:t>
-        </m:r>
-        <m:r>
-          <m:t>h</m:t>
-        </m:r>
-        <m:r>
-          <m:t>a</m:t>
-        </m:r>
-        <m:r>
-          <m:t>t</m:t>
-        </m:r>
-        <m:r>
-          <m:t>s</m:t>
-        </m:r>
-        <m:r>
-          <m:t>y</m:t>
-        </m:r>
-        <m:r>
-          <m:t>s</m:t>
-        </m:r>
-        <m:r>
-          <m:t>t</m:t>
-        </m:r>
-        <m:r>
-          <m:t>e</m:t>
-        </m:r>
-        <m:r>
-          <m:t>m</m:t>
-        </m:r>
-        <m:r>
-          <m:t>a</m:t>
-        </m:r>
-        <m:r>
-          <m:t>l</m:t>
-        </m:r>
-        <m:r>
-          <m:t>o</m:t>
-        </m:r>
-        <m:r>
-          <m:t>n</m:t>
-        </m:r>
-        <m:r>
-          <m:t>e</m:t>
-        </m:r>
-        <m:r>
-          <m:rPr>
-            <m:sty m:val="p"/>
-          </m:rPr>
-          <m:t>*</m:t>
-        </m:r>
-        <m:r>
-          <m:rPr>
-            <m:sty m:val="p"/>
-          </m:rPr>
-          <m:t>(</m:t>
-        </m:r>
-        <m:r>
-          <m:t>W</m:t>
-        </m:r>
-        <m:r>
-          <m:t>o</m:t>
-        </m:r>
-        <m:r>
-          <m:t>r</m:t>
-        </m:r>
-        <m:r>
-          <m:t>l</m:t>
-        </m:r>
-        <m:r>
-          <m:t>d</m:t>
-        </m:r>
-        <m:r>
-          <m:t>B</m:t>
-        </m:r>
-        <m:r>
-          <m:t>a</m:t>
-        </m:r>
-        <m:r>
-          <m:t>n</m:t>
-        </m:r>
-        <m:r>
-          <m:t>k</m:t>
-        </m:r>
-        <m:r>
-          <m:rPr>
-            <m:sty m:val="p"/>
-          </m:rPr>
-          <m:t>,</m:t>
-        </m:r>
-        <m:r>
-          <m:t>Z</m:t>
-        </m:r>
-        <m:r>
-          <m:t>i</m:t>
-        </m:r>
-        <m:r>
-          <m:t>m</m:t>
-        </m:r>
-        <m:r>
-          <m:t>b</m:t>
-        </m:r>
-        <m:r>
-          <m:t>a</m:t>
-        </m:r>
-        <m:r>
-          <m:t>b</m:t>
-        </m:r>
-        <m:r>
-          <m:t>w</m:t>
-        </m:r>
-        <m:r>
-          <m:t>e</m:t>
-        </m:r>
-        <m:r>
-          <m:rPr>
-            <m:sty m:val="p"/>
-          </m:rPr>
-          <m:t>:</m:t>
-        </m:r>
-        <m:r>
-          <m:t>P</m:t>
-        </m:r>
-        <m:r>
-          <m:t>u</m:t>
-        </m:r>
-        <m:r>
-          <m:t>b</m:t>
-        </m:r>
-        <m:r>
-          <m:t>l</m:t>
-        </m:r>
-        <m:r>
-          <m:t>i</m:t>
-        </m:r>
-        <m:r>
-          <m:t>c</m:t>
-        </m:r>
-        <m:r>
-          <m:t>F</m:t>
-        </m:r>
-        <m:r>
-          <m:t>i</m:t>
-        </m:r>
-        <m:r>
-          <m:t>n</m:t>
-        </m:r>
-        <m:r>
-          <m:t>a</m:t>
-        </m:r>
-        <m:r>
-          <m:t>n</m:t>
-        </m:r>
-        <m:r>
-          <m:t>c</m:t>
-        </m:r>
-        <m:r>
-          <m:t>i</m:t>
-        </m:r>
-        <m:r>
-          <m:t>a</m:t>
-        </m:r>
-        <m:r>
-          <m:t>l</m:t>
-        </m:r>
-        <m:r>
-          <m:t>M</m:t>
-        </m:r>
-        <m:r>
-          <m:t>a</m:t>
-        </m:r>
-        <m:r>
-          <m:t>n</m:t>
-        </m:r>
-        <m:r>
-          <m:t>a</m:t>
-        </m:r>
-        <m:r>
-          <m:t>g</m:t>
-        </m:r>
-        <m:r>
-          <m:t>e</m:t>
-        </m:r>
-        <m:r>
-          <m:t>m</m:t>
-        </m:r>
-        <m:r>
-          <m:t>e</m:t>
-        </m:r>
-        <m:r>
-          <m:t>n</m:t>
-        </m:r>
-        <m:r>
-          <m:t>t</m:t>
-        </m:r>
-        <m:r>
-          <m:t>E</m:t>
-        </m:r>
-        <m:r>
-          <m:t>n</m:t>
-        </m:r>
-        <m:r>
-          <m:t>h</m:t>
-        </m:r>
-        <m:r>
-          <m:t>a</m:t>
-        </m:r>
-        <m:r>
-          <m:t>n</m:t>
-        </m:r>
-        <m:r>
-          <m:t>c</m:t>
-        </m:r>
-        <m:r>
-          <m:t>e</m:t>
-        </m:r>
-        <m:r>
-          <m:t>m</m:t>
-        </m:r>
-        <m:r>
-          <m:t>e</m:t>
-        </m:r>
-        <m:r>
-          <m:t>n</m:t>
-        </m:r>
-        <m:r>
-          <m:t>t</m:t>
-        </m:r>
-        <m:r>
-          <m:t>P</m:t>
-        </m:r>
-        <m:r>
-          <m:t>r</m:t>
-        </m:r>
-        <m:r>
-          <m:t>o</m:t>
-        </m:r>
-        <m:r>
-          <m:t>j</m:t>
-        </m:r>
-        <m:r>
-          <m:t>e</m:t>
-        </m:r>
-        <m:r>
-          <m:t>c</m:t>
-        </m:r>
-        <m:r>
-          <m:t>t</m:t>
-        </m:r>
-        <m:r>
-          <m:rPr>
-            <m:sty m:val="p"/>
-          </m:rPr>
-          <m:t>,</m:t>
-        </m:r>
-        <m:r>
-          <m:t>r</m:t>
-        </m:r>
-        <m:r>
-          <m:t>e</m:t>
-        </m:r>
-        <m:r>
-          <m:t>p</m:t>
-        </m:r>
-        <m:r>
-          <m:t>o</m:t>
-        </m:r>
-        <m:r>
-          <m:t>r</m:t>
-        </m:r>
-        <m:r>
-          <m:t>t</m:t>
-        </m:r>
-        <m:r>
-          <m:t>I</m:t>
-        </m:r>
-        <m:r>
-          <m:t>C</m:t>
-        </m:r>
-        <m:r>
-          <m:t>R</m:t>
-        </m:r>
-        <m:r>
-          <m:t>00005623</m:t>
-        </m:r>
-        <m:r>
-          <m:rPr>
-            <m:sty m:val="p"/>
-          </m:rPr>
-          <m:t>,</m:t>
-        </m:r>
-        <m:r>
-          <m:t>4</m:t>
-        </m:r>
-        <m:r>
-          <m:t>F</m:t>
-        </m:r>
-        <m:r>
-          <m:t>e</m:t>
-        </m:r>
-        <m:r>
-          <m:t>b</m:t>
-        </m:r>
-        <m:r>
-          <m:t>r</m:t>
-        </m:r>
-        <m:r>
-          <m:t>u</m:t>
-        </m:r>
-        <m:r>
-          <m:t>a</m:t>
-        </m:r>
-        <m:r>
-          <m:t>r</m:t>
-        </m:r>
-        <m:r>
-          <m:t>y</m:t>
-        </m:r>
-        <m:r>
-          <m:t>2022</m:t>
-        </m:r>
-        <m:r>
-          <m:rPr>
-            <m:sty m:val="p"/>
-          </m:rPr>
-          <m:t>)</m:t>
-        </m:r>
-        <m:r>
-          <m:rPr>
-            <m:sty m:val="p"/>
-          </m:rPr>
-          <m:t>*</m:t>
-        </m:r>
-        <m:r>
-          <m:rPr>
-            <m:sty m:val="p"/>
-          </m:rPr>
-          <m:t>.</m:t>
-        </m:r>
-        <m:r>
-          <m:t>C</m:t>
-        </m:r>
-        <m:r>
-          <m:t>o</m:t>
-        </m:r>
-        <m:r>
-          <m:t>m</m:t>
-        </m:r>
-        <m:r>
-          <m:t>p</m:t>
-        </m:r>
-        <m:r>
-          <m:t>a</m:t>
-        </m:r>
-        <m:r>
-          <m:t>r</m:t>
-        </m:r>
-        <m:r>
-          <m:t>a</m:t>
-        </m:r>
-        <m:r>
-          <m:t>b</m:t>
-        </m:r>
-        <m:r>
-          <m:t>l</m:t>
-        </m:r>
-        <m:r>
-          <m:t>e</m:t>
-        </m:r>
-        <m:r>
-          <m:t>n</m:t>
-        </m:r>
-        <m:r>
-          <m:t>a</m:t>
-        </m:r>
-        <m:r>
-          <m:t>t</m:t>
-        </m:r>
-        <m:r>
-          <m:t>i</m:t>
-        </m:r>
-        <m:r>
-          <m:t>o</m:t>
-        </m:r>
-        <m:r>
-          <m:t>n</m:t>
-        </m:r>
-        <m:r>
-          <m:t>a</m:t>
-        </m:r>
-        <m:r>
-          <m:t>l</m:t>
-        </m:r>
-        <m:r>
-          <m:t>p</m:t>
-        </m:r>
-        <m:r>
-          <m:t>l</m:t>
-        </m:r>
-        <m:r>
-          <m:t>a</m:t>
-        </m:r>
-        <m:r>
-          <m:t>t</m:t>
-        </m:r>
-        <m:r>
-          <m:t>f</m:t>
-        </m:r>
-        <m:r>
-          <m:t>o</m:t>
-        </m:r>
-        <m:r>
-          <m:t>r</m:t>
-        </m:r>
-        <m:r>
-          <m:t>m</m:t>
-        </m:r>
-        <m:r>
-          <m:t>s</m:t>
-        </m:r>
-        <m:r>
-          <m:t>b</m:t>
-        </m:r>
-        <m:r>
-          <m:t>u</m:t>
-        </m:r>
-        <m:r>
-          <m:t>i</m:t>
-        </m:r>
-        <m:r>
-          <m:t>l</m:t>
-        </m:r>
-        <m:r>
-          <m:t>t</m:t>
-        </m:r>
-        <m:r>
-          <m:t>b</m:t>
-        </m:r>
-        <m:r>
-          <m:t>y</m:t>
-        </m:r>
-        <m:r>
-          <m:t>o</m:t>
-        </m:r>
-        <m:r>
-          <m:t>t</m:t>
-        </m:r>
-        <m:r>
-          <m:t>h</m:t>
-        </m:r>
-        <m:r>
-          <m:t>e</m:t>
-        </m:r>
-        <m:r>
-          <m:t>r</m:t>
-        </m:r>
-        <m:r>
-          <m:t>A</m:t>
-        </m:r>
-        <m:r>
-          <m:t>f</m:t>
-        </m:r>
-        <m:r>
-          <m:t>r</m:t>
-        </m:r>
-        <m:r>
-          <m:t>i</m:t>
-        </m:r>
-        <m:r>
-          <m:t>c</m:t>
-        </m:r>
-        <m:r>
-          <m:t>a</m:t>
-        </m:r>
-        <m:r>
-          <m:t>n</m:t>
-        </m:r>
-        <m:r>
-          <m:t>g</m:t>
-        </m:r>
-        <m:r>
-          <m:t>o</m:t>
-        </m:r>
-        <m:r>
-          <m:t>v</m:t>
-        </m:r>
-        <m:r>
-          <m:t>e</m:t>
-        </m:r>
-        <m:r>
-          <m:t>r</m:t>
-        </m:r>
-        <m:r>
-          <m:t>n</m:t>
-        </m:r>
-        <m:r>
-          <m:t>m</m:t>
-        </m:r>
-        <m:r>
-          <m:t>e</m:t>
-        </m:r>
-        <m:r>
-          <m:t>n</m:t>
-        </m:r>
-        <m:r>
-          <m:t>t</m:t>
-        </m:r>
-        <m:r>
-          <m:t>s</m:t>
-        </m:r>
-        <m:r>
-          <m:t>c</m:t>
-        </m:r>
-        <m:r>
-          <m:t>o</m:t>
-        </m:r>
-        <m:r>
-          <m:t>s</m:t>
-        </m:r>
-        <m:r>
-          <m:t>t</m:t>
-        </m:r>
-        <m:r>
-          <m:rPr>
-            <m:sty m:val="p"/>
-          </m:rPr>
-          <m:t>*</m:t>
-        </m:r>
-        <m:r>
-          <m:rPr>
-            <m:sty m:val="p"/>
-          </m:rPr>
-          <m:t>*</m:t>
-        </m:r>
-        <m:r>
-          <m:t>U</m:t>
-        </m:r>
-        <m:r>
-          <m:t>S</m:t>
-        </m:r>
-      </m:oMath>
-      <w:r>
-        <w:rPr>
-          <w:b/>
-          <w:bCs/>
-        </w:rPr>
-        <w:t xml:space="preserve">1.45 million to US</w:t>
-      </w:r>
-      <m:oMath>
-        <m:r>
-          <m:t>7.8</m:t>
-        </m:r>
-        <m:r>
-          <m:t>m</m:t>
-        </m:r>
-        <m:r>
-          <m:t>i</m:t>
-        </m:r>
-        <m:r>
-          <m:t>l</m:t>
-        </m:r>
-        <m:r>
-          <m:t>l</m:t>
-        </m:r>
-        <m:r>
-          <m:t>i</m:t>
-        </m:r>
-        <m:r>
-          <m:t>o</m:t>
-        </m:r>
-        <m:r>
-          <m:t>n</m:t>
-        </m:r>
-        <m:r>
-          <m:rPr>
-            <m:sty m:val="p"/>
-          </m:rPr>
-          <m:t>*</m:t>
-        </m:r>
-        <m:r>
-          <m:rPr>
-            <m:sty m:val="p"/>
-          </m:rPr>
-          <m:t>*</m:t>
-        </m:r>
-        <m:r>
-          <m:t>t</m:t>
-        </m:r>
-        <m:r>
-          <m:t>o</m:t>
-        </m:r>
-        <m:r>
-          <m:t>d</m:t>
-        </m:r>
-        <m:r>
-          <m:t>e</m:t>
-        </m:r>
-        <m:r>
-          <m:t>s</m:t>
-        </m:r>
-        <m:r>
-          <m:t>i</m:t>
-        </m:r>
-        <m:r>
-          <m:t>g</m:t>
-        </m:r>
-        <m:r>
-          <m:t>n</m:t>
-        </m:r>
-        <m:r>
-          <m:t>a</m:t>
-        </m:r>
-        <m:r>
-          <m:t>n</m:t>
-        </m:r>
-        <m:r>
-          <m:t>d</m:t>
-        </m:r>
-        <m:r>
-          <m:t>b</m:t>
-        </m:r>
-        <m:r>
-          <m:t>u</m:t>
-        </m:r>
-        <m:r>
-          <m:t>i</m:t>
-        </m:r>
-        <m:r>
-          <m:t>l</m:t>
-        </m:r>
-        <m:r>
-          <m:t>d</m:t>
-        </m:r>
-        <m:r>
-          <m:rPr>
-            <m:sty m:val="p"/>
-          </m:rPr>
-          <m:t>,</m:t>
-        </m:r>
-        <m:r>
-          <m:t>w</m:t>
-        </m:r>
-        <m:r>
-          <m:t>i</m:t>
-        </m:r>
-        <m:r>
-          <m:t>t</m:t>
-        </m:r>
-        <m:r>
-          <m:t>h</m:t>
-        </m:r>
-        <m:r>
-          <m:t>a</m:t>
-        </m:r>
-        <m:r>
-          <m:t>n</m:t>
-        </m:r>
-        <m:r>
-          <m:t>n</m:t>
-        </m:r>
-        <m:r>
-          <m:t>u</m:t>
-        </m:r>
-        <m:r>
-          <m:t>a</m:t>
-        </m:r>
-        <m:r>
-          <m:t>l</m:t>
-        </m:r>
-        <m:r>
-          <m:t>r</m:t>
-        </m:r>
-        <m:r>
-          <m:t>u</m:t>
-        </m:r>
-        <m:r>
-          <m:t>n</m:t>
-        </m:r>
-        <m:r>
-          <m:t>n</m:t>
-        </m:r>
-        <m:r>
-          <m:t>i</m:t>
-        </m:r>
-        <m:r>
-          <m:t>n</m:t>
-        </m:r>
-        <m:r>
-          <m:t>g</m:t>
-        </m:r>
-        <m:r>
-          <m:t>o</m:t>
-        </m:r>
-        <m:r>
-          <m:t>f</m:t>
-        </m:r>
-        <m:r>
-          <m:rPr>
-            <m:sty m:val="p"/>
-          </m:rPr>
-          <m:t>*</m:t>
-        </m:r>
-        <m:r>
-          <m:rPr>
-            <m:sty m:val="p"/>
-          </m:rPr>
-          <m:t>*</m:t>
-        </m:r>
-        <m:r>
-          <m:t>U</m:t>
-        </m:r>
-        <m:r>
-          <m:t>S</m:t>
-        </m:r>
-      </m:oMath>
-      <w:r>
-        <w:rPr>
-          <w:b/>
-          <w:bCs/>
-        </w:rPr>
-        <w:t xml:space="preserve">155,000 to US$873,000</w:t>
+        <w:t xml:space="preserve">approximately US$3 million a year</w:t>
+      </w:r>
+      <w:r>
+        <w:t xml:space="preserve"> </w:t>
+      </w:r>
+      <w:r>
+        <w:t xml:space="preserve">to maintain that system alone</w:t>
+      </w:r>
+      <w:r>
+        <w:t xml:space="preserve"> </w:t>
+      </w:r>
+      <w:r>
+        <w:rPr>
+          <w:i/>
+          <w:iCs/>
+        </w:rPr>
+        <w:t xml:space="preserve">(World Bank, Zimbabwe: Public Financial Management Enhancement Project, report ICR00005623, 4 February 2022)</w:t>
+      </w:r>
+      <w:r>
+        <w:t xml:space="preserve">. Comparable national platforms built by other African governments cost</w:t>
+      </w:r>
+      <w:r>
+        <w:t xml:space="preserve"> </w:t>
+      </w:r>
+      <w:r>
+        <w:rPr>
+          <w:b/>
+          <w:bCs/>
+        </w:rPr>
+        <w:t xml:space="preserve">US$1.45 million to US$7.8 million</w:t>
+      </w:r>
+      <w:r>
+        <w:t xml:space="preserve"> </w:t>
+      </w:r>
+      <w:r>
+        <w:t xml:space="preserve">to design and build, with annual running of</w:t>
+      </w:r>
+      <w:r>
+        <w:t xml:space="preserve"> </w:t>
+      </w:r>
+      <w:r>
+        <w:rPr>
+          <w:b/>
+          <w:bCs/>
+        </w:rPr>
+        <w:t xml:space="preserve">US$155,000 to US$873,000</w:t>
       </w:r>
       <w:r>
         <w:t xml:space="preserve"> </w:t>
